--- a/docs/毕业设计论文.docx
+++ b/docs/毕业设计论文.docx
@@ -6,12 +6,12 @@
     <w:p>
       <w:pPr>
         <w:pStyle w:val="Heading1"/>
-        <w:spacing w:line="360" w:lineRule="auto" w:before="240" w:after="120"/>
+        <w:spacing w:line="360" w:lineRule="auto" w:before="240" w:after="240"/>
         <w:jc w:val="center"/>
       </w:pPr>
       <w:r>
         <w:rPr>
-          <w:rFonts w:ascii="Times New Roman" w:hAnsi="Times New Roman" w:eastAsia="宋体"/>
+          <w:rFonts w:ascii="Times New Roman" w:hAnsi="Times New Roman" w:eastAsia="黑体"/>
           <w:b/>
           <w:sz w:val="32"/>
         </w:rPr>
@@ -20,7 +20,7 @@
     </w:p>
     <w:p>
       <w:pPr>
-        <w:pStyle w:val="BlockText"/>
+        <w:pStyle w:val="Normal"/>
         <w:spacing w:line="360" w:lineRule="auto"/>
         <w:ind w:firstLine="480"/>
         <w:jc w:val="both"/>
@@ -36,10 +36,10 @@
     </w:p>
     <w:p>
       <w:pPr>
-        <w:pStyle w:val="BlockText"/>
-        <w:spacing w:line="360" w:lineRule="auto"/>
-        <w:ind w:firstLine="480"/>
-        <w:jc w:val="both"/>
+        <w:pStyle w:val="Normal"/>
+        <w:spacing w:line="360" w:lineRule="auto"/>
+        <w:ind w:firstLine="0"/>
+        <w:jc w:val="left"/>
       </w:pPr>
       <w:r>
         <w:rPr>
@@ -492,17 +492,7 @@
       </w:r>
     </w:p>
     <w:p>
-      <w:pPr>
-        <w:spacing w:line="360" w:lineRule="auto"/>
-        <w:ind w:firstLine="480"/>
-        <w:jc w:val="both"/>
-      </w:pPr>
-      <w:r>
-        <w:rPr>
-          <w:rFonts w:ascii="Times New Roman" w:hAnsi="Times New Roman" w:eastAsia="宋体"/>
-          <w:b w:val="0"/>
-          <w:sz w:val="24"/>
-        </w:rPr>
+      <w:r>
         <w:pict>
           <v:rect style="width:0;height:1.5pt" o:hralign="center" o:hrstd="t" o:hr="t"/>
         </w:pict>
@@ -511,7 +501,7 @@
     <w:bookmarkStart w:id="20" w:name="诚信承诺书"/>
     <w:p>
       <w:pPr>
-        <w:pStyle w:val="Heading2"/>
+        <w:pStyle w:val="Heading1"/>
         <w:spacing w:line="360" w:lineRule="auto" w:before="240" w:after="120"/>
         <w:jc w:val="center"/>
       </w:pPr>
@@ -526,7 +516,7 @@
     </w:p>
     <w:p>
       <w:pPr>
-        <w:pStyle w:val="FirstParagraph"/>
+        <w:pStyle w:val="Normal"/>
         <w:spacing w:line="360" w:lineRule="auto"/>
         <w:ind w:firstLine="480"/>
         <w:jc w:val="both"/>
@@ -542,7 +532,7 @@
     </w:p>
     <w:p>
       <w:pPr>
-        <w:pStyle w:val="BodyText"/>
+        <w:pStyle w:val="Normal"/>
         <w:spacing w:line="360" w:lineRule="auto"/>
         <w:ind w:firstLine="480"/>
         <w:jc w:val="both"/>
@@ -558,7 +548,7 @@
     </w:p>
     <w:p>
       <w:pPr>
-        <w:pStyle w:val="BodyText"/>
+        <w:pStyle w:val="Normal"/>
         <w:spacing w:line="360" w:lineRule="auto"/>
         <w:ind w:firstLine="480"/>
         <w:jc w:val="both"/>
@@ -574,7 +564,7 @@
     </w:p>
     <w:p>
       <w:pPr>
-        <w:pStyle w:val="BodyText"/>
+        <w:pStyle w:val="Normal"/>
         <w:spacing w:line="360" w:lineRule="auto"/>
         <w:ind w:firstLine="480"/>
         <w:jc w:val="both"/>
@@ -589,17 +579,7 @@
       </w:r>
     </w:p>
     <w:p>
-      <w:pPr>
-        <w:spacing w:line="360" w:lineRule="auto"/>
-        <w:ind w:firstLine="480"/>
-        <w:jc w:val="both"/>
-      </w:pPr>
-      <w:r>
-        <w:rPr>
-          <w:rFonts w:ascii="Times New Roman" w:hAnsi="Times New Roman" w:eastAsia="宋体"/>
-          <w:b w:val="0"/>
-          <w:sz w:val="24"/>
-        </w:rPr>
+      <w:r>
         <w:pict>
           <v:rect style="width:0;height:1.5pt" o:hralign="center" o:hrstd="t" o:hr="t"/>
         </w:pict>
@@ -607,946 +587,917 @@
     </w:p>
     <w:p>
       <w:pPr>
-        <w:pStyle w:val="FirstParagraph"/>
-        <w:spacing w:line="360" w:lineRule="auto" w:before="120" w:after="80"/>
+        <w:pStyle w:val="Heading1"/>
+        <w:spacing w:line="360" w:lineRule="auto" w:before="240" w:after="120"/>
         <w:jc w:val="center"/>
       </w:pPr>
       <w:r>
         <w:rPr>
           <w:bCs/>
+          <w:rFonts w:ascii="Times New Roman" w:hAnsi="Times New Roman" w:eastAsia="宋体"/>
+          <w:b/>
+          <w:sz w:val="32"/>
+        </w:rPr>
+        <w:t xml:space="preserve">摘要</w:t>
+      </w:r>
+    </w:p>
+    <w:p>
+      <w:pPr>
+        <w:pStyle w:val="Normal"/>
+        <w:spacing w:line="360" w:lineRule="auto"/>
+        <w:ind w:firstLine="480"/>
+        <w:jc w:val="both"/>
+      </w:pPr>
+      <w:r>
+        <w:rPr>
+          <w:rFonts w:ascii="Times New Roman" w:hAnsi="Times New Roman" w:eastAsia="宋体"/>
+          <w:b w:val="0"/>
+          <w:sz w:val="24"/>
+        </w:rPr>
+        <w:t xml:space="preserve">针对在线教育中教师批改负担重、学生反馈慢、家长难以掌握学情、刷课行为频发等问题，本文设计并实现了一个基于多语言协同架构的智慧教育平台。平台采用 Node.js+Python+Rust 多语言协同架构，通过 gRPC 实现跨语言通信，前端使用 Vue 3+Rust-WASM 构建。系统覆盖学生、教师、家长三角色业务闭环，集成 AI 动态学习路径、FaceGuard 防刷课、AI 代码编辑器、错题智能推送等核心功能。测试结果表明，主观题自动评分准确率达 92%以上，客观题批改速度提升 8 倍，防刷课抗造假能力提升 10 倍，一键启动小于 10 秒。</w:t>
+      </w:r>
+    </w:p>
+    <w:p>
+      <w:pPr>
+        <w:pStyle w:val="Normal"/>
+        <w:spacing w:line="360" w:lineRule="auto" w:before="80"/>
+        <w:jc w:val="left"/>
+      </w:pPr>
+      <w:r>
+        <w:rPr>
+          <w:bCs/>
+          <w:rFonts w:ascii="Times New Roman" w:hAnsi="Times New Roman" w:eastAsia="宋体"/>
+          <w:b/>
+          <w:sz w:val="24"/>
+        </w:rPr>
+        <w:t xml:space="preserve">关键词</w:t>
+      </w:r>
+      <w:r>
+        <w:rPr>
+          <w:rFonts w:ascii="Times New Roman" w:hAnsi="Times New Roman" w:eastAsia="宋体"/>
+          <w:b/>
+          <w:sz w:val="24"/>
+        </w:rPr>
+        <w:t xml:space="preserve">：智慧教育；多语言协同；gRPC；动态学习路径；BERT 评分；人脸核验；WebAssembly</w:t>
+      </w:r>
+    </w:p>
+    <w:p>
+      <w:r>
+        <w:pict>
+          <v:rect style="width:0;height:1.5pt" o:hralign="center" o:hrstd="t" o:hr="t"/>
+        </w:pict>
+      </w:r>
+    </w:p>
+    <w:p>
+      <w:pPr>
+        <w:pStyle w:val="Heading1"/>
+        <w:spacing w:line="360" w:lineRule="auto" w:before="240" w:after="120"/>
+        <w:jc w:val="center"/>
+      </w:pPr>
+      <w:r>
+        <w:rPr>
+          <w:bCs/>
+          <w:rFonts w:ascii="Times New Roman" w:hAnsi="Times New Roman" w:eastAsia="宋体"/>
+          <w:b/>
+          <w:sz w:val="36"/>
+        </w:rPr>
+        <w:t xml:space="preserve">Abstract</w:t>
+      </w:r>
+    </w:p>
+    <w:p>
+      <w:pPr>
+        <w:pStyle w:val="Normal"/>
+        <w:spacing w:line="360" w:lineRule="auto"/>
+        <w:ind w:firstLine="480"/>
+        <w:jc w:val="both"/>
+      </w:pPr>
+      <w:r>
+        <w:rPr>
+          <w:rFonts w:ascii="Times New Roman" w:hAnsi="Times New Roman" w:eastAsia="宋体"/>
+          <w:b w:val="0"/>
+          <w:sz w:val="24"/>
+        </w:rPr>
+        <w:t xml:space="preserve">Aiming at problems in online education such as heavy grading burden, slow feedback, and frequent course-brushing, this paper designs and implements a smart education platform based on a multi-language collaborative architecture. The platform uses Node.js, Python and Rust with gRPC for cross-language communication, and Vue 3 with Rust-WASM for the front end. It covers a business closed-loop of students, teachers and parents, integrating AI dynamic learning paths, FaceGuard anti-brushing, AI code editor and intelligent wrong-question push. Tests show that subjective scoring accuracy exceeds 92%, objective grading speed improves 8 times, anti-brushing capability improves 10 times, and one-click startup is under 10 seconds.</w:t>
+      </w:r>
+    </w:p>
+    <w:p>
+      <w:pPr>
+        <w:pStyle w:val="Normal"/>
+        <w:spacing w:line="360" w:lineRule="auto" w:before="80"/>
+        <w:jc w:val="left"/>
+      </w:pPr>
+      <w:r>
+        <w:rPr>
+          <w:bCs/>
+          <w:rFonts w:ascii="Times New Roman" w:hAnsi="Times New Roman" w:eastAsia="宋体"/>
+          <w:b/>
+          <w:sz w:val="24"/>
+        </w:rPr>
+        <w:t xml:space="preserve">Keywords</w:t>
+      </w:r>
+      <w:r>
+        <w:rPr>
+          <w:rFonts w:ascii="Times New Roman" w:hAnsi="Times New Roman" w:eastAsia="宋体"/>
+          <w:b/>
+          <w:sz w:val="24"/>
+        </w:rPr>
+        <w:t xml:space="preserve">: Smart Education; Multi-language Collaboration; gRPC; Dynamic Learning Path; BERT Scoring; Face Verification; WebAssembly</w:t>
+      </w:r>
+    </w:p>
+    <w:p>
+      <w:r>
+        <w:pict>
+          <v:rect style="width:0;height:1.5pt" o:hralign="center" o:hrstd="t" o:hr="t"/>
+        </w:pict>
+      </w:r>
+    </w:p>
+    <w:bookmarkEnd w:id="20"/>
+    <w:bookmarkStart w:id="21" w:name="目录"/>
+    <w:p>
+      <w:pPr>
+        <w:pStyle w:val="Heading1"/>
+        <w:spacing w:line="360" w:lineRule="auto" w:before="240" w:after="120"/>
+        <w:jc w:val="center"/>
+      </w:pPr>
+      <w:r>
+        <w:rPr>
           <w:rFonts w:ascii="Times New Roman" w:hAnsi="Times New Roman" w:eastAsia="黑体"/>
           <w:b/>
           <w:sz w:val="32"/>
         </w:rPr>
-        <w:t xml:space="preserve">摘要</w:t>
-      </w:r>
-    </w:p>
-    <w:p>
-      <w:pPr>
-        <w:pStyle w:val="BodyText"/>
-        <w:spacing w:line="360" w:lineRule="auto"/>
-        <w:ind w:firstLine="480"/>
-        <w:jc w:val="both"/>
-      </w:pPr>
-      <w:r>
-        <w:rPr>
-          <w:rFonts w:ascii="Times New Roman" w:hAnsi="Times New Roman" w:eastAsia="宋体"/>
-          <w:b w:val="0"/>
-          <w:sz w:val="24"/>
-        </w:rPr>
-        <w:t xml:space="preserve">针对在线教育中教师批改负担重、学生反馈慢、家长难以掌握学情、刷课行为频发等问题，本文设计并实现了一个基于多语言协同架构的智慧教育平台。平台采用 Node.js+Python+Rust 多语言协同架构，通过 gRPC 实现跨语言通信，前端使用 Vue 3+Rust-WASM 构建。系统覆盖学生、教师、家长三角色业务闭环，集成 AI 动态学习路径、FaceGuard 防刷课、AI 代码编辑器、错题智能推送等核心功能。测试结果表明，主观题自动评分准确率达 92%以上，客观题批改速度提升 8 倍，防刷课抗造假能力提升 10 倍，一键启动小于 10 秒。</w:t>
-      </w:r>
-    </w:p>
-    <w:p>
-      <w:pPr>
-        <w:pStyle w:val="BodyText"/>
-        <w:spacing w:line="360" w:lineRule="auto" w:before="80"/>
+        <w:t xml:space="preserve">目录</w:t>
+      </w:r>
+    </w:p>
+    <w:p>
+      <w:pPr>
+        <w:pStyle w:val="Normal"/>
+        <w:spacing w:line="360" w:lineRule="auto"/>
+        <w:ind w:firstLine="0"/>
         <w:jc w:val="left"/>
       </w:pPr>
       <w:r>
         <w:rPr>
-          <w:bCs/>
-          <w:rFonts w:ascii="Times New Roman" w:hAnsi="Times New Roman" w:eastAsia="宋体"/>
-          <w:b/>
-          <w:sz w:val="24"/>
-        </w:rPr>
-        <w:t xml:space="preserve">关键词</w:t>
-      </w:r>
-      <w:r>
-        <w:rPr>
-          <w:rFonts w:ascii="Times New Roman" w:hAnsi="Times New Roman" w:eastAsia="宋体"/>
-          <w:b/>
-          <w:sz w:val="24"/>
-        </w:rPr>
-        <w:t xml:space="preserve">：智慧教育；多语言协同；gRPC；动态学习路径；BERT 评分；人脸核验；WebAssembly</w:t>
-      </w:r>
-    </w:p>
-    <w:p>
-      <w:pPr>
-        <w:spacing w:line="360" w:lineRule="auto"/>
-        <w:ind w:firstLine="480"/>
-        <w:jc w:val="both"/>
-      </w:pPr>
-      <w:r>
-        <w:rPr>
-          <w:rFonts w:ascii="Times New Roman" w:hAnsi="Times New Roman" w:eastAsia="宋体"/>
-          <w:b w:val="0"/>
-          <w:sz w:val="24"/>
-        </w:rPr>
-        <w:pict>
-          <v:rect style="width:0;height:1.5pt" o:hralign="center" o:hrstd="t" o:hr="t"/>
-        </w:pict>
-      </w:r>
-    </w:p>
-    <w:p>
-      <w:pPr>
-        <w:pStyle w:val="FirstParagraph"/>
-        <w:spacing w:line="360" w:lineRule="auto" w:before="120" w:after="80"/>
-        <w:jc w:val="center"/>
-      </w:pPr>
-      <w:r>
-        <w:rPr>
-          <w:bCs/>
-          <w:rFonts w:ascii="Times New Roman" w:hAnsi="Times New Roman" w:eastAsia="Times New Roman"/>
-          <w:b/>
-          <w:sz w:val="36"/>
-        </w:rPr>
-        <w:t xml:space="preserve">Abstract</w:t>
-      </w:r>
-    </w:p>
-    <w:p>
-      <w:pPr>
-        <w:pStyle w:val="BodyText"/>
-        <w:spacing w:line="360" w:lineRule="auto"/>
-        <w:ind w:firstLine="480"/>
-        <w:jc w:val="both"/>
-      </w:pPr>
-      <w:r>
-        <w:rPr>
-          <w:rFonts w:ascii="Times New Roman" w:hAnsi="Times New Roman" w:eastAsia="宋体"/>
-          <w:b w:val="0"/>
-          <w:sz w:val="24"/>
-        </w:rPr>
-        <w:t xml:space="preserve">Aiming at problems in online education such as heavy grading burden, slow feedback, and frequent course-brushing, this paper designs and implements a smart education platform based on a multi-language collaborative architecture. The platform uses Node.js, Python and Rust with gRPC for cross-language communication, and Vue 3 with Rust-WASM for the front end. It covers a business closed-loop of students, teachers and parents, integrating AI dynamic learning paths, FaceGuard anti-brushing, AI code editor and intelligent wrong-question push. Tests show that subjective scoring accuracy exceeds 92%, objective grading speed improves 8 times, anti-brushing capability improves 10 times, and one-click startup is under 10 seconds.</w:t>
-      </w:r>
-    </w:p>
-    <w:p>
-      <w:pPr>
-        <w:pStyle w:val="BodyText"/>
-        <w:spacing w:line="360" w:lineRule="auto" w:before="80"/>
-        <w:jc w:val="left"/>
-      </w:pPr>
-      <w:r>
-        <w:rPr>
-          <w:bCs/>
-          <w:rFonts w:ascii="Times New Roman" w:hAnsi="Times New Roman" w:eastAsia="宋体"/>
-          <w:b/>
-          <w:sz w:val="24"/>
-        </w:rPr>
-        <w:t xml:space="preserve">Keywords</w:t>
-      </w:r>
-      <w:r>
-        <w:rPr>
-          <w:rFonts w:ascii="Times New Roman" w:hAnsi="Times New Roman" w:eastAsia="宋体"/>
-          <w:b/>
-          <w:sz w:val="24"/>
-        </w:rPr>
-        <w:t xml:space="preserve">: Smart Education; Multi-language Collaboration; gRPC; Dynamic Learning Path; BERT Scoring; Face Verification; WebAssembly</w:t>
-      </w:r>
-    </w:p>
-    <w:p>
-      <w:pPr>
-        <w:spacing w:line="360" w:lineRule="auto"/>
-        <w:ind w:firstLine="480"/>
-        <w:jc w:val="both"/>
-      </w:pPr>
-      <w:r>
-        <w:rPr>
-          <w:rFonts w:ascii="Times New Roman" w:hAnsi="Times New Roman" w:eastAsia="宋体"/>
-          <w:b w:val="0"/>
-          <w:sz w:val="24"/>
-        </w:rPr>
-        <w:pict>
-          <v:rect style="width:0;height:1.5pt" o:hralign="center" o:hrstd="t" o:hr="t"/>
-        </w:pict>
-      </w:r>
-    </w:p>
-    <w:bookmarkEnd w:id="20"/>
-    <w:bookmarkStart w:id="21" w:name="目录"/>
-    <w:p>
-      <w:pPr>
-        <w:pStyle w:val="Heading2"/>
-        <w:spacing w:line="360" w:lineRule="auto" w:before="240" w:after="120"/>
-        <w:jc w:val="center"/>
-      </w:pPr>
-      <w:r>
-        <w:rPr>
-          <w:rFonts w:ascii="Times New Roman" w:hAnsi="Times New Roman" w:eastAsia="黑体"/>
-          <w:b/>
-          <w:sz w:val="32"/>
-        </w:rPr>
-        <w:t xml:space="preserve">目录</w:t>
-      </w:r>
-    </w:p>
-    <w:p>
-      <w:pPr>
-        <w:pStyle w:val="FirstParagraph"/>
-        <w:spacing w:line="360" w:lineRule="auto" w:before="240" w:after="120"/>
-        <w:jc w:val="center"/>
-      </w:pPr>
-      <w:r>
-        <w:rPr>
-          <w:rFonts w:ascii="Times New Roman" w:hAnsi="Times New Roman" w:eastAsia="宋体"/>
-          <w:b/>
-          <w:sz w:val="32"/>
+          <w:rFonts w:ascii="Times New Roman" w:hAnsi="Times New Roman" w:eastAsia="宋体"/>
+          <w:b w:val="0"/>
+          <w:sz w:val="24"/>
         </w:rPr>
         <w:t xml:space="preserve">第1章 前言…………………………1</w:t>
       </w:r>
       <w:r>
         <w:rPr>
           <w:rFonts w:ascii="Times New Roman" w:hAnsi="Times New Roman" w:eastAsia="宋体"/>
-          <w:b/>
-          <w:sz w:val="32"/>
+          <w:b w:val="0"/>
+          <w:sz w:val="24"/>
         </w:rPr>
         <w:t xml:space="preserve"> </w:t>
       </w:r>
       <w:r>
         <w:rPr>
           <w:rFonts w:ascii="Times New Roman" w:hAnsi="Times New Roman" w:eastAsia="宋体"/>
-          <w:b/>
-          <w:sz w:val="32"/>
+          <w:b w:val="0"/>
+          <w:sz w:val="24"/>
         </w:rPr>
         <w:t xml:space="preserve">　1.1 研究背景与意义……………………1</w:t>
       </w:r>
       <w:r>
         <w:rPr>
           <w:rFonts w:ascii="Times New Roman" w:hAnsi="Times New Roman" w:eastAsia="宋体"/>
-          <w:b/>
-          <w:sz w:val="32"/>
+          <w:b w:val="0"/>
+          <w:sz w:val="24"/>
         </w:rPr>
         <w:t xml:space="preserve"> </w:t>
       </w:r>
       <w:r>
         <w:rPr>
           <w:rFonts w:ascii="Times New Roman" w:hAnsi="Times New Roman" w:eastAsia="宋体"/>
-          <w:b/>
-          <w:sz w:val="32"/>
+          <w:b w:val="0"/>
+          <w:sz w:val="24"/>
         </w:rPr>
         <w:t xml:space="preserve">　　1.1.1 研究背景……………………1</w:t>
       </w:r>
       <w:r>
         <w:rPr>
           <w:rFonts w:ascii="Times New Roman" w:hAnsi="Times New Roman" w:eastAsia="宋体"/>
-          <w:b/>
-          <w:sz w:val="32"/>
+          <w:b w:val="0"/>
+          <w:sz w:val="24"/>
         </w:rPr>
         <w:t xml:space="preserve"> </w:t>
       </w:r>
       <w:r>
         <w:rPr>
           <w:rFonts w:ascii="Times New Roman" w:hAnsi="Times New Roman" w:eastAsia="宋体"/>
-          <w:b/>
-          <w:sz w:val="32"/>
+          <w:b w:val="0"/>
+          <w:sz w:val="24"/>
         </w:rPr>
         <w:t xml:space="preserve">　　1.1.2 研究意义……………………2</w:t>
       </w:r>
       <w:r>
         <w:rPr>
           <w:rFonts w:ascii="Times New Roman" w:hAnsi="Times New Roman" w:eastAsia="宋体"/>
-          <w:b/>
-          <w:sz w:val="32"/>
+          <w:b w:val="0"/>
+          <w:sz w:val="24"/>
         </w:rPr>
         <w:t xml:space="preserve"> </w:t>
       </w:r>
       <w:r>
         <w:rPr>
           <w:rFonts w:ascii="Times New Roman" w:hAnsi="Times New Roman" w:eastAsia="宋体"/>
-          <w:b/>
-          <w:sz w:val="32"/>
+          <w:b w:val="0"/>
+          <w:sz w:val="24"/>
         </w:rPr>
         <w:t xml:space="preserve">　1.2 国内外研究现状……………………2</w:t>
       </w:r>
       <w:r>
         <w:rPr>
           <w:rFonts w:ascii="Times New Roman" w:hAnsi="Times New Roman" w:eastAsia="宋体"/>
-          <w:b/>
-          <w:sz w:val="32"/>
+          <w:b w:val="0"/>
+          <w:sz w:val="24"/>
         </w:rPr>
         <w:t xml:space="preserve"> </w:t>
       </w:r>
       <w:r>
         <w:rPr>
           <w:rFonts w:ascii="Times New Roman" w:hAnsi="Times New Roman" w:eastAsia="宋体"/>
-          <w:b/>
-          <w:sz w:val="32"/>
+          <w:b w:val="0"/>
+          <w:sz w:val="24"/>
         </w:rPr>
         <w:t xml:space="preserve">　　1.2.1 智能教育平台现状……………………2</w:t>
       </w:r>
       <w:r>
         <w:rPr>
           <w:rFonts w:ascii="Times New Roman" w:hAnsi="Times New Roman" w:eastAsia="宋体"/>
-          <w:b/>
-          <w:sz w:val="32"/>
+          <w:b w:val="0"/>
+          <w:sz w:val="24"/>
         </w:rPr>
         <w:t xml:space="preserve"> </w:t>
       </w:r>
       <w:r>
         <w:rPr>
           <w:rFonts w:ascii="Times New Roman" w:hAnsi="Times New Roman" w:eastAsia="宋体"/>
-          <w:b/>
-          <w:sz w:val="32"/>
+          <w:b w:val="0"/>
+          <w:sz w:val="24"/>
         </w:rPr>
         <w:t xml:space="preserve">　　1.2.2 关键技术现状……………………3</w:t>
       </w:r>
       <w:r>
         <w:rPr>
           <w:rFonts w:ascii="Times New Roman" w:hAnsi="Times New Roman" w:eastAsia="宋体"/>
-          <w:b/>
-          <w:sz w:val="32"/>
+          <w:b w:val="0"/>
+          <w:sz w:val="24"/>
         </w:rPr>
         <w:t xml:space="preserve"> </w:t>
       </w:r>
       <w:r>
         <w:rPr>
           <w:rFonts w:ascii="Times New Roman" w:hAnsi="Times New Roman" w:eastAsia="宋体"/>
-          <w:b/>
-          <w:sz w:val="32"/>
+          <w:b w:val="0"/>
+          <w:sz w:val="24"/>
         </w:rPr>
         <w:t xml:space="preserve">　1.3 研究内容与目标……………………3</w:t>
       </w:r>
       <w:r>
         <w:rPr>
           <w:rFonts w:ascii="Times New Roman" w:hAnsi="Times New Roman" w:eastAsia="宋体"/>
-          <w:b/>
-          <w:sz w:val="32"/>
+          <w:b w:val="0"/>
+          <w:sz w:val="24"/>
         </w:rPr>
         <w:t xml:space="preserve"> </w:t>
       </w:r>
       <w:r>
         <w:rPr>
           <w:rFonts w:ascii="Times New Roman" w:hAnsi="Times New Roman" w:eastAsia="宋体"/>
-          <w:b/>
-          <w:sz w:val="32"/>
+          <w:b w:val="0"/>
+          <w:sz w:val="24"/>
         </w:rPr>
         <w:t xml:space="preserve">　1.4 论文组织结构……………………4</w:t>
       </w:r>
       <w:r>
         <w:rPr>
           <w:rFonts w:ascii="Times New Roman" w:hAnsi="Times New Roman" w:eastAsia="宋体"/>
-          <w:b/>
-          <w:sz w:val="32"/>
+          <w:b w:val="0"/>
+          <w:sz w:val="24"/>
         </w:rPr>
         <w:t xml:space="preserve"> </w:t>
       </w:r>
       <w:r>
         <w:rPr>
           <w:rFonts w:ascii="Times New Roman" w:hAnsi="Times New Roman" w:eastAsia="宋体"/>
-          <w:b/>
-          <w:sz w:val="32"/>
+          <w:b w:val="0"/>
+          <w:sz w:val="24"/>
         </w:rPr>
         <w:t xml:space="preserve">第2章 相关技术综述……………………5</w:t>
       </w:r>
       <w:r>
         <w:rPr>
           <w:rFonts w:ascii="Times New Roman" w:hAnsi="Times New Roman" w:eastAsia="宋体"/>
-          <w:b/>
-          <w:sz w:val="32"/>
+          <w:b w:val="0"/>
+          <w:sz w:val="24"/>
         </w:rPr>
         <w:t xml:space="preserve"> </w:t>
       </w:r>
       <w:r>
         <w:rPr>
           <w:rFonts w:ascii="Times New Roman" w:hAnsi="Times New Roman" w:eastAsia="宋体"/>
-          <w:b/>
-          <w:sz w:val="32"/>
+          <w:b w:val="0"/>
+          <w:sz w:val="24"/>
         </w:rPr>
         <w:t xml:space="preserve">　2.1 前端技术……………………5</w:t>
       </w:r>
       <w:r>
         <w:rPr>
           <w:rFonts w:ascii="Times New Roman" w:hAnsi="Times New Roman" w:eastAsia="宋体"/>
-          <w:b/>
-          <w:sz w:val="32"/>
+          <w:b w:val="0"/>
+          <w:sz w:val="24"/>
         </w:rPr>
         <w:t xml:space="preserve"> </w:t>
       </w:r>
       <w:r>
         <w:rPr>
           <w:rFonts w:ascii="Times New Roman" w:hAnsi="Times New Roman" w:eastAsia="宋体"/>
-          <w:b/>
-          <w:sz w:val="32"/>
+          <w:b w:val="0"/>
+          <w:sz w:val="24"/>
         </w:rPr>
         <w:t xml:space="preserve">　　2.1.1 Vue 3 与 TypeScript……………………5</w:t>
       </w:r>
       <w:r>
         <w:rPr>
           <w:rFonts w:ascii="Times New Roman" w:hAnsi="Times New Roman" w:eastAsia="宋体"/>
-          <w:b/>
-          <w:sz w:val="32"/>
+          <w:b w:val="0"/>
+          <w:sz w:val="24"/>
         </w:rPr>
         <w:t xml:space="preserve"> </w:t>
       </w:r>
       <w:r>
         <w:rPr>
           <w:rFonts w:ascii="Times New Roman" w:hAnsi="Times New Roman" w:eastAsia="宋体"/>
-          <w:b/>
-          <w:sz w:val="32"/>
+          <w:b w:val="0"/>
+          <w:sz w:val="24"/>
         </w:rPr>
         <w:t xml:space="preserve">　　2.1.2 Rust-WASM……………………5</w:t>
       </w:r>
       <w:r>
         <w:rPr>
           <w:rFonts w:ascii="Times New Roman" w:hAnsi="Times New Roman" w:eastAsia="宋体"/>
-          <w:b/>
-          <w:sz w:val="32"/>
+          <w:b w:val="0"/>
+          <w:sz w:val="24"/>
         </w:rPr>
         <w:t xml:space="preserve"> </w:t>
       </w:r>
       <w:r>
         <w:rPr>
           <w:rFonts w:ascii="Times New Roman" w:hAnsi="Times New Roman" w:eastAsia="宋体"/>
-          <w:b/>
-          <w:sz w:val="32"/>
+          <w:b w:val="0"/>
+          <w:sz w:val="24"/>
         </w:rPr>
         <w:t xml:space="preserve">　2.2 后端技术……………………6</w:t>
       </w:r>
       <w:r>
         <w:rPr>
           <w:rFonts w:ascii="Times New Roman" w:hAnsi="Times New Roman" w:eastAsia="宋体"/>
-          <w:b/>
-          <w:sz w:val="32"/>
+          <w:b w:val="0"/>
+          <w:sz w:val="24"/>
         </w:rPr>
         <w:t xml:space="preserve"> </w:t>
       </w:r>
       <w:r>
         <w:rPr>
           <w:rFonts w:ascii="Times New Roman" w:hAnsi="Times New Roman" w:eastAsia="宋体"/>
-          <w:b/>
-          <w:sz w:val="32"/>
+          <w:b w:val="0"/>
+          <w:sz w:val="24"/>
         </w:rPr>
         <w:t xml:space="preserve">　　2.2.1 Node.js 与 Express……………………6</w:t>
       </w:r>
       <w:r>
         <w:rPr>
           <w:rFonts w:ascii="Times New Roman" w:hAnsi="Times New Roman" w:eastAsia="宋体"/>
-          <w:b/>
-          <w:sz w:val="32"/>
+          <w:b w:val="0"/>
+          <w:sz w:val="24"/>
         </w:rPr>
         <w:t xml:space="preserve"> </w:t>
       </w:r>
       <w:r>
         <w:rPr>
           <w:rFonts w:ascii="Times New Roman" w:hAnsi="Times New Roman" w:eastAsia="宋体"/>
-          <w:b/>
-          <w:sz w:val="32"/>
+          <w:b w:val="0"/>
+          <w:sz w:val="24"/>
         </w:rPr>
         <w:t xml:space="preserve">　　2.2.2 gRPC……………………6</w:t>
       </w:r>
       <w:r>
         <w:rPr>
           <w:rFonts w:ascii="Times New Roman" w:hAnsi="Times New Roman" w:eastAsia="宋体"/>
-          <w:b/>
-          <w:sz w:val="32"/>
+          <w:b w:val="0"/>
+          <w:sz w:val="24"/>
         </w:rPr>
         <w:t xml:space="preserve"> </w:t>
       </w:r>
       <w:r>
         <w:rPr>
           <w:rFonts w:ascii="Times New Roman" w:hAnsi="Times New Roman" w:eastAsia="宋体"/>
-          <w:b/>
-          <w:sz w:val="32"/>
+          <w:b w:val="0"/>
+          <w:sz w:val="24"/>
         </w:rPr>
         <w:t xml:space="preserve">　2.3 AI 服务技术……………………7</w:t>
       </w:r>
       <w:r>
         <w:rPr>
           <w:rFonts w:ascii="Times New Roman" w:hAnsi="Times New Roman" w:eastAsia="宋体"/>
-          <w:b/>
-          <w:sz w:val="32"/>
+          <w:b w:val="0"/>
+          <w:sz w:val="24"/>
         </w:rPr>
         <w:t xml:space="preserve"> </w:t>
       </w:r>
       <w:r>
         <w:rPr>
           <w:rFonts w:ascii="Times New Roman" w:hAnsi="Times New Roman" w:eastAsia="宋体"/>
-          <w:b/>
-          <w:sz w:val="32"/>
+          <w:b w:val="0"/>
+          <w:sz w:val="24"/>
         </w:rPr>
         <w:t xml:space="preserve">　2.4 高性能服务技术……………………7</w:t>
       </w:r>
       <w:r>
         <w:rPr>
           <w:rFonts w:ascii="Times New Roman" w:hAnsi="Times New Roman" w:eastAsia="宋体"/>
-          <w:b/>
-          <w:sz w:val="32"/>
+          <w:b w:val="0"/>
+          <w:sz w:val="24"/>
         </w:rPr>
         <w:t xml:space="preserve"> </w:t>
       </w:r>
       <w:r>
         <w:rPr>
           <w:rFonts w:ascii="Times New Roman" w:hAnsi="Times New Roman" w:eastAsia="宋体"/>
-          <w:b/>
-          <w:sz w:val="32"/>
+          <w:b w:val="0"/>
+          <w:sz w:val="24"/>
         </w:rPr>
         <w:t xml:space="preserve">　2.5 数据存储技术……………………8</w:t>
       </w:r>
       <w:r>
         <w:rPr>
           <w:rFonts w:ascii="Times New Roman" w:hAnsi="Times New Roman" w:eastAsia="宋体"/>
-          <w:b/>
-          <w:sz w:val="32"/>
+          <w:b w:val="0"/>
+          <w:sz w:val="24"/>
         </w:rPr>
         <w:t xml:space="preserve"> </w:t>
       </w:r>
       <w:r>
         <w:rPr>
           <w:rFonts w:ascii="Times New Roman" w:hAnsi="Times New Roman" w:eastAsia="宋体"/>
-          <w:b/>
-          <w:sz w:val="32"/>
+          <w:b w:val="0"/>
+          <w:sz w:val="24"/>
         </w:rPr>
         <w:t xml:space="preserve">第3章 系统需求分析……………………9</w:t>
       </w:r>
       <w:r>
         <w:rPr>
           <w:rFonts w:ascii="Times New Roman" w:hAnsi="Times New Roman" w:eastAsia="宋体"/>
-          <w:b/>
-          <w:sz w:val="32"/>
+          <w:b w:val="0"/>
+          <w:sz w:val="24"/>
         </w:rPr>
         <w:t xml:space="preserve"> </w:t>
       </w:r>
       <w:r>
         <w:rPr>
           <w:rFonts w:ascii="Times New Roman" w:hAnsi="Times New Roman" w:eastAsia="宋体"/>
-          <w:b/>
-          <w:sz w:val="32"/>
+          <w:b w:val="0"/>
+          <w:sz w:val="24"/>
         </w:rPr>
         <w:t xml:space="preserve">　3.1 系统概述……………………9</w:t>
       </w:r>
       <w:r>
         <w:rPr>
           <w:rFonts w:ascii="Times New Roman" w:hAnsi="Times New Roman" w:eastAsia="宋体"/>
-          <w:b/>
-          <w:sz w:val="32"/>
+          <w:b w:val="0"/>
+          <w:sz w:val="24"/>
         </w:rPr>
         <w:t xml:space="preserve"> </w:t>
       </w:r>
       <w:r>
         <w:rPr>
           <w:rFonts w:ascii="Times New Roman" w:hAnsi="Times New Roman" w:eastAsia="宋体"/>
-          <w:b/>
-          <w:sz w:val="32"/>
+          <w:b w:val="0"/>
+          <w:sz w:val="24"/>
         </w:rPr>
         <w:t xml:space="preserve">　3.2 功能需求……………………9</w:t>
       </w:r>
       <w:r>
         <w:rPr>
           <w:rFonts w:ascii="Times New Roman" w:hAnsi="Times New Roman" w:eastAsia="宋体"/>
-          <w:b/>
-          <w:sz w:val="32"/>
+          <w:b w:val="0"/>
+          <w:sz w:val="24"/>
         </w:rPr>
         <w:t xml:space="preserve"> </w:t>
       </w:r>
       <w:r>
         <w:rPr>
           <w:rFonts w:ascii="Times New Roman" w:hAnsi="Times New Roman" w:eastAsia="宋体"/>
-          <w:b/>
-          <w:sz w:val="32"/>
+          <w:b w:val="0"/>
+          <w:sz w:val="24"/>
         </w:rPr>
         <w:t xml:space="preserve">　3.3 非功能需求……………………11</w:t>
       </w:r>
       <w:r>
         <w:rPr>
           <w:rFonts w:ascii="Times New Roman" w:hAnsi="Times New Roman" w:eastAsia="宋体"/>
-          <w:b/>
-          <w:sz w:val="32"/>
+          <w:b w:val="0"/>
+          <w:sz w:val="24"/>
         </w:rPr>
         <w:t xml:space="preserve"> </w:t>
       </w:r>
       <w:r>
         <w:rPr>
           <w:rFonts w:ascii="Times New Roman" w:hAnsi="Times New Roman" w:eastAsia="宋体"/>
-          <w:b/>
-          <w:sz w:val="32"/>
+          <w:b w:val="0"/>
+          <w:sz w:val="24"/>
         </w:rPr>
         <w:t xml:space="preserve">　3.4 用例分析……………………11</w:t>
       </w:r>
       <w:r>
         <w:rPr>
           <w:rFonts w:ascii="Times New Roman" w:hAnsi="Times New Roman" w:eastAsia="宋体"/>
-          <w:b/>
-          <w:sz w:val="32"/>
+          <w:b w:val="0"/>
+          <w:sz w:val="24"/>
         </w:rPr>
         <w:t xml:space="preserve"> </w:t>
       </w:r>
       <w:r>
         <w:rPr>
           <w:rFonts w:ascii="Times New Roman" w:hAnsi="Times New Roman" w:eastAsia="宋体"/>
-          <w:b/>
-          <w:sz w:val="32"/>
+          <w:b w:val="0"/>
+          <w:sz w:val="24"/>
         </w:rPr>
         <w:t xml:space="preserve">第4章 系统设计……………………12</w:t>
       </w:r>
       <w:r>
         <w:rPr>
           <w:rFonts w:ascii="Times New Roman" w:hAnsi="Times New Roman" w:eastAsia="宋体"/>
-          <w:b/>
-          <w:sz w:val="32"/>
+          <w:b w:val="0"/>
+          <w:sz w:val="24"/>
         </w:rPr>
         <w:t xml:space="preserve"> </w:t>
       </w:r>
       <w:r>
         <w:rPr>
           <w:rFonts w:ascii="Times New Roman" w:hAnsi="Times New Roman" w:eastAsia="宋体"/>
-          <w:b/>
-          <w:sz w:val="32"/>
+          <w:b w:val="0"/>
+          <w:sz w:val="24"/>
         </w:rPr>
         <w:t xml:space="preserve">　4.1 系统架构设计……………………12</w:t>
       </w:r>
       <w:r>
         <w:rPr>
           <w:rFonts w:ascii="Times New Roman" w:hAnsi="Times New Roman" w:eastAsia="宋体"/>
-          <w:b/>
-          <w:sz w:val="32"/>
+          <w:b w:val="0"/>
+          <w:sz w:val="24"/>
         </w:rPr>
         <w:t xml:space="preserve"> </w:t>
       </w:r>
       <w:r>
         <w:rPr>
           <w:rFonts w:ascii="Times New Roman" w:hAnsi="Times New Roman" w:eastAsia="宋体"/>
-          <w:b/>
-          <w:sz w:val="32"/>
+          <w:b w:val="0"/>
+          <w:sz w:val="24"/>
         </w:rPr>
         <w:t xml:space="preserve">　4.2 数据库设计……………………13</w:t>
       </w:r>
       <w:r>
         <w:rPr>
           <w:rFonts w:ascii="Times New Roman" w:hAnsi="Times New Roman" w:eastAsia="宋体"/>
-          <w:b/>
-          <w:sz w:val="32"/>
+          <w:b w:val="0"/>
+          <w:sz w:val="24"/>
         </w:rPr>
         <w:t xml:space="preserve"> </w:t>
       </w:r>
       <w:r>
         <w:rPr>
           <w:rFonts w:ascii="Times New Roman" w:hAnsi="Times New Roman" w:eastAsia="宋体"/>
-          <w:b/>
-          <w:sz w:val="32"/>
+          <w:b w:val="0"/>
+          <w:sz w:val="24"/>
         </w:rPr>
         <w:t xml:space="preserve">　4.3 接口设计……………………14</w:t>
       </w:r>
       <w:r>
         <w:rPr>
           <w:rFonts w:ascii="Times New Roman" w:hAnsi="Times New Roman" w:eastAsia="宋体"/>
-          <w:b/>
-          <w:sz w:val="32"/>
+          <w:b w:val="0"/>
+          <w:sz w:val="24"/>
         </w:rPr>
         <w:t xml:space="preserve"> </w:t>
       </w:r>
       <w:r>
         <w:rPr>
           <w:rFonts w:ascii="Times New Roman" w:hAnsi="Times New Roman" w:eastAsia="宋体"/>
-          <w:b/>
-          <w:sz w:val="32"/>
+          <w:b w:val="0"/>
+          <w:sz w:val="24"/>
         </w:rPr>
         <w:t xml:space="preserve">　4.4 算法设计……………………15</w:t>
       </w:r>
       <w:r>
         <w:rPr>
           <w:rFonts w:ascii="Times New Roman" w:hAnsi="Times New Roman" w:eastAsia="宋体"/>
-          <w:b/>
-          <w:sz w:val="32"/>
+          <w:b w:val="0"/>
+          <w:sz w:val="24"/>
         </w:rPr>
         <w:t xml:space="preserve"> </w:t>
       </w:r>
       <w:r>
         <w:rPr>
           <w:rFonts w:ascii="Times New Roman" w:hAnsi="Times New Roman" w:eastAsia="宋体"/>
-          <w:b/>
-          <w:sz w:val="32"/>
+          <w:b w:val="0"/>
+          <w:sz w:val="24"/>
         </w:rPr>
         <w:t xml:space="preserve">　4.5 安全设计……………………17</w:t>
       </w:r>
       <w:r>
         <w:rPr>
           <w:rFonts w:ascii="Times New Roman" w:hAnsi="Times New Roman" w:eastAsia="宋体"/>
-          <w:b/>
-          <w:sz w:val="32"/>
+          <w:b w:val="0"/>
+          <w:sz w:val="24"/>
         </w:rPr>
         <w:t xml:space="preserve"> </w:t>
       </w:r>
       <w:r>
         <w:rPr>
           <w:rFonts w:ascii="Times New Roman" w:hAnsi="Times New Roman" w:eastAsia="宋体"/>
-          <w:b/>
-          <w:sz w:val="32"/>
+          <w:b w:val="0"/>
+          <w:sz w:val="24"/>
         </w:rPr>
         <w:t xml:space="preserve">第5章 系统实现……………………18</w:t>
       </w:r>
       <w:r>
         <w:rPr>
           <w:rFonts w:ascii="Times New Roman" w:hAnsi="Times New Roman" w:eastAsia="宋体"/>
-          <w:b/>
-          <w:sz w:val="32"/>
+          <w:b w:val="0"/>
+          <w:sz w:val="24"/>
         </w:rPr>
         <w:t xml:space="preserve"> </w:t>
       </w:r>
       <w:r>
         <w:rPr>
           <w:rFonts w:ascii="Times New Roman" w:hAnsi="Times New Roman" w:eastAsia="宋体"/>
-          <w:b/>
-          <w:sz w:val="32"/>
+          <w:b w:val="0"/>
+          <w:sz w:val="24"/>
         </w:rPr>
         <w:t xml:space="preserve">　5.1 开发环境……………………18</w:t>
       </w:r>
       <w:r>
         <w:rPr>
           <w:rFonts w:ascii="Times New Roman" w:hAnsi="Times New Roman" w:eastAsia="宋体"/>
-          <w:b/>
-          <w:sz w:val="32"/>
+          <w:b w:val="0"/>
+          <w:sz w:val="24"/>
         </w:rPr>
         <w:t xml:space="preserve"> </w:t>
       </w:r>
       <w:r>
         <w:rPr>
           <w:rFonts w:ascii="Times New Roman" w:hAnsi="Times New Roman" w:eastAsia="宋体"/>
-          <w:b/>
-          <w:sz w:val="32"/>
+          <w:b w:val="0"/>
+          <w:sz w:val="24"/>
         </w:rPr>
         <w:t xml:space="preserve">　5.2 前端实现……………………18</w:t>
       </w:r>
       <w:r>
         <w:rPr>
           <w:rFonts w:ascii="Times New Roman" w:hAnsi="Times New Roman" w:eastAsia="宋体"/>
-          <w:b/>
-          <w:sz w:val="32"/>
+          <w:b w:val="0"/>
+          <w:sz w:val="24"/>
         </w:rPr>
         <w:t xml:space="preserve"> </w:t>
       </w:r>
       <w:r>
         <w:rPr>
           <w:rFonts w:ascii="Times New Roman" w:hAnsi="Times New Roman" w:eastAsia="宋体"/>
-          <w:b/>
-          <w:sz w:val="32"/>
+          <w:b w:val="0"/>
+          <w:sz w:val="24"/>
         </w:rPr>
         <w:t xml:space="preserve">　5.3 后端实现……………………19</w:t>
       </w:r>
       <w:r>
         <w:rPr>
           <w:rFonts w:ascii="Times New Roman" w:hAnsi="Times New Roman" w:eastAsia="宋体"/>
-          <w:b/>
-          <w:sz w:val="32"/>
+          <w:b w:val="0"/>
+          <w:sz w:val="24"/>
         </w:rPr>
         <w:t xml:space="preserve"> </w:t>
       </w:r>
       <w:r>
         <w:rPr>
           <w:rFonts w:ascii="Times New Roman" w:hAnsi="Times New Roman" w:eastAsia="宋体"/>
-          <w:b/>
-          <w:sz w:val="32"/>
+          <w:b w:val="0"/>
+          <w:sz w:val="24"/>
         </w:rPr>
         <w:t xml:space="preserve">　5.4 Python AI 服务实现……………………20</w:t>
       </w:r>
       <w:r>
         <w:rPr>
           <w:rFonts w:ascii="Times New Roman" w:hAnsi="Times New Roman" w:eastAsia="宋体"/>
-          <w:b/>
-          <w:sz w:val="32"/>
+          <w:b w:val="0"/>
+          <w:sz w:val="24"/>
         </w:rPr>
         <w:t xml:space="preserve"> </w:t>
       </w:r>
       <w:r>
         <w:rPr>
           <w:rFonts w:ascii="Times New Roman" w:hAnsi="Times New Roman" w:eastAsia="宋体"/>
-          <w:b/>
-          <w:sz w:val="32"/>
+          <w:b w:val="0"/>
+          <w:sz w:val="24"/>
         </w:rPr>
         <w:t xml:space="preserve">　5.5 Rust 高性能服务实现……………………21</w:t>
       </w:r>
       <w:r>
         <w:rPr>
           <w:rFonts w:ascii="Times New Roman" w:hAnsi="Times New Roman" w:eastAsia="宋体"/>
-          <w:b/>
-          <w:sz w:val="32"/>
+          <w:b w:val="0"/>
+          <w:sz w:val="24"/>
         </w:rPr>
         <w:t xml:space="preserve"> </w:t>
       </w:r>
       <w:r>
         <w:rPr>
           <w:rFonts w:ascii="Times New Roman" w:hAnsi="Times New Roman" w:eastAsia="宋体"/>
-          <w:b/>
-          <w:sz w:val="32"/>
+          <w:b w:val="0"/>
+          <w:sz w:val="24"/>
         </w:rPr>
         <w:t xml:space="preserve">　5.6 V2.0 原创功能实现……………………22</w:t>
       </w:r>
       <w:r>
         <w:rPr>
           <w:rFonts w:ascii="Times New Roman" w:hAnsi="Times New Roman" w:eastAsia="宋体"/>
-          <w:b/>
-          <w:sz w:val="32"/>
+          <w:b w:val="0"/>
+          <w:sz w:val="24"/>
         </w:rPr>
         <w:t xml:space="preserve"> </w:t>
       </w:r>
       <w:r>
         <w:rPr>
           <w:rFonts w:ascii="Times New Roman" w:hAnsi="Times New Roman" w:eastAsia="宋体"/>
-          <w:b/>
-          <w:sz w:val="32"/>
+          <w:b w:val="0"/>
+          <w:sz w:val="24"/>
         </w:rPr>
         <w:t xml:space="preserve">　5.7 健康监测系统实现……………………24</w:t>
       </w:r>
       <w:r>
         <w:rPr>
           <w:rFonts w:ascii="Times New Roman" w:hAnsi="Times New Roman" w:eastAsia="宋体"/>
-          <w:b/>
-          <w:sz w:val="32"/>
+          <w:b w:val="0"/>
+          <w:sz w:val="24"/>
         </w:rPr>
         <w:t xml:space="preserve"> </w:t>
       </w:r>
       <w:r>
         <w:rPr>
           <w:rFonts w:ascii="Times New Roman" w:hAnsi="Times New Roman" w:eastAsia="宋体"/>
-          <w:b/>
-          <w:sz w:val="32"/>
+          <w:b w:val="0"/>
+          <w:sz w:val="24"/>
         </w:rPr>
         <w:t xml:space="preserve">　5.8 CI/CD 流水线……………………24</w:t>
       </w:r>
       <w:r>
         <w:rPr>
           <w:rFonts w:ascii="Times New Roman" w:hAnsi="Times New Roman" w:eastAsia="宋体"/>
-          <w:b/>
-          <w:sz w:val="32"/>
+          <w:b w:val="0"/>
+          <w:sz w:val="24"/>
         </w:rPr>
         <w:t xml:space="preserve"> </w:t>
       </w:r>
       <w:r>
         <w:rPr>
           <w:rFonts w:ascii="Times New Roman" w:hAnsi="Times New Roman" w:eastAsia="宋体"/>
-          <w:b/>
-          <w:sz w:val="32"/>
+          <w:b w:val="0"/>
+          <w:sz w:val="24"/>
         </w:rPr>
         <w:t xml:space="preserve">第6章 系统测试……………………25</w:t>
       </w:r>
       <w:r>
         <w:rPr>
           <w:rFonts w:ascii="Times New Roman" w:hAnsi="Times New Roman" w:eastAsia="宋体"/>
-          <w:b/>
-          <w:sz w:val="32"/>
+          <w:b w:val="0"/>
+          <w:sz w:val="24"/>
         </w:rPr>
         <w:t xml:space="preserve"> </w:t>
       </w:r>
       <w:r>
         <w:rPr>
           <w:rFonts w:ascii="Times New Roman" w:hAnsi="Times New Roman" w:eastAsia="宋体"/>
-          <w:b/>
-          <w:sz w:val="32"/>
+          <w:b w:val="0"/>
+          <w:sz w:val="24"/>
         </w:rPr>
         <w:t xml:space="preserve">　6.1 测试环境……………………25</w:t>
       </w:r>
       <w:r>
         <w:rPr>
           <w:rFonts w:ascii="Times New Roman" w:hAnsi="Times New Roman" w:eastAsia="宋体"/>
-          <w:b/>
-          <w:sz w:val="32"/>
+          <w:b w:val="0"/>
+          <w:sz w:val="24"/>
         </w:rPr>
         <w:t xml:space="preserve"> </w:t>
       </w:r>
       <w:r>
         <w:rPr>
           <w:rFonts w:ascii="Times New Roman" w:hAnsi="Times New Roman" w:eastAsia="宋体"/>
-          <w:b/>
-          <w:sz w:val="32"/>
+          <w:b w:val="0"/>
+          <w:sz w:val="24"/>
         </w:rPr>
         <w:t xml:space="preserve">　6.2 功能测试……………………25</w:t>
       </w:r>
       <w:r>
         <w:rPr>
           <w:rFonts w:ascii="Times New Roman" w:hAnsi="Times New Roman" w:eastAsia="宋体"/>
-          <w:b/>
-          <w:sz w:val="32"/>
+          <w:b w:val="0"/>
+          <w:sz w:val="24"/>
         </w:rPr>
         <w:t xml:space="preserve"> </w:t>
       </w:r>
       <w:r>
         <w:rPr>
           <w:rFonts w:ascii="Times New Roman" w:hAnsi="Times New Roman" w:eastAsia="宋体"/>
-          <w:b/>
-          <w:sz w:val="32"/>
+          <w:b w:val="0"/>
+          <w:sz w:val="24"/>
         </w:rPr>
         <w:t xml:space="preserve">　6.3 性能测试……………………26</w:t>
       </w:r>
       <w:r>
         <w:rPr>
           <w:rFonts w:ascii="Times New Roman" w:hAnsi="Times New Roman" w:eastAsia="宋体"/>
-          <w:b/>
-          <w:sz w:val="32"/>
+          <w:b w:val="0"/>
+          <w:sz w:val="24"/>
         </w:rPr>
         <w:t xml:space="preserve"> </w:t>
       </w:r>
       <w:r>
         <w:rPr>
           <w:rFonts w:ascii="Times New Roman" w:hAnsi="Times New Roman" w:eastAsia="宋体"/>
-          <w:b/>
-          <w:sz w:val="32"/>
+          <w:b w:val="0"/>
+          <w:sz w:val="24"/>
         </w:rPr>
         <w:t xml:space="preserve">　6.4 安全测试……………………28</w:t>
       </w:r>
       <w:r>
         <w:rPr>
           <w:rFonts w:ascii="Times New Roman" w:hAnsi="Times New Roman" w:eastAsia="宋体"/>
-          <w:b/>
-          <w:sz w:val="32"/>
+          <w:b w:val="0"/>
+          <w:sz w:val="24"/>
         </w:rPr>
         <w:t xml:space="preserve"> </w:t>
       </w:r>
       <w:r>
         <w:rPr>
           <w:rFonts w:ascii="Times New Roman" w:hAnsi="Times New Roman" w:eastAsia="宋体"/>
-          <w:b/>
-          <w:sz w:val="32"/>
+          <w:b w:val="0"/>
+          <w:sz w:val="24"/>
         </w:rPr>
         <w:t xml:space="preserve">结论………………………………29</w:t>
       </w:r>
       <w:r>
         <w:rPr>
           <w:rFonts w:ascii="Times New Roman" w:hAnsi="Times New Roman" w:eastAsia="宋体"/>
-          <w:b/>
-          <w:sz w:val="32"/>
+          <w:b w:val="0"/>
+          <w:sz w:val="24"/>
         </w:rPr>
         <w:t xml:space="preserve"> </w:t>
       </w:r>
       <w:r>
         <w:rPr>
           <w:rFonts w:ascii="Times New Roman" w:hAnsi="Times New Roman" w:eastAsia="宋体"/>
-          <w:b/>
-          <w:sz w:val="32"/>
+          <w:b w:val="0"/>
+          <w:sz w:val="24"/>
         </w:rPr>
         <w:t xml:space="preserve">参考文献…………………………30</w:t>
       </w:r>
       <w:r>
         <w:rPr>
           <w:rFonts w:ascii="Times New Roman" w:hAnsi="Times New Roman" w:eastAsia="宋体"/>
-          <w:b/>
-          <w:sz w:val="32"/>
+          <w:b w:val="0"/>
+          <w:sz w:val="24"/>
         </w:rPr>
         <w:t xml:space="preserve"> </w:t>
       </w:r>
       <w:r>
         <w:rPr>
           <w:rFonts w:ascii="Times New Roman" w:hAnsi="Times New Roman" w:eastAsia="宋体"/>
-          <w:b/>
-          <w:sz w:val="32"/>
+          <w:b w:val="0"/>
+          <w:sz w:val="24"/>
         </w:rPr>
         <w:t xml:space="preserve">致谢………………………………31</w:t>
       </w:r>
       <w:r>
         <w:rPr>
           <w:rFonts w:ascii="Times New Roman" w:hAnsi="Times New Roman" w:eastAsia="宋体"/>
-          <w:b/>
-          <w:sz w:val="32"/>
+          <w:b w:val="0"/>
+          <w:sz w:val="24"/>
         </w:rPr>
         <w:t xml:space="preserve"> </w:t>
       </w:r>
       <w:r>
         <w:rPr>
           <w:rFonts w:ascii="Times New Roman" w:hAnsi="Times New Roman" w:eastAsia="宋体"/>
-          <w:b/>
-          <w:sz w:val="32"/>
+          <w:b w:val="0"/>
+          <w:sz w:val="24"/>
         </w:rPr>
         <w:t xml:space="preserve">附录A 加密算法权威测试报告……………………32</w:t>
       </w:r>
     </w:p>
     <w:p>
-      <w:pPr>
-        <w:spacing w:line="360" w:lineRule="auto"/>
-        <w:ind w:firstLine="480"/>
-        <w:jc w:val="both"/>
-      </w:pPr>
-      <w:r>
-        <w:rPr>
-          <w:rFonts w:ascii="Times New Roman" w:hAnsi="Times New Roman" w:eastAsia="宋体"/>
-          <w:b w:val="0"/>
-          <w:sz w:val="24"/>
-        </w:rPr>
+      <w:r>
         <w:pict>
           <v:rect style="width:0;height:1.5pt" o:hralign="center" o:hrstd="t" o:hr="t"/>
         </w:pict>
@@ -1604,7 +1555,7 @@
     </w:p>
     <w:p>
       <w:pPr>
-        <w:pStyle w:val="FirstParagraph"/>
+        <w:pStyle w:val="Normal"/>
         <w:spacing w:line="360" w:lineRule="auto"/>
         <w:ind w:firstLine="480"/>
         <w:jc w:val="both"/>
@@ -1652,7 +1603,7 @@
     </w:p>
     <w:p>
       <w:pPr>
-        <w:pStyle w:val="BodyText"/>
+        <w:pStyle w:val="Normal"/>
         <w:spacing w:line="360" w:lineRule="auto"/>
         <w:ind w:firstLine="480"/>
         <w:jc w:val="both"/>
@@ -1668,11 +1619,11 @@
     </w:p>
     <w:p>
       <w:pPr>
+        <w:pStyle w:val="Normal"/>
         <w:numPr>
           <w:ilvl w:val="0"/>
           <w:numId w:val="1001"/>
         </w:numPr>
-        <w:pStyle w:val="Compact"/>
         <w:spacing w:line="360" w:lineRule="auto"/>
         <w:ind w:firstLine="480"/>
         <w:jc w:val="both"/>
@@ -1697,11 +1648,11 @@
     </w:p>
     <w:p>
       <w:pPr>
+        <w:pStyle w:val="Normal"/>
         <w:numPr>
           <w:ilvl w:val="0"/>
           <w:numId w:val="1001"/>
         </w:numPr>
-        <w:pStyle w:val="Compact"/>
         <w:spacing w:line="360" w:lineRule="auto"/>
         <w:ind w:firstLine="480"/>
         <w:jc w:val="both"/>
@@ -1726,11 +1677,11 @@
     </w:p>
     <w:p>
       <w:pPr>
+        <w:pStyle w:val="Normal"/>
         <w:numPr>
           <w:ilvl w:val="0"/>
           <w:numId w:val="1001"/>
         </w:numPr>
-        <w:pStyle w:val="Compact"/>
         <w:spacing w:line="360" w:lineRule="auto"/>
         <w:ind w:firstLine="480"/>
         <w:jc w:val="both"/>
@@ -1755,11 +1706,11 @@
     </w:p>
     <w:p>
       <w:pPr>
+        <w:pStyle w:val="Normal"/>
         <w:numPr>
           <w:ilvl w:val="0"/>
           <w:numId w:val="1001"/>
         </w:numPr>
-        <w:pStyle w:val="Compact"/>
         <w:spacing w:line="360" w:lineRule="auto"/>
         <w:ind w:firstLine="480"/>
         <w:jc w:val="both"/>
@@ -1784,11 +1735,11 @@
     </w:p>
     <w:p>
       <w:pPr>
+        <w:pStyle w:val="Normal"/>
         <w:numPr>
           <w:ilvl w:val="0"/>
           <w:numId w:val="1001"/>
         </w:numPr>
-        <w:pStyle w:val="Compact"/>
         <w:spacing w:line="360" w:lineRule="auto"/>
         <w:ind w:firstLine="480"/>
         <w:jc w:val="both"/>
@@ -1813,7 +1764,7 @@
     </w:p>
     <w:p>
       <w:pPr>
-        <w:pStyle w:val="FirstParagraph"/>
+        <w:pStyle w:val="Normal"/>
         <w:spacing w:line="360" w:lineRule="auto"/>
         <w:ind w:firstLine="480"/>
         <w:jc w:val="both"/>
@@ -1847,7 +1798,7 @@
     </w:p>
     <w:p>
       <w:pPr>
-        <w:pStyle w:val="FirstParagraph"/>
+        <w:pStyle w:val="Normal"/>
         <w:spacing w:line="360" w:lineRule="auto"/>
         <w:ind w:firstLine="480"/>
         <w:jc w:val="both"/>
@@ -1872,11 +1823,11 @@
     </w:p>
     <w:p>
       <w:pPr>
+        <w:pStyle w:val="Normal"/>
         <w:numPr>
           <w:ilvl w:val="0"/>
           <w:numId w:val="1002"/>
         </w:numPr>
-        <w:pStyle w:val="Compact"/>
         <w:spacing w:line="360" w:lineRule="auto"/>
         <w:ind w:firstLine="480"/>
         <w:jc w:val="both"/>
@@ -1892,11 +1843,11 @@
     </w:p>
     <w:p>
       <w:pPr>
+        <w:pStyle w:val="Normal"/>
         <w:numPr>
           <w:ilvl w:val="0"/>
           <w:numId w:val="1002"/>
         </w:numPr>
-        <w:pStyle w:val="Compact"/>
         <w:spacing w:line="360" w:lineRule="auto"/>
         <w:ind w:firstLine="480"/>
         <w:jc w:val="both"/>
@@ -1912,11 +1863,11 @@
     </w:p>
     <w:p>
       <w:pPr>
+        <w:pStyle w:val="Normal"/>
         <w:numPr>
           <w:ilvl w:val="0"/>
           <w:numId w:val="1002"/>
         </w:numPr>
-        <w:pStyle w:val="Compact"/>
         <w:spacing w:line="360" w:lineRule="auto"/>
         <w:ind w:firstLine="480"/>
         <w:jc w:val="both"/>
@@ -1932,7 +1883,7 @@
     </w:p>
     <w:p>
       <w:pPr>
-        <w:pStyle w:val="FirstParagraph"/>
+        <w:pStyle w:val="Normal"/>
         <w:spacing w:line="360" w:lineRule="auto"/>
         <w:ind w:firstLine="480"/>
         <w:jc w:val="both"/>
@@ -1957,11 +1908,11 @@
     </w:p>
     <w:p>
       <w:pPr>
+        <w:pStyle w:val="Normal"/>
         <w:numPr>
           <w:ilvl w:val="0"/>
           <w:numId w:val="1003"/>
         </w:numPr>
-        <w:pStyle w:val="Compact"/>
         <w:spacing w:line="360" w:lineRule="auto"/>
         <w:ind w:firstLine="480"/>
         <w:jc w:val="both"/>
@@ -1986,11 +1937,11 @@
     </w:p>
     <w:p>
       <w:pPr>
+        <w:pStyle w:val="Normal"/>
         <w:numPr>
           <w:ilvl w:val="0"/>
           <w:numId w:val="1003"/>
         </w:numPr>
-        <w:pStyle w:val="Compact"/>
         <w:spacing w:line="360" w:lineRule="auto"/>
         <w:ind w:firstLine="480"/>
         <w:jc w:val="both"/>
@@ -2047,11 +1998,11 @@
     </w:p>
     <w:p>
       <w:pPr>
+        <w:pStyle w:val="Normal"/>
         <w:numPr>
           <w:ilvl w:val="0"/>
           <w:numId w:val="1003"/>
         </w:numPr>
-        <w:pStyle w:val="Compact"/>
         <w:spacing w:line="360" w:lineRule="auto"/>
         <w:ind w:firstLine="480"/>
         <w:jc w:val="both"/>
@@ -2076,11 +2027,11 @@
     </w:p>
     <w:p>
       <w:pPr>
+        <w:pStyle w:val="Normal"/>
         <w:numPr>
           <w:ilvl w:val="0"/>
           <w:numId w:val="1003"/>
         </w:numPr>
-        <w:pStyle w:val="Compact"/>
         <w:spacing w:line="360" w:lineRule="auto"/>
         <w:ind w:firstLine="480"/>
         <w:jc w:val="both"/>
@@ -2105,11 +2056,11 @@
     </w:p>
     <w:p>
       <w:pPr>
+        <w:pStyle w:val="Normal"/>
         <w:numPr>
           <w:ilvl w:val="0"/>
           <w:numId w:val="1003"/>
         </w:numPr>
-        <w:pStyle w:val="Compact"/>
         <w:spacing w:line="360" w:lineRule="auto"/>
         <w:ind w:firstLine="480"/>
         <w:jc w:val="both"/>
@@ -2169,7 +2120,7 @@
     </w:p>
     <w:p>
       <w:pPr>
-        <w:pStyle w:val="FirstParagraph"/>
+        <w:pStyle w:val="Normal"/>
         <w:spacing w:line="360" w:lineRule="auto"/>
         <w:ind w:firstLine="480"/>
         <w:jc w:val="both"/>
@@ -2185,7 +2136,7 @@
     </w:p>
     <w:p>
       <w:pPr>
-        <w:pStyle w:val="BodyText"/>
+        <w:pStyle w:val="Normal"/>
         <w:spacing w:line="360" w:lineRule="auto"/>
         <w:ind w:firstLine="480"/>
         <w:jc w:val="both"/>
@@ -2219,7 +2170,7 @@
     </w:p>
     <w:p>
       <w:pPr>
-        <w:pStyle w:val="FirstParagraph"/>
+        <w:pStyle w:val="Normal"/>
         <w:spacing w:line="360" w:lineRule="auto"/>
         <w:ind w:firstLine="480"/>
         <w:jc w:val="both"/>
@@ -2235,7 +2186,7 @@
     </w:p>
     <w:p>
       <w:pPr>
-        <w:pStyle w:val="BodyText"/>
+        <w:pStyle w:val="Normal"/>
         <w:spacing w:line="360" w:lineRule="auto" w:before="80" w:after="40"/>
         <w:jc w:val="center"/>
       </w:pPr>
@@ -2638,7 +2589,7 @@
     </w:p>
     <w:p>
       <w:pPr>
-        <w:pStyle w:val="FirstParagraph"/>
+        <w:pStyle w:val="Normal"/>
         <w:spacing w:line="360" w:lineRule="auto"/>
         <w:ind w:firstLine="480"/>
         <w:jc w:val="both"/>
@@ -2654,11 +2605,11 @@
     </w:p>
     <w:p>
       <w:pPr>
+        <w:pStyle w:val="Normal"/>
         <w:numPr>
           <w:ilvl w:val="0"/>
           <w:numId w:val="1004"/>
         </w:numPr>
-        <w:pStyle w:val="Compact"/>
         <w:spacing w:line="360" w:lineRule="auto"/>
         <w:ind w:firstLine="480"/>
         <w:jc w:val="both"/>
@@ -2674,11 +2625,11 @@
     </w:p>
     <w:p>
       <w:pPr>
+        <w:pStyle w:val="Normal"/>
         <w:numPr>
           <w:ilvl w:val="0"/>
           <w:numId w:val="1004"/>
         </w:numPr>
-        <w:pStyle w:val="Compact"/>
         <w:spacing w:line="360" w:lineRule="auto"/>
         <w:ind w:firstLine="480"/>
         <w:jc w:val="both"/>
@@ -2694,11 +2645,11 @@
     </w:p>
     <w:p>
       <w:pPr>
+        <w:pStyle w:val="Normal"/>
         <w:numPr>
           <w:ilvl w:val="0"/>
           <w:numId w:val="1004"/>
         </w:numPr>
-        <w:pStyle w:val="Compact"/>
         <w:spacing w:line="360" w:lineRule="auto"/>
         <w:ind w:firstLine="480"/>
         <w:jc w:val="both"/>
@@ -2714,11 +2665,11 @@
     </w:p>
     <w:p>
       <w:pPr>
+        <w:pStyle w:val="Normal"/>
         <w:numPr>
           <w:ilvl w:val="0"/>
           <w:numId w:val="1004"/>
         </w:numPr>
-        <w:pStyle w:val="Compact"/>
         <w:spacing w:line="360" w:lineRule="auto"/>
         <w:ind w:firstLine="480"/>
         <w:jc w:val="both"/>
@@ -2734,11 +2685,11 @@
     </w:p>
     <w:p>
       <w:pPr>
+        <w:pStyle w:val="Normal"/>
         <w:numPr>
           <w:ilvl w:val="0"/>
           <w:numId w:val="1004"/>
         </w:numPr>
-        <w:pStyle w:val="Compact"/>
         <w:spacing w:line="360" w:lineRule="auto"/>
         <w:ind w:firstLine="480"/>
         <w:jc w:val="both"/>
@@ -2754,11 +2705,11 @@
     </w:p>
     <w:p>
       <w:pPr>
+        <w:pStyle w:val="Normal"/>
         <w:numPr>
           <w:ilvl w:val="0"/>
           <w:numId w:val="1004"/>
         </w:numPr>
-        <w:pStyle w:val="Compact"/>
         <w:spacing w:line="360" w:lineRule="auto"/>
         <w:ind w:firstLine="480"/>
         <w:jc w:val="both"/>
@@ -2774,7 +2725,7 @@
     </w:p>
     <w:p>
       <w:pPr>
-        <w:pStyle w:val="FirstParagraph"/>
+        <w:pStyle w:val="Normal"/>
         <w:spacing w:line="360" w:lineRule="auto"/>
         <w:ind w:firstLine="480"/>
         <w:jc w:val="both"/>
@@ -2790,11 +2741,11 @@
     </w:p>
     <w:p>
       <w:pPr>
+        <w:pStyle w:val="Normal"/>
         <w:numPr>
           <w:ilvl w:val="0"/>
           <w:numId w:val="1005"/>
         </w:numPr>
-        <w:pStyle w:val="Compact"/>
         <w:spacing w:line="360" w:lineRule="auto"/>
         <w:ind w:firstLine="480"/>
         <w:jc w:val="both"/>
@@ -2810,11 +2761,11 @@
     </w:p>
     <w:p>
       <w:pPr>
+        <w:pStyle w:val="Normal"/>
         <w:numPr>
           <w:ilvl w:val="0"/>
           <w:numId w:val="1005"/>
         </w:numPr>
-        <w:pStyle w:val="Compact"/>
         <w:spacing w:line="360" w:lineRule="auto"/>
         <w:ind w:firstLine="480"/>
         <w:jc w:val="both"/>
@@ -2830,11 +2781,11 @@
     </w:p>
     <w:p>
       <w:pPr>
+        <w:pStyle w:val="Normal"/>
         <w:numPr>
           <w:ilvl w:val="0"/>
           <w:numId w:val="1005"/>
         </w:numPr>
-        <w:pStyle w:val="Compact"/>
         <w:spacing w:line="360" w:lineRule="auto"/>
         <w:ind w:firstLine="480"/>
         <w:jc w:val="both"/>
@@ -2850,11 +2801,11 @@
     </w:p>
     <w:p>
       <w:pPr>
+        <w:pStyle w:val="Normal"/>
         <w:numPr>
           <w:ilvl w:val="0"/>
           <w:numId w:val="1005"/>
         </w:numPr>
-        <w:pStyle w:val="Compact"/>
         <w:spacing w:line="360" w:lineRule="auto"/>
         <w:ind w:firstLine="480"/>
         <w:jc w:val="both"/>
@@ -2870,11 +2821,11 @@
     </w:p>
     <w:p>
       <w:pPr>
+        <w:pStyle w:val="Normal"/>
         <w:numPr>
           <w:ilvl w:val="0"/>
           <w:numId w:val="1005"/>
         </w:numPr>
-        <w:pStyle w:val="Compact"/>
         <w:spacing w:line="360" w:lineRule="auto"/>
         <w:ind w:firstLine="480"/>
         <w:jc w:val="both"/>
@@ -2890,11 +2841,11 @@
     </w:p>
     <w:p>
       <w:pPr>
+        <w:pStyle w:val="Normal"/>
         <w:numPr>
           <w:ilvl w:val="0"/>
           <w:numId w:val="1005"/>
         </w:numPr>
-        <w:pStyle w:val="Compact"/>
         <w:spacing w:line="360" w:lineRule="auto"/>
         <w:ind w:firstLine="480"/>
         <w:jc w:val="both"/>
@@ -2927,7 +2878,7 @@
     </w:p>
     <w:p>
       <w:pPr>
-        <w:pStyle w:val="FirstParagraph"/>
+        <w:pStyle w:val="Normal"/>
         <w:spacing w:line="360" w:lineRule="auto"/>
         <w:ind w:firstLine="480"/>
         <w:jc w:val="both"/>
@@ -2942,17 +2893,7 @@
       </w:r>
     </w:p>
     <w:p>
-      <w:pPr>
-        <w:spacing w:line="360" w:lineRule="auto"/>
-        <w:ind w:firstLine="480"/>
-        <w:jc w:val="both"/>
-      </w:pPr>
-      <w:r>
-        <w:rPr>
-          <w:rFonts w:ascii="Times New Roman" w:hAnsi="Times New Roman" w:eastAsia="宋体"/>
-          <w:b w:val="0"/>
-          <w:sz w:val="24"/>
-        </w:rPr>
+      <w:r>
         <w:pict>
           <v:rect style="width:0;height:1.5pt" o:hralign="center" o:hrstd="t" o:hr="t"/>
         </w:pict>
@@ -3011,7 +2952,7 @@
     </w:p>
     <w:p>
       <w:pPr>
-        <w:pStyle w:val="FirstParagraph"/>
+        <w:pStyle w:val="Normal"/>
         <w:spacing w:line="360" w:lineRule="auto"/>
         <w:ind w:firstLine="480"/>
         <w:jc w:val="both"/>
@@ -3078,7 +3019,7 @@
     </w:p>
     <w:p>
       <w:pPr>
-        <w:pStyle w:val="FirstParagraph"/>
+        <w:pStyle w:val="Normal"/>
         <w:spacing w:line="360" w:lineRule="auto"/>
         <w:ind w:firstLine="480"/>
         <w:jc w:val="both"/>
@@ -3112,7 +3053,7 @@
     </w:p>
     <w:p>
       <w:pPr>
-        <w:pStyle w:val="FirstParagraph"/>
+        <w:pStyle w:val="Normal"/>
         <w:spacing w:line="360" w:lineRule="auto"/>
         <w:ind w:firstLine="480"/>
         <w:jc w:val="both"/>
@@ -3146,7 +3087,7 @@
     </w:p>
     <w:p>
       <w:pPr>
-        <w:pStyle w:val="FirstParagraph"/>
+        <w:pStyle w:val="Normal"/>
         <w:spacing w:line="360" w:lineRule="auto"/>
         <w:ind w:firstLine="480"/>
         <w:jc w:val="both"/>
@@ -3180,7 +3121,7 @@
     </w:p>
     <w:p>
       <w:pPr>
-        <w:pStyle w:val="FirstParagraph"/>
+        <w:pStyle w:val="Normal"/>
         <w:spacing w:line="360" w:lineRule="auto"/>
         <w:ind w:firstLine="480"/>
         <w:jc w:val="both"/>
@@ -3231,7 +3172,7 @@
     </w:p>
     <w:p>
       <w:pPr>
-        <w:pStyle w:val="FirstParagraph"/>
+        <w:pStyle w:val="Normal"/>
         <w:spacing w:line="360" w:lineRule="auto"/>
         <w:ind w:firstLine="480"/>
         <w:jc w:val="both"/>
@@ -3265,7 +3206,7 @@
     </w:p>
     <w:p>
       <w:pPr>
-        <w:pStyle w:val="FirstParagraph"/>
+        <w:pStyle w:val="Normal"/>
         <w:spacing w:line="360" w:lineRule="auto"/>
         <w:ind w:firstLine="480"/>
         <w:jc w:val="both"/>
@@ -3316,7 +3257,7 @@
     </w:p>
     <w:p>
       <w:pPr>
-        <w:pStyle w:val="FirstParagraph"/>
+        <w:pStyle w:val="Normal"/>
         <w:spacing w:line="360" w:lineRule="auto"/>
         <w:ind w:firstLine="480"/>
         <w:jc w:val="both"/>
@@ -3350,7 +3291,7 @@
     </w:p>
     <w:p>
       <w:pPr>
-        <w:pStyle w:val="FirstParagraph"/>
+        <w:pStyle w:val="Normal"/>
         <w:spacing w:line="360" w:lineRule="auto"/>
         <w:ind w:firstLine="480"/>
         <w:jc w:val="both"/>
@@ -3384,7 +3325,7 @@
     </w:p>
     <w:p>
       <w:pPr>
-        <w:pStyle w:val="FirstParagraph"/>
+        <w:pStyle w:val="Normal"/>
         <w:spacing w:line="360" w:lineRule="auto"/>
         <w:ind w:firstLine="480"/>
         <w:jc w:val="both"/>
@@ -3434,7 +3375,7 @@
     </w:p>
     <w:p>
       <w:pPr>
-        <w:pStyle w:val="FirstParagraph"/>
+        <w:pStyle w:val="Normal"/>
         <w:spacing w:line="360" w:lineRule="auto"/>
         <w:ind w:firstLine="480"/>
         <w:jc w:val="both"/>
@@ -3468,7 +3409,7 @@
     </w:p>
     <w:p>
       <w:pPr>
-        <w:pStyle w:val="FirstParagraph"/>
+        <w:pStyle w:val="Normal"/>
         <w:spacing w:line="360" w:lineRule="auto"/>
         <w:ind w:firstLine="480"/>
         <w:jc w:val="both"/>
@@ -3502,7 +3443,7 @@
     </w:p>
     <w:p>
       <w:pPr>
-        <w:pStyle w:val="FirstParagraph"/>
+        <w:pStyle w:val="Normal"/>
         <w:spacing w:line="360" w:lineRule="auto"/>
         <w:ind w:firstLine="480"/>
         <w:jc w:val="both"/>
@@ -3553,7 +3494,7 @@
     </w:p>
     <w:p>
       <w:pPr>
-        <w:pStyle w:val="FirstParagraph"/>
+        <w:pStyle w:val="Normal"/>
         <w:spacing w:line="360" w:lineRule="auto"/>
         <w:ind w:firstLine="480"/>
         <w:jc w:val="both"/>
@@ -3587,7 +3528,7 @@
     </w:p>
     <w:p>
       <w:pPr>
-        <w:pStyle w:val="FirstParagraph"/>
+        <w:pStyle w:val="Normal"/>
         <w:spacing w:line="360" w:lineRule="auto"/>
         <w:ind w:firstLine="480"/>
         <w:jc w:val="both"/>
@@ -3621,7 +3562,7 @@
     </w:p>
     <w:p>
       <w:pPr>
-        <w:pStyle w:val="FirstParagraph"/>
+        <w:pStyle w:val="Normal"/>
         <w:spacing w:line="360" w:lineRule="auto"/>
         <w:ind w:firstLine="480"/>
         <w:jc w:val="both"/>
@@ -3636,17 +3577,7 @@
       </w:r>
     </w:p>
     <w:p>
-      <w:pPr>
-        <w:spacing w:line="360" w:lineRule="auto"/>
-        <w:ind w:firstLine="480"/>
-        <w:jc w:val="both"/>
-      </w:pPr>
-      <w:r>
-        <w:rPr>
-          <w:rFonts w:ascii="Times New Roman" w:hAnsi="Times New Roman" w:eastAsia="宋体"/>
-          <w:b w:val="0"/>
-          <w:sz w:val="24"/>
-        </w:rPr>
+      <w:r>
         <w:pict>
           <v:rect style="width:0;height:1.5pt" o:hralign="center" o:hrstd="t" o:hr="t"/>
         </w:pict>
@@ -3689,7 +3620,7 @@
     </w:p>
     <w:p>
       <w:pPr>
-        <w:pStyle w:val="FirstParagraph"/>
+        <w:pStyle w:val="Normal"/>
         <w:spacing w:line="360" w:lineRule="auto"/>
         <w:ind w:firstLine="480"/>
         <w:jc w:val="both"/>
@@ -3739,11 +3670,11 @@
     </w:p>
     <w:p>
       <w:pPr>
+        <w:pStyle w:val="Normal"/>
         <w:numPr>
           <w:ilvl w:val="0"/>
           <w:numId w:val="1006"/>
         </w:numPr>
-        <w:pStyle w:val="Compact"/>
         <w:spacing w:line="360" w:lineRule="auto"/>
         <w:ind w:firstLine="480"/>
         <w:jc w:val="both"/>
@@ -3768,11 +3699,11 @@
     </w:p>
     <w:p>
       <w:pPr>
+        <w:pStyle w:val="Normal"/>
         <w:numPr>
           <w:ilvl w:val="0"/>
           <w:numId w:val="1006"/>
         </w:numPr>
-        <w:pStyle w:val="Compact"/>
         <w:spacing w:line="360" w:lineRule="auto"/>
         <w:ind w:firstLine="480"/>
         <w:jc w:val="both"/>
@@ -3797,11 +3728,11 @@
     </w:p>
     <w:p>
       <w:pPr>
+        <w:pStyle w:val="Normal"/>
         <w:numPr>
           <w:ilvl w:val="0"/>
           <w:numId w:val="1006"/>
         </w:numPr>
-        <w:pStyle w:val="Compact"/>
         <w:spacing w:line="360" w:lineRule="auto"/>
         <w:ind w:firstLine="480"/>
         <w:jc w:val="both"/>
@@ -3826,11 +3757,11 @@
     </w:p>
     <w:p>
       <w:pPr>
+        <w:pStyle w:val="Normal"/>
         <w:numPr>
           <w:ilvl w:val="0"/>
           <w:numId w:val="1006"/>
         </w:numPr>
-        <w:pStyle w:val="Compact"/>
         <w:spacing w:line="360" w:lineRule="auto"/>
         <w:ind w:firstLine="480"/>
         <w:jc w:val="both"/>
@@ -3873,11 +3804,11 @@
     </w:p>
     <w:p>
       <w:pPr>
+        <w:pStyle w:val="Normal"/>
         <w:numPr>
           <w:ilvl w:val="0"/>
           <w:numId w:val="1007"/>
         </w:numPr>
-        <w:pStyle w:val="Compact"/>
         <w:spacing w:line="360" w:lineRule="auto"/>
         <w:ind w:firstLine="480"/>
         <w:jc w:val="both"/>
@@ -3902,11 +3833,11 @@
     </w:p>
     <w:p>
       <w:pPr>
+        <w:pStyle w:val="Normal"/>
         <w:numPr>
           <w:ilvl w:val="0"/>
           <w:numId w:val="1007"/>
         </w:numPr>
-        <w:pStyle w:val="Compact"/>
         <w:spacing w:line="360" w:lineRule="auto"/>
         <w:ind w:firstLine="480"/>
         <w:jc w:val="both"/>
@@ -3931,11 +3862,11 @@
     </w:p>
     <w:p>
       <w:pPr>
+        <w:pStyle w:val="Normal"/>
         <w:numPr>
           <w:ilvl w:val="0"/>
           <w:numId w:val="1007"/>
         </w:numPr>
-        <w:pStyle w:val="Compact"/>
         <w:spacing w:line="360" w:lineRule="auto"/>
         <w:ind w:firstLine="480"/>
         <w:jc w:val="both"/>
@@ -3960,11 +3891,11 @@
     </w:p>
     <w:p>
       <w:pPr>
+        <w:pStyle w:val="Normal"/>
         <w:numPr>
           <w:ilvl w:val="0"/>
           <w:numId w:val="1007"/>
         </w:numPr>
-        <w:pStyle w:val="Compact"/>
         <w:spacing w:line="360" w:lineRule="auto"/>
         <w:ind w:firstLine="480"/>
         <w:jc w:val="both"/>
@@ -3989,11 +3920,11 @@
     </w:p>
     <w:p>
       <w:pPr>
+        <w:pStyle w:val="Normal"/>
         <w:numPr>
           <w:ilvl w:val="0"/>
           <w:numId w:val="1007"/>
         </w:numPr>
-        <w:pStyle w:val="Compact"/>
         <w:spacing w:line="360" w:lineRule="auto"/>
         <w:ind w:firstLine="480"/>
         <w:jc w:val="both"/>
@@ -4018,11 +3949,11 @@
     </w:p>
     <w:p>
       <w:pPr>
+        <w:pStyle w:val="Normal"/>
         <w:numPr>
           <w:ilvl w:val="0"/>
           <w:numId w:val="1007"/>
         </w:numPr>
-        <w:pStyle w:val="Compact"/>
         <w:spacing w:line="360" w:lineRule="auto"/>
         <w:ind w:firstLine="480"/>
         <w:jc w:val="both"/>
@@ -4047,11 +3978,11 @@
     </w:p>
     <w:p>
       <w:pPr>
+        <w:pStyle w:val="Normal"/>
         <w:numPr>
           <w:ilvl w:val="0"/>
           <w:numId w:val="1007"/>
         </w:numPr>
-        <w:pStyle w:val="Compact"/>
         <w:spacing w:line="360" w:lineRule="auto"/>
         <w:ind w:firstLine="480"/>
         <w:jc w:val="both"/>
@@ -4076,11 +4007,11 @@
     </w:p>
     <w:p>
       <w:pPr>
+        <w:pStyle w:val="Normal"/>
         <w:numPr>
           <w:ilvl w:val="0"/>
           <w:numId w:val="1007"/>
         </w:numPr>
-        <w:pStyle w:val="Compact"/>
         <w:spacing w:line="360" w:lineRule="auto"/>
         <w:ind w:firstLine="480"/>
         <w:jc w:val="both"/>
@@ -4105,11 +4036,11 @@
     </w:p>
     <w:p>
       <w:pPr>
+        <w:pStyle w:val="Normal"/>
         <w:numPr>
           <w:ilvl w:val="0"/>
           <w:numId w:val="1007"/>
         </w:numPr>
-        <w:pStyle w:val="Compact"/>
         <w:spacing w:line="360" w:lineRule="auto"/>
         <w:ind w:firstLine="480"/>
         <w:jc w:val="both"/>
@@ -4152,11 +4083,11 @@
     </w:p>
     <w:p>
       <w:pPr>
+        <w:pStyle w:val="Normal"/>
         <w:numPr>
           <w:ilvl w:val="0"/>
           <w:numId w:val="1008"/>
         </w:numPr>
-        <w:pStyle w:val="Compact"/>
         <w:spacing w:line="360" w:lineRule="auto"/>
         <w:ind w:firstLine="480"/>
         <w:jc w:val="both"/>
@@ -4181,11 +4112,11 @@
     </w:p>
     <w:p>
       <w:pPr>
+        <w:pStyle w:val="Normal"/>
         <w:numPr>
           <w:ilvl w:val="0"/>
           <w:numId w:val="1008"/>
         </w:numPr>
-        <w:pStyle w:val="Compact"/>
         <w:spacing w:line="360" w:lineRule="auto"/>
         <w:ind w:firstLine="480"/>
         <w:jc w:val="both"/>
@@ -4228,11 +4159,11 @@
     </w:p>
     <w:p>
       <w:pPr>
+        <w:pStyle w:val="Normal"/>
         <w:numPr>
           <w:ilvl w:val="0"/>
           <w:numId w:val="1009"/>
         </w:numPr>
-        <w:pStyle w:val="Compact"/>
         <w:spacing w:line="360" w:lineRule="auto"/>
         <w:ind w:firstLine="480"/>
         <w:jc w:val="both"/>
@@ -4257,11 +4188,11 @@
     </w:p>
     <w:p>
       <w:pPr>
+        <w:pStyle w:val="Normal"/>
         <w:numPr>
           <w:ilvl w:val="0"/>
           <w:numId w:val="1009"/>
         </w:numPr>
-        <w:pStyle w:val="Compact"/>
         <w:spacing w:line="360" w:lineRule="auto"/>
         <w:ind w:firstLine="480"/>
         <w:jc w:val="both"/>
@@ -4304,7 +4235,7 @@
     </w:p>
     <w:p>
       <w:pPr>
-        <w:pStyle w:val="FirstParagraph"/>
+        <w:pStyle w:val="Normal"/>
         <w:spacing w:line="360" w:lineRule="auto"/>
         <w:ind w:firstLine="480"/>
         <w:jc w:val="both"/>
@@ -4320,7 +4251,7 @@
     </w:p>
     <w:p>
       <w:pPr>
-        <w:pStyle w:val="BodyText"/>
+        <w:pStyle w:val="Normal"/>
         <w:spacing w:line="360" w:lineRule="auto" w:before="80" w:after="40"/>
         <w:jc w:val="center"/>
       </w:pPr>
@@ -4624,7 +4555,7 @@
     </w:p>
     <w:p>
       <w:pPr>
-        <w:pStyle w:val="FirstParagraph"/>
+        <w:pStyle w:val="Normal"/>
         <w:spacing w:line="360" w:lineRule="auto"/>
         <w:ind w:firstLine="480"/>
         <w:jc w:val="both"/>
@@ -4658,7 +4589,7 @@
     </w:p>
     <w:p>
       <w:pPr>
-        <w:pStyle w:val="FirstParagraph"/>
+        <w:pStyle w:val="Normal"/>
         <w:spacing w:line="360" w:lineRule="auto"/>
         <w:ind w:firstLine="480"/>
         <w:jc w:val="both"/>
@@ -4692,7 +4623,7 @@
     </w:p>
     <w:p>
       <w:pPr>
-        <w:pStyle w:val="FirstParagraph"/>
+        <w:pStyle w:val="Normal"/>
         <w:spacing w:line="360" w:lineRule="auto"/>
         <w:ind w:firstLine="480"/>
         <w:jc w:val="both"/>
@@ -4707,17 +4638,7 @@
       </w:r>
     </w:p>
     <w:p>
-      <w:pPr>
-        <w:spacing w:line="360" w:lineRule="auto"/>
-        <w:ind w:firstLine="480"/>
-        <w:jc w:val="both"/>
-      </w:pPr>
-      <w:r>
-        <w:rPr>
-          <w:rFonts w:ascii="Times New Roman" w:hAnsi="Times New Roman" w:eastAsia="宋体"/>
-          <w:b w:val="0"/>
-          <w:sz w:val="24"/>
-        </w:rPr>
+      <w:r>
         <w:pict>
           <v:rect style="width:0;height:1.5pt" o:hralign="center" o:hrstd="t" o:hr="t"/>
         </w:pict>
@@ -4760,7 +4681,7 @@
     </w:p>
     <w:p>
       <w:pPr>
-        <w:pStyle w:val="FirstParagraph"/>
+        <w:pStyle w:val="Normal"/>
         <w:spacing w:line="360" w:lineRule="auto"/>
         <w:ind w:firstLine="480"/>
         <w:jc w:val="both"/>
@@ -4776,10 +4697,10 @@
     </w:p>
     <w:p>
       <w:pPr>
-        <w:pStyle w:val="SourceCode"/>
-        <w:spacing w:line="360" w:lineRule="auto"/>
-        <w:ind w:firstLine="480"/>
-        <w:jc w:val="both"/>
+        <w:pStyle w:val="Normal"/>
+        <w:spacing w:line="360" w:lineRule="auto"/>
+        <w:ind w:firstLine="480"/>
+        <w:jc w:val="center"/>
       </w:pPr>
       <w:r>
         <w:rPr>
@@ -4788,15 +4709,13 @@
           <w:b w:val="0"/>
           <w:sz w:val="24"/>
         </w:rPr>
-        <w:t xml:space="preserve">┌────────────── 前端层 (Vue3 + Rust-WASM) ──────────────┐</w:t>
-      </w:r>
-      <w:r>
-        <w:rPr>
-          <w:rFonts w:ascii="Times New Roman" w:hAnsi="Times New Roman" w:eastAsia="宋体"/>
-          <w:b w:val="0"/>
-          <w:sz w:val="24"/>
-        </w:rPr>
-        <w:br/>
+      </w:r>
+      <w:r>
+        <w:rPr>
+          <w:rFonts w:ascii="Times New Roman" w:hAnsi="Times New Roman" w:eastAsia="宋体"/>
+          <w:b w:val="0"/>
+          <w:sz w:val="24"/>
+        </w:rPr>
       </w:r>
       <w:r>
         <w:rPr>
@@ -4805,15 +4724,13 @@
           <w:b w:val="0"/>
           <w:sz w:val="24"/>
         </w:rPr>
-        <w:t xml:space="preserve">│   教师端       学生端        家长端                  │</w:t>
-      </w:r>
-      <w:r>
-        <w:rPr>
-          <w:rFonts w:ascii="Times New Roman" w:hAnsi="Times New Roman" w:eastAsia="宋体"/>
-          <w:b w:val="0"/>
-          <w:sz w:val="24"/>
-        </w:rPr>
-        <w:br/>
+      </w:r>
+      <w:r>
+        <w:rPr>
+          <w:rFonts w:ascii="Times New Roman" w:hAnsi="Times New Roman" w:eastAsia="宋体"/>
+          <w:b w:val="0"/>
+          <w:sz w:val="24"/>
+        </w:rPr>
       </w:r>
       <w:r>
         <w:rPr>
@@ -4822,15 +4739,13 @@
           <w:b w:val="0"/>
           <w:sz w:val="24"/>
         </w:rPr>
-        <w:t xml:space="preserve">│      └──────────────┬──────────────────┘             │</w:t>
-      </w:r>
-      <w:r>
-        <w:rPr>
-          <w:rFonts w:ascii="Times New Roman" w:hAnsi="Times New Roman" w:eastAsia="宋体"/>
-          <w:b w:val="0"/>
-          <w:sz w:val="24"/>
-        </w:rPr>
-        <w:br/>
+      </w:r>
+      <w:r>
+        <w:rPr>
+          <w:rFonts w:ascii="Times New Roman" w:hAnsi="Times New Roman" w:eastAsia="宋体"/>
+          <w:b w:val="0"/>
+          <w:sz w:val="24"/>
+        </w:rPr>
       </w:r>
       <w:r>
         <w:rPr>
@@ -4839,15 +4754,13 @@
           <w:b w:val="0"/>
           <w:sz w:val="24"/>
         </w:rPr>
-        <w:t xml:space="preserve">│                     │ HTTP / WebSocket                │</w:t>
-      </w:r>
-      <w:r>
-        <w:rPr>
-          <w:rFonts w:ascii="Times New Roman" w:hAnsi="Times New Roman" w:eastAsia="宋体"/>
-          <w:b w:val="0"/>
-          <w:sz w:val="24"/>
-        </w:rPr>
-        <w:br/>
+      </w:r>
+      <w:r>
+        <w:rPr>
+          <w:rFonts w:ascii="Times New Roman" w:hAnsi="Times New Roman" w:eastAsia="宋体"/>
+          <w:b w:val="0"/>
+          <w:sz w:val="24"/>
+        </w:rPr>
       </w:r>
       <w:r>
         <w:rPr>
@@ -4856,15 +4769,13 @@
           <w:b w:val="0"/>
           <w:sz w:val="24"/>
         </w:rPr>
-        <w:t xml:space="preserve">└─────────────────────┼─────────────────────────────────┘</w:t>
-      </w:r>
-      <w:r>
-        <w:rPr>
-          <w:rFonts w:ascii="Times New Roman" w:hAnsi="Times New Roman" w:eastAsia="宋体"/>
-          <w:b w:val="0"/>
-          <w:sz w:val="24"/>
-        </w:rPr>
-        <w:br/>
+      </w:r>
+      <w:r>
+        <w:rPr>
+          <w:rFonts w:ascii="Times New Roman" w:hAnsi="Times New Roman" w:eastAsia="宋体"/>
+          <w:b w:val="0"/>
+          <w:sz w:val="24"/>
+        </w:rPr>
       </w:r>
       <w:r>
         <w:rPr>
@@ -4873,15 +4784,13 @@
           <w:b w:val="0"/>
           <w:sz w:val="24"/>
         </w:rPr>
-        <w:t xml:space="preserve">                      │</w:t>
-      </w:r>
-      <w:r>
-        <w:rPr>
-          <w:rFonts w:ascii="Times New Roman" w:hAnsi="Times New Roman" w:eastAsia="宋体"/>
-          <w:b w:val="0"/>
-          <w:sz w:val="24"/>
-        </w:rPr>
-        <w:br/>
+      </w:r>
+      <w:r>
+        <w:rPr>
+          <w:rFonts w:ascii="Times New Roman" w:hAnsi="Times New Roman" w:eastAsia="宋体"/>
+          <w:b w:val="0"/>
+          <w:sz w:val="24"/>
+        </w:rPr>
       </w:r>
       <w:r>
         <w:rPr>
@@ -4890,15 +4799,13 @@
           <w:b w:val="0"/>
           <w:sz w:val="24"/>
         </w:rPr>
-        <w:t xml:space="preserve">┌─────────────────────▼────────── Node.js 后端 ─────────┐</w:t>
-      </w:r>
-      <w:r>
-        <w:rPr>
-          <w:rFonts w:ascii="Times New Roman" w:hAnsi="Times New Roman" w:eastAsia="宋体"/>
-          <w:b w:val="0"/>
-          <w:sz w:val="24"/>
-        </w:rPr>
-        <w:br/>
+      </w:r>
+      <w:r>
+        <w:rPr>
+          <w:rFonts w:ascii="Times New Roman" w:hAnsi="Times New Roman" w:eastAsia="宋体"/>
+          <w:b w:val="0"/>
+          <w:sz w:val="24"/>
+        </w:rPr>
       </w:r>
       <w:r>
         <w:rPr>
@@ -4907,15 +4814,13 @@
           <w:b w:val="0"/>
           <w:sz w:val="24"/>
         </w:rPr>
-        <w:t xml:space="preserve">│  认证 / 作业 / 批改 / 学情分析 / 推荐 / 通知         │</w:t>
-      </w:r>
-      <w:r>
-        <w:rPr>
-          <w:rFonts w:ascii="Times New Roman" w:hAnsi="Times New Roman" w:eastAsia="宋体"/>
-          <w:b w:val="0"/>
-          <w:sz w:val="24"/>
-        </w:rPr>
-        <w:br/>
+      </w:r>
+      <w:r>
+        <w:rPr>
+          <w:rFonts w:ascii="Times New Roman" w:hAnsi="Times New Roman" w:eastAsia="宋体"/>
+          <w:b w:val="0"/>
+          <w:sz w:val="24"/>
+        </w:rPr>
       </w:r>
       <w:r>
         <w:rPr>
@@ -4924,15 +4829,13 @@
           <w:b w:val="0"/>
           <w:sz w:val="24"/>
         </w:rPr>
-        <w:t xml:space="preserve">└──────┬─────────────────────────────────────┬──────────┘</w:t>
-      </w:r>
-      <w:r>
-        <w:rPr>
-          <w:rFonts w:ascii="Times New Roman" w:hAnsi="Times New Roman" w:eastAsia="宋体"/>
-          <w:b w:val="0"/>
-          <w:sz w:val="24"/>
-        </w:rPr>
-        <w:br/>
+      </w:r>
+      <w:r>
+        <w:rPr>
+          <w:rFonts w:ascii="Times New Roman" w:hAnsi="Times New Roman" w:eastAsia="宋体"/>
+          <w:b w:val="0"/>
+          <w:sz w:val="24"/>
+        </w:rPr>
       </w:r>
       <w:r>
         <w:rPr>
@@ -4941,15 +4844,13 @@
           <w:b w:val="0"/>
           <w:sz w:val="24"/>
         </w:rPr>
-        <w:t xml:space="preserve">       │ gRPC :50051                        │ gRPC :50052</w:t>
-      </w:r>
-      <w:r>
-        <w:rPr>
-          <w:rFonts w:ascii="Times New Roman" w:hAnsi="Times New Roman" w:eastAsia="宋体"/>
-          <w:b w:val="0"/>
-          <w:sz w:val="24"/>
-        </w:rPr>
-        <w:br/>
+      </w:r>
+      <w:r>
+        <w:rPr>
+          <w:rFonts w:ascii="Times New Roman" w:hAnsi="Times New Roman" w:eastAsia="宋体"/>
+          <w:b w:val="0"/>
+          <w:sz w:val="24"/>
+        </w:rPr>
       </w:r>
       <w:r>
         <w:rPr>
@@ -4958,15 +4859,13 @@
           <w:b w:val="0"/>
           <w:sz w:val="24"/>
         </w:rPr>
-        <w:t xml:space="preserve">┌──────▼──────────┐                 ┌────────▼─────────┐</w:t>
-      </w:r>
-      <w:r>
-        <w:rPr>
-          <w:rFonts w:ascii="Times New Roman" w:hAnsi="Times New Roman" w:eastAsia="宋体"/>
-          <w:b w:val="0"/>
-          <w:sz w:val="24"/>
-        </w:rPr>
-        <w:br/>
+      </w:r>
+      <w:r>
+        <w:rPr>
+          <w:rFonts w:ascii="Times New Roman" w:hAnsi="Times New Roman" w:eastAsia="宋体"/>
+          <w:b w:val="0"/>
+          <w:sz w:val="24"/>
+        </w:rPr>
       </w:r>
       <w:r>
         <w:rPr>
@@ -4975,15 +4874,13 @@
           <w:b w:val="0"/>
           <w:sz w:val="24"/>
         </w:rPr>
-        <w:t xml:space="preserve">│  Python AI 服务 │                 │ Rust 高性能服务  │</w:t>
-      </w:r>
-      <w:r>
-        <w:rPr>
-          <w:rFonts w:ascii="Times New Roman" w:hAnsi="Times New Roman" w:eastAsia="宋体"/>
-          <w:b w:val="0"/>
-          <w:sz w:val="24"/>
-        </w:rPr>
-        <w:br/>
+      </w:r>
+      <w:r>
+        <w:rPr>
+          <w:rFonts w:ascii="Times New Roman" w:hAnsi="Times New Roman" w:eastAsia="宋体"/>
+          <w:b w:val="0"/>
+          <w:sz w:val="24"/>
+        </w:rPr>
       </w:r>
       <w:r>
         <w:rPr>
@@ -4992,15 +4889,13 @@
           <w:b w:val="0"/>
           <w:sz w:val="24"/>
         </w:rPr>
-        <w:t xml:space="preserve">│  OCR / BERT /  │                 │ AES / bcrypt /  │</w:t>
-      </w:r>
-      <w:r>
-        <w:rPr>
-          <w:rFonts w:ascii="Times New Roman" w:hAnsi="Times New Roman" w:eastAsia="宋体"/>
-          <w:b w:val="0"/>
-          <w:sz w:val="24"/>
-        </w:rPr>
-        <w:br/>
+      </w:r>
+      <w:r>
+        <w:rPr>
+          <w:rFonts w:ascii="Times New Roman" w:hAnsi="Times New Roman" w:eastAsia="宋体"/>
+          <w:b w:val="0"/>
+          <w:sz w:val="24"/>
+        </w:rPr>
       </w:r>
       <w:r>
         <w:rPr>
@@ -5009,15 +4904,13 @@
           <w:b w:val="0"/>
           <w:sz w:val="24"/>
         </w:rPr>
-        <w:t xml:space="preserve">│  NLP / 推荐    │                 │ 相似度           │</w:t>
-      </w:r>
-      <w:r>
-        <w:rPr>
-          <w:rFonts w:ascii="Times New Roman" w:hAnsi="Times New Roman" w:eastAsia="宋体"/>
-          <w:b w:val="0"/>
-          <w:sz w:val="24"/>
-        </w:rPr>
-        <w:br/>
+      </w:r>
+      <w:r>
+        <w:rPr>
+          <w:rFonts w:ascii="Times New Roman" w:hAnsi="Times New Roman" w:eastAsia="宋体"/>
+          <w:b w:val="0"/>
+          <w:sz w:val="24"/>
+        </w:rPr>
       </w:r>
       <w:r>
         <w:rPr>
@@ -5026,15 +4919,13 @@
           <w:b w:val="0"/>
           <w:sz w:val="24"/>
         </w:rPr>
-        <w:t xml:space="preserve">└─────────────────┘                 └──────────────────┘</w:t>
-      </w:r>
-      <w:r>
-        <w:rPr>
-          <w:rFonts w:ascii="Times New Roman" w:hAnsi="Times New Roman" w:eastAsia="宋体"/>
-          <w:b w:val="0"/>
-          <w:sz w:val="24"/>
-        </w:rPr>
-        <w:br/>
+      </w:r>
+      <w:r>
+        <w:rPr>
+          <w:rFonts w:ascii="Times New Roman" w:hAnsi="Times New Roman" w:eastAsia="宋体"/>
+          <w:b w:val="0"/>
+          <w:sz w:val="24"/>
+        </w:rPr>
       </w:r>
       <w:r>
         <w:rPr>
@@ -5043,15 +4934,13 @@
           <w:b w:val="0"/>
           <w:sz w:val="24"/>
         </w:rPr>
-        <w:t xml:space="preserve">       │                                     │</w:t>
-      </w:r>
-      <w:r>
-        <w:rPr>
-          <w:rFonts w:ascii="Times New Roman" w:hAnsi="Times New Roman" w:eastAsia="宋体"/>
-          <w:b w:val="0"/>
-          <w:sz w:val="24"/>
-        </w:rPr>
-        <w:br/>
+      </w:r>
+      <w:r>
+        <w:rPr>
+          <w:rFonts w:ascii="Times New Roman" w:hAnsi="Times New Roman" w:eastAsia="宋体"/>
+          <w:b w:val="0"/>
+          <w:sz w:val="24"/>
+        </w:rPr>
       </w:r>
       <w:r>
         <w:rPr>
@@ -5060,15 +4949,13 @@
           <w:b w:val="0"/>
           <w:sz w:val="24"/>
         </w:rPr>
-        <w:t xml:space="preserve">       ▼                                     ▼</w:t>
-      </w:r>
-      <w:r>
-        <w:rPr>
-          <w:rFonts w:ascii="Times New Roman" w:hAnsi="Times New Roman" w:eastAsia="宋体"/>
-          <w:b w:val="0"/>
-          <w:sz w:val="24"/>
-        </w:rPr>
-        <w:br/>
+      </w:r>
+      <w:r>
+        <w:rPr>
+          <w:rFonts w:ascii="Times New Roman" w:hAnsi="Times New Roman" w:eastAsia="宋体"/>
+          <w:b w:val="0"/>
+          <w:sz w:val="24"/>
+        </w:rPr>
       </w:r>
       <w:r>
         <w:rPr>
@@ -5077,12 +4964,45 @@
           <w:b w:val="0"/>
           <w:sz w:val="24"/>
         </w:rPr>
-        <w:t xml:space="preserve">   MySQL 8.0                            MongoDB 5.0</w:t>
-      </w:r>
-    </w:p>
-    <w:p>
-      <w:pPr>
-        <w:pStyle w:val="FirstParagraph"/>
+      </w:r>
+      <w:r>
+        <w:drawing>
+          <wp:inline>
+            <wp:extent cx="5029200" cy="3645017"/>
+            <wp:docPr id="1" name="Picture 1"/>
+            <wp:cNvGraphicFramePr>
+              <a:graphicFrameLocks noChangeAspect="1"/>
+            </wp:cNvGraphicFramePr>
+            <a:graphic>
+              <a:graphicData uri="http://schemas.openxmlformats.org/drawingml/2006/picture">
+                <pic:pic>
+                  <pic:nvPicPr>
+                    <pic:cNvPr id="0" name="arch_diagram.png"/>
+                    <pic:cNvPicPr/>
+                  </pic:nvPicPr>
+                  <pic:blipFill>
+                    <a:blip r:embed="rId9"/>
+                    <a:stretch>
+                      <a:fillRect/>
+                    </a:stretch>
+                  </pic:blipFill>
+                  <pic:spPr>
+                    <a:xfrm>
+                      <a:off x="0" y="0"/>
+                      <a:ext cx="5029200" cy="3645017"/>
+                    </a:xfrm>
+                    <a:prstGeom prst="rect"/>
+                  </pic:spPr>
+                </pic:pic>
+              </a:graphicData>
+            </a:graphic>
+          </wp:inline>
+        </w:drawing>
+      </w:r>
+    </w:p>
+    <w:p>
+      <w:pPr>
+        <w:pStyle w:val="Normal"/>
         <w:spacing w:line="360" w:lineRule="auto" w:before="80" w:after="40"/>
         <w:jc w:val="center"/>
       </w:pPr>
@@ -5097,7 +5017,7 @@
     </w:p>
     <w:p>
       <w:pPr>
-        <w:pStyle w:val="BodyText"/>
+        <w:pStyle w:val="Normal"/>
         <w:spacing w:line="360" w:lineRule="auto"/>
         <w:ind w:firstLine="480"/>
         <w:jc w:val="both"/>
@@ -5122,11 +5042,11 @@
     </w:p>
     <w:p>
       <w:pPr>
+        <w:pStyle w:val="Normal"/>
         <w:numPr>
           <w:ilvl w:val="0"/>
           <w:numId w:val="1010"/>
         </w:numPr>
-        <w:pStyle w:val="Compact"/>
         <w:spacing w:line="360" w:lineRule="auto"/>
         <w:ind w:firstLine="480"/>
         <w:jc w:val="both"/>
@@ -5151,11 +5071,11 @@
     </w:p>
     <w:p>
       <w:pPr>
+        <w:pStyle w:val="Normal"/>
         <w:numPr>
           <w:ilvl w:val="0"/>
           <w:numId w:val="1010"/>
         </w:numPr>
-        <w:pStyle w:val="Compact"/>
         <w:spacing w:line="360" w:lineRule="auto"/>
         <w:ind w:firstLine="480"/>
         <w:jc w:val="both"/>
@@ -5180,11 +5100,11 @@
     </w:p>
     <w:p>
       <w:pPr>
+        <w:pStyle w:val="Normal"/>
         <w:numPr>
           <w:ilvl w:val="0"/>
           <w:numId w:val="1010"/>
         </w:numPr>
-        <w:pStyle w:val="Compact"/>
         <w:spacing w:line="360" w:lineRule="auto"/>
         <w:ind w:firstLine="480"/>
         <w:jc w:val="both"/>
@@ -5209,11 +5129,11 @@
     </w:p>
     <w:p>
       <w:pPr>
+        <w:pStyle w:val="Normal"/>
         <w:numPr>
           <w:ilvl w:val="0"/>
           <w:numId w:val="1010"/>
         </w:numPr>
-        <w:pStyle w:val="Compact"/>
         <w:spacing w:line="360" w:lineRule="auto"/>
         <w:ind w:firstLine="480"/>
         <w:jc w:val="both"/>
@@ -5272,7 +5192,7 @@
     </w:p>
     <w:p>
       <w:pPr>
-        <w:pStyle w:val="FirstParagraph"/>
+        <w:pStyle w:val="Normal"/>
         <w:spacing w:line="360" w:lineRule="auto"/>
         <w:ind w:firstLine="480"/>
         <w:jc w:val="both"/>
@@ -5288,11 +5208,11 @@
     </w:p>
     <w:p>
       <w:pPr>
+        <w:pStyle w:val="Normal"/>
         <w:numPr>
           <w:ilvl w:val="0"/>
           <w:numId w:val="1011"/>
         </w:numPr>
-        <w:pStyle w:val="Compact"/>
         <w:spacing w:line="360" w:lineRule="auto"/>
         <w:ind w:firstLine="480"/>
         <w:jc w:val="both"/>
@@ -5317,11 +5237,11 @@
     </w:p>
     <w:p>
       <w:pPr>
+        <w:pStyle w:val="Normal"/>
         <w:numPr>
           <w:ilvl w:val="0"/>
           <w:numId w:val="1011"/>
         </w:numPr>
-        <w:pStyle w:val="Compact"/>
         <w:spacing w:line="360" w:lineRule="auto"/>
         <w:ind w:firstLine="480"/>
         <w:jc w:val="both"/>
@@ -5346,11 +5266,11 @@
     </w:p>
     <w:p>
       <w:pPr>
+        <w:pStyle w:val="Normal"/>
         <w:numPr>
           <w:ilvl w:val="0"/>
           <w:numId w:val="1011"/>
         </w:numPr>
-        <w:pStyle w:val="Compact"/>
         <w:spacing w:line="360" w:lineRule="auto"/>
         <w:ind w:firstLine="480"/>
         <w:jc w:val="both"/>
@@ -5375,11 +5295,11 @@
     </w:p>
     <w:p>
       <w:pPr>
+        <w:pStyle w:val="Normal"/>
         <w:numPr>
           <w:ilvl w:val="0"/>
           <w:numId w:val="1011"/>
         </w:numPr>
-        <w:pStyle w:val="Compact"/>
         <w:spacing w:line="360" w:lineRule="auto"/>
         <w:ind w:firstLine="480"/>
         <w:jc w:val="both"/>
@@ -5404,11 +5324,11 @@
     </w:p>
     <w:p>
       <w:pPr>
+        <w:pStyle w:val="Normal"/>
         <w:numPr>
           <w:ilvl w:val="0"/>
           <w:numId w:val="1011"/>
         </w:numPr>
-        <w:pStyle w:val="Compact"/>
         <w:spacing w:line="360" w:lineRule="auto"/>
         <w:ind w:firstLine="480"/>
         <w:jc w:val="both"/>
@@ -5433,11 +5353,11 @@
     </w:p>
     <w:p>
       <w:pPr>
+        <w:pStyle w:val="Normal"/>
         <w:numPr>
           <w:ilvl w:val="0"/>
           <w:numId w:val="1011"/>
         </w:numPr>
-        <w:pStyle w:val="Compact"/>
         <w:spacing w:line="360" w:lineRule="auto"/>
         <w:ind w:firstLine="480"/>
         <w:jc w:val="both"/>
@@ -5462,11 +5382,11 @@
     </w:p>
     <w:p>
       <w:pPr>
+        <w:pStyle w:val="Normal"/>
         <w:numPr>
           <w:ilvl w:val="0"/>
           <w:numId w:val="1011"/>
         </w:numPr>
-        <w:pStyle w:val="Compact"/>
         <w:spacing w:line="360" w:lineRule="auto"/>
         <w:ind w:firstLine="480"/>
         <w:jc w:val="both"/>
@@ -5491,11 +5411,11 @@
     </w:p>
     <w:p>
       <w:pPr>
+        <w:pStyle w:val="Normal"/>
         <w:numPr>
           <w:ilvl w:val="0"/>
           <w:numId w:val="1011"/>
         </w:numPr>
-        <w:pStyle w:val="Compact"/>
         <w:spacing w:line="360" w:lineRule="auto"/>
         <w:ind w:firstLine="480"/>
         <w:jc w:val="both"/>
@@ -5520,11 +5440,11 @@
     </w:p>
     <w:p>
       <w:pPr>
+        <w:pStyle w:val="Normal"/>
         <w:numPr>
           <w:ilvl w:val="0"/>
           <w:numId w:val="1011"/>
         </w:numPr>
-        <w:pStyle w:val="Compact"/>
         <w:spacing w:line="360" w:lineRule="auto"/>
         <w:ind w:firstLine="480"/>
         <w:jc w:val="both"/>
@@ -5549,7 +5469,7 @@
     </w:p>
     <w:p>
       <w:pPr>
-        <w:pStyle w:val="FirstParagraph"/>
+        <w:pStyle w:val="Normal"/>
         <w:spacing w:line="360" w:lineRule="auto"/>
         <w:ind w:firstLine="480"/>
         <w:jc w:val="both"/>
@@ -5565,11 +5485,11 @@
     </w:p>
     <w:p>
       <w:pPr>
+        <w:pStyle w:val="Normal"/>
         <w:numPr>
           <w:ilvl w:val="0"/>
           <w:numId w:val="1012"/>
         </w:numPr>
-        <w:pStyle w:val="Compact"/>
         <w:spacing w:line="360" w:lineRule="auto"/>
         <w:ind w:firstLine="480"/>
         <w:jc w:val="both"/>
@@ -5594,11 +5514,11 @@
     </w:p>
     <w:p>
       <w:pPr>
+        <w:pStyle w:val="Normal"/>
         <w:numPr>
           <w:ilvl w:val="0"/>
           <w:numId w:val="1012"/>
         </w:numPr>
-        <w:pStyle w:val="Compact"/>
         <w:spacing w:line="360" w:lineRule="auto"/>
         <w:ind w:firstLine="480"/>
         <w:jc w:val="both"/>
@@ -5623,11 +5543,11 @@
     </w:p>
     <w:p>
       <w:pPr>
+        <w:pStyle w:val="Normal"/>
         <w:numPr>
           <w:ilvl w:val="0"/>
           <w:numId w:val="1012"/>
         </w:numPr>
-        <w:pStyle w:val="Compact"/>
         <w:spacing w:line="360" w:lineRule="auto"/>
         <w:ind w:firstLine="480"/>
         <w:jc w:val="both"/>
@@ -5652,11 +5572,11 @@
     </w:p>
     <w:p>
       <w:pPr>
+        <w:pStyle w:val="Normal"/>
         <w:numPr>
           <w:ilvl w:val="0"/>
           <w:numId w:val="1012"/>
         </w:numPr>
-        <w:pStyle w:val="Compact"/>
         <w:spacing w:line="360" w:lineRule="auto"/>
         <w:ind w:firstLine="480"/>
         <w:jc w:val="both"/>
@@ -5681,11 +5601,11 @@
     </w:p>
     <w:p>
       <w:pPr>
+        <w:pStyle w:val="Normal"/>
         <w:numPr>
           <w:ilvl w:val="0"/>
           <w:numId w:val="1012"/>
         </w:numPr>
-        <w:pStyle w:val="Compact"/>
         <w:spacing w:line="360" w:lineRule="auto"/>
         <w:ind w:firstLine="480"/>
         <w:jc w:val="both"/>
@@ -5710,7 +5630,7 @@
     </w:p>
     <w:p>
       <w:pPr>
-        <w:pStyle w:val="FirstParagraph"/>
+        <w:pStyle w:val="Normal"/>
         <w:spacing w:line="360" w:lineRule="auto"/>
         <w:ind w:firstLine="480"/>
         <w:jc w:val="both"/>
@@ -5828,11 +5748,11 @@
     </w:p>
     <w:p>
       <w:pPr>
+        <w:pStyle w:val="Normal"/>
         <w:numPr>
           <w:ilvl w:val="0"/>
           <w:numId w:val="1013"/>
         </w:numPr>
-        <w:pStyle w:val="Compact"/>
         <w:spacing w:line="360" w:lineRule="auto"/>
         <w:ind w:firstLine="480"/>
         <w:jc w:val="both"/>
@@ -5857,11 +5777,11 @@
     </w:p>
     <w:p>
       <w:pPr>
+        <w:pStyle w:val="Normal"/>
         <w:numPr>
           <w:ilvl w:val="0"/>
           <w:numId w:val="1013"/>
         </w:numPr>
-        <w:pStyle w:val="Compact"/>
         <w:spacing w:line="360" w:lineRule="auto"/>
         <w:ind w:firstLine="480"/>
         <w:jc w:val="both"/>
@@ -5886,11 +5806,11 @@
     </w:p>
     <w:p>
       <w:pPr>
+        <w:pStyle w:val="Normal"/>
         <w:numPr>
           <w:ilvl w:val="0"/>
           <w:numId w:val="1013"/>
         </w:numPr>
-        <w:pStyle w:val="Compact"/>
         <w:spacing w:line="360" w:lineRule="auto"/>
         <w:ind w:firstLine="480"/>
         <w:jc w:val="both"/>
@@ -5950,7 +5870,7 @@
     </w:p>
     <w:p>
       <w:pPr>
-        <w:pStyle w:val="FirstParagraph"/>
+        <w:pStyle w:val="Normal"/>
         <w:spacing w:line="360" w:lineRule="auto"/>
         <w:ind w:firstLine="480"/>
         <w:jc w:val="both"/>
@@ -5966,7 +5886,7 @@
     </w:p>
     <w:p>
       <w:pPr>
-        <w:pStyle w:val="BodyText"/>
+        <w:pStyle w:val="Normal"/>
         <w:spacing w:line="360" w:lineRule="auto" w:before="80" w:after="40"/>
         <w:jc w:val="center"/>
       </w:pPr>
@@ -7264,7 +7184,7 @@
     </w:p>
     <w:p>
       <w:pPr>
-        <w:pStyle w:val="FirstParagraph"/>
+        <w:pStyle w:val="Normal"/>
         <w:spacing w:line="360" w:lineRule="auto"/>
         <w:ind w:firstLine="480"/>
         <w:jc w:val="both"/>
@@ -7280,7 +7200,7 @@
     </w:p>
     <w:p>
       <w:pPr>
-        <w:pStyle w:val="SourceCode"/>
+        <w:pStyle w:val="Normal"/>
         <w:spacing w:line="360" w:lineRule="auto"/>
         <w:ind w:firstLine="480"/>
         <w:jc w:val="both"/>
@@ -7493,7 +7413,7 @@
     </w:p>
     <w:p>
       <w:pPr>
-        <w:pStyle w:val="FirstParagraph"/>
+        <w:pStyle w:val="Normal"/>
         <w:spacing w:line="360" w:lineRule="auto"/>
         <w:ind w:firstLine="480"/>
         <w:jc w:val="both"/>
@@ -7510,9 +7430,6 @@
     <w:p>
       <w:pPr>
         <w:pStyle w:val="BodyText"/>
-        <w:spacing w:line="360" w:lineRule="auto"/>
-        <w:ind w:firstLine="480"/>
-        <w:jc w:val="both"/>
       </w:pPr>
       <m:oMathPara>
         <m:oMathParaPr>
@@ -7807,7 +7724,7 @@
     </w:p>
     <w:p>
       <w:pPr>
-        <w:pStyle w:val="FirstParagraph"/>
+        <w:pStyle w:val="Normal"/>
         <w:spacing w:line="360" w:lineRule="auto"/>
         <w:ind w:firstLine="480"/>
         <w:jc w:val="both"/>
@@ -7916,11 +7833,11 @@
     </w:p>
     <w:p>
       <w:pPr>
+        <w:pStyle w:val="Normal"/>
         <w:numPr>
           <w:ilvl w:val="0"/>
           <w:numId w:val="1014"/>
         </w:numPr>
-        <w:pStyle w:val="Compact"/>
         <w:spacing w:line="360" w:lineRule="auto"/>
         <w:ind w:firstLine="480"/>
         <w:jc w:val="both"/>
@@ -7936,11 +7853,11 @@
     </w:p>
     <w:p>
       <w:pPr>
+        <w:pStyle w:val="Normal"/>
         <w:numPr>
           <w:ilvl w:val="0"/>
           <w:numId w:val="1014"/>
         </w:numPr>
-        <w:pStyle w:val="Compact"/>
         <w:spacing w:line="360" w:lineRule="auto"/>
         <w:ind w:firstLine="480"/>
         <w:jc w:val="both"/>
@@ -7956,11 +7873,11 @@
     </w:p>
     <w:p>
       <w:pPr>
+        <w:pStyle w:val="Normal"/>
         <w:numPr>
           <w:ilvl w:val="0"/>
           <w:numId w:val="1014"/>
         </w:numPr>
-        <w:pStyle w:val="Compact"/>
         <w:spacing w:line="360" w:lineRule="auto"/>
         <w:ind w:firstLine="480"/>
         <w:jc w:val="both"/>
@@ -7994,11 +7911,11 @@
     </w:p>
     <w:p>
       <w:pPr>
+        <w:pStyle w:val="Normal"/>
         <w:numPr>
           <w:ilvl w:val="0"/>
           <w:numId w:val="1015"/>
         </w:numPr>
-        <w:pStyle w:val="Compact"/>
         <w:spacing w:line="360" w:lineRule="auto"/>
         <w:ind w:firstLine="480"/>
         <w:jc w:val="both"/>
@@ -8014,11 +7931,11 @@
     </w:p>
     <w:p>
       <w:pPr>
+        <w:pStyle w:val="Normal"/>
         <w:numPr>
           <w:ilvl w:val="0"/>
           <w:numId w:val="1015"/>
         </w:numPr>
-        <w:pStyle w:val="Compact"/>
         <w:spacing w:line="360" w:lineRule="auto"/>
         <w:ind w:firstLine="480"/>
         <w:jc w:val="both"/>
@@ -8058,11 +7975,11 @@
     </w:p>
     <w:p>
       <w:pPr>
+        <w:pStyle w:val="Normal"/>
         <w:numPr>
           <w:ilvl w:val="0"/>
           <w:numId w:val="1015"/>
         </w:numPr>
-        <w:pStyle w:val="Compact"/>
         <w:spacing w:line="360" w:lineRule="auto"/>
         <w:ind w:firstLine="480"/>
         <w:jc w:val="both"/>
@@ -8079,9 +7996,6 @@
     <w:p>
       <w:pPr>
         <w:pStyle w:val="FirstParagraph"/>
-        <w:spacing w:line="360" w:lineRule="auto"/>
-        <w:ind w:firstLine="480"/>
-        <w:jc w:val="both"/>
       </w:pPr>
       <m:oMathPara>
         <m:oMathParaPr>
@@ -8175,11 +8089,11 @@
     </w:p>
     <w:p>
       <w:pPr>
+        <w:pStyle w:val="Normal"/>
         <w:numPr>
           <w:ilvl w:val="0"/>
           <w:numId w:val="1016"/>
         </w:numPr>
-        <w:pStyle w:val="Compact"/>
         <w:spacing w:line="360" w:lineRule="auto"/>
         <w:ind w:firstLine="480"/>
         <w:jc w:val="both"/>
@@ -8195,11 +8109,11 @@
     </w:p>
     <w:p>
       <w:pPr>
+        <w:pStyle w:val="Normal"/>
         <w:numPr>
           <w:ilvl w:val="1"/>
           <w:numId w:val="1017"/>
         </w:numPr>
-        <w:pStyle w:val="Compact"/>
         <w:spacing w:line="360" w:lineRule="auto"/>
         <w:ind w:firstLine="480"/>
         <w:jc w:val="both"/>
@@ -8215,11 +8129,11 @@
     </w:p>
     <w:p>
       <w:pPr>
+        <w:pStyle w:val="Normal"/>
         <w:numPr>
           <w:ilvl w:val="1"/>
           <w:numId w:val="1017"/>
         </w:numPr>
-        <w:pStyle w:val="Compact"/>
         <w:spacing w:line="360" w:lineRule="auto"/>
         <w:ind w:firstLine="480"/>
         <w:jc w:val="both"/>
@@ -8235,11 +8149,11 @@
     </w:p>
     <w:p>
       <w:pPr>
+        <w:pStyle w:val="Normal"/>
         <w:numPr>
           <w:ilvl w:val="1"/>
           <w:numId w:val="1017"/>
         </w:numPr>
-        <w:pStyle w:val="Compact"/>
         <w:spacing w:line="360" w:lineRule="auto"/>
         <w:ind w:firstLine="480"/>
         <w:jc w:val="both"/>
@@ -8255,11 +8169,11 @@
     </w:p>
     <w:p>
       <w:pPr>
+        <w:pStyle w:val="Normal"/>
         <w:numPr>
           <w:ilvl w:val="0"/>
           <w:numId w:val="1016"/>
         </w:numPr>
-        <w:pStyle w:val="Compact"/>
         <w:spacing w:line="360" w:lineRule="auto"/>
         <w:ind w:firstLine="480"/>
         <w:jc w:val="both"/>
@@ -8275,11 +8189,11 @@
     </w:p>
     <w:p>
       <w:pPr>
+        <w:pStyle w:val="Normal"/>
         <w:numPr>
           <w:ilvl w:val="0"/>
           <w:numId w:val="1016"/>
         </w:numPr>
-        <w:pStyle w:val="Compact"/>
         <w:spacing w:line="360" w:lineRule="auto"/>
         <w:ind w:firstLine="480"/>
         <w:jc w:val="both"/>
@@ -8313,11 +8227,11 @@
     </w:p>
     <w:p>
       <w:pPr>
+        <w:pStyle w:val="Normal"/>
         <w:numPr>
           <w:ilvl w:val="0"/>
           <w:numId w:val="1018"/>
         </w:numPr>
-        <w:pStyle w:val="Compact"/>
         <w:spacing w:line="360" w:lineRule="auto"/>
         <w:ind w:firstLine="480"/>
         <w:jc w:val="both"/>
@@ -8342,11 +8256,11 @@
     </w:p>
     <w:p>
       <w:pPr>
+        <w:pStyle w:val="Normal"/>
         <w:numPr>
           <w:ilvl w:val="0"/>
           <w:numId w:val="1018"/>
         </w:numPr>
-        <w:pStyle w:val="Compact"/>
         <w:spacing w:line="360" w:lineRule="auto"/>
         <w:ind w:firstLine="480"/>
         <w:jc w:val="both"/>
@@ -8371,11 +8285,11 @@
     </w:p>
     <w:p>
       <w:pPr>
+        <w:pStyle w:val="Normal"/>
         <w:numPr>
           <w:ilvl w:val="0"/>
           <w:numId w:val="1018"/>
         </w:numPr>
-        <w:pStyle w:val="Compact"/>
         <w:spacing w:line="360" w:lineRule="auto"/>
         <w:ind w:firstLine="480"/>
         <w:jc w:val="both"/>
@@ -8401,9 +8315,6 @@
     <w:p>
       <w:pPr>
         <w:pStyle w:val="FirstParagraph"/>
-        <w:spacing w:line="360" w:lineRule="auto"/>
-        <w:ind w:firstLine="480"/>
-        <w:jc w:val="both"/>
       </w:pPr>
       <m:oMathPara>
         <m:oMathParaPr>
@@ -8451,7 +8362,7 @@
     </w:p>
     <w:p>
       <w:pPr>
-        <w:pStyle w:val="FirstParagraph"/>
+        <w:pStyle w:val="Normal"/>
         <w:spacing w:line="360" w:lineRule="auto"/>
         <w:ind w:firstLine="480"/>
         <w:jc w:val="both"/>
@@ -8538,11 +8449,11 @@
     </w:p>
     <w:p>
       <w:pPr>
+        <w:pStyle w:val="Normal"/>
         <w:numPr>
           <w:ilvl w:val="0"/>
           <w:numId w:val="1019"/>
         </w:numPr>
-        <w:pStyle w:val="Compact"/>
         <w:spacing w:line="360" w:lineRule="auto"/>
         <w:ind w:firstLine="480"/>
         <w:jc w:val="both"/>
@@ -8585,7 +8496,7 @@
     </w:p>
     <w:p>
       <w:pPr>
-        <w:pStyle w:val="FirstParagraph"/>
+        <w:pStyle w:val="Normal"/>
         <w:spacing w:line="360" w:lineRule="auto"/>
         <w:ind w:firstLine="480"/>
         <w:jc w:val="both"/>
@@ -8601,11 +8512,11 @@
     </w:p>
     <w:p>
       <w:pPr>
+        <w:pStyle w:val="Normal"/>
         <w:numPr>
           <w:ilvl w:val="0"/>
           <w:numId w:val="1020"/>
         </w:numPr>
-        <w:pStyle w:val="Compact"/>
         <w:spacing w:line="360" w:lineRule="auto"/>
         <w:ind w:firstLine="480"/>
         <w:jc w:val="both"/>
@@ -8621,11 +8532,11 @@
     </w:p>
     <w:p>
       <w:pPr>
+        <w:pStyle w:val="Normal"/>
         <w:numPr>
           <w:ilvl w:val="0"/>
           <w:numId w:val="1020"/>
         </w:numPr>
-        <w:pStyle w:val="Compact"/>
         <w:spacing w:line="360" w:lineRule="auto"/>
         <w:ind w:firstLine="480"/>
         <w:jc w:val="both"/>
@@ -8641,11 +8552,11 @@
     </w:p>
     <w:p>
       <w:pPr>
+        <w:pStyle w:val="Normal"/>
         <w:numPr>
           <w:ilvl w:val="0"/>
           <w:numId w:val="1020"/>
         </w:numPr>
-        <w:pStyle w:val="Compact"/>
         <w:spacing w:line="360" w:lineRule="auto"/>
         <w:ind w:firstLine="480"/>
         <w:jc w:val="both"/>
@@ -8661,11 +8572,11 @@
     </w:p>
     <w:p>
       <w:pPr>
+        <w:pStyle w:val="Normal"/>
         <w:numPr>
           <w:ilvl w:val="0"/>
           <w:numId w:val="1020"/>
         </w:numPr>
-        <w:pStyle w:val="Compact"/>
         <w:spacing w:line="360" w:lineRule="auto"/>
         <w:ind w:firstLine="480"/>
         <w:jc w:val="both"/>
@@ -8681,11 +8592,11 @@
     </w:p>
     <w:p>
       <w:pPr>
+        <w:pStyle w:val="Normal"/>
         <w:numPr>
           <w:ilvl w:val="0"/>
           <w:numId w:val="1020"/>
         </w:numPr>
-        <w:pStyle w:val="Compact"/>
         <w:spacing w:line="360" w:lineRule="auto"/>
         <w:ind w:firstLine="480"/>
         <w:jc w:val="both"/>
@@ -8719,11 +8630,11 @@
     </w:p>
     <w:p>
       <w:pPr>
+        <w:pStyle w:val="Normal"/>
         <w:numPr>
           <w:ilvl w:val="0"/>
           <w:numId w:val="1021"/>
         </w:numPr>
-        <w:pStyle w:val="Compact"/>
         <w:spacing w:line="360" w:lineRule="auto"/>
         <w:ind w:firstLine="480"/>
         <w:jc w:val="both"/>
@@ -8748,11 +8659,11 @@
     </w:p>
     <w:p>
       <w:pPr>
+        <w:pStyle w:val="Normal"/>
         <w:numPr>
           <w:ilvl w:val="0"/>
           <w:numId w:val="1021"/>
         </w:numPr>
-        <w:pStyle w:val="Compact"/>
         <w:spacing w:line="360" w:lineRule="auto"/>
         <w:ind w:firstLine="480"/>
         <w:jc w:val="both"/>
@@ -8777,11 +8688,11 @@
     </w:p>
     <w:p>
       <w:pPr>
+        <w:pStyle w:val="Normal"/>
         <w:numPr>
           <w:ilvl w:val="0"/>
           <w:numId w:val="1021"/>
         </w:numPr>
-        <w:pStyle w:val="Compact"/>
         <w:spacing w:line="360" w:lineRule="auto"/>
         <w:ind w:firstLine="480"/>
         <w:jc w:val="both"/>
@@ -8806,11 +8717,11 @@
     </w:p>
     <w:p>
       <w:pPr>
+        <w:pStyle w:val="Normal"/>
         <w:numPr>
           <w:ilvl w:val="0"/>
           <w:numId w:val="1021"/>
         </w:numPr>
-        <w:pStyle w:val="Compact"/>
         <w:spacing w:line="360" w:lineRule="auto"/>
         <w:ind w:firstLine="480"/>
         <w:jc w:val="both"/>
@@ -8835,11 +8746,11 @@
     </w:p>
     <w:p>
       <w:pPr>
+        <w:pStyle w:val="Normal"/>
         <w:numPr>
           <w:ilvl w:val="0"/>
           <w:numId w:val="1021"/>
         </w:numPr>
-        <w:pStyle w:val="Compact"/>
         <w:spacing w:line="360" w:lineRule="auto"/>
         <w:ind w:firstLine="480"/>
         <w:jc w:val="both"/>
@@ -8864,11 +8775,11 @@
     </w:p>
     <w:p>
       <w:pPr>
+        <w:pStyle w:val="Normal"/>
         <w:numPr>
           <w:ilvl w:val="0"/>
           <w:numId w:val="1021"/>
         </w:numPr>
-        <w:pStyle w:val="Compact"/>
         <w:spacing w:line="360" w:lineRule="auto"/>
         <w:ind w:firstLine="480"/>
         <w:jc w:val="both"/>
@@ -8893,11 +8804,11 @@
     </w:p>
     <w:p>
       <w:pPr>
+        <w:pStyle w:val="Normal"/>
         <w:numPr>
           <w:ilvl w:val="0"/>
           <w:numId w:val="1021"/>
         </w:numPr>
-        <w:pStyle w:val="Compact"/>
         <w:spacing w:line="360" w:lineRule="auto"/>
         <w:ind w:firstLine="480"/>
         <w:jc w:val="both"/>
@@ -8946,11 +8857,11 @@
     </w:p>
     <w:p>
       <w:pPr>
+        <w:pStyle w:val="Normal"/>
         <w:numPr>
           <w:ilvl w:val="0"/>
           <w:numId w:val="1021"/>
         </w:numPr>
-        <w:pStyle w:val="Compact"/>
         <w:spacing w:line="360" w:lineRule="auto"/>
         <w:ind w:firstLine="480"/>
         <w:jc w:val="both"/>
@@ -8975,11 +8886,11 @@
     </w:p>
     <w:p>
       <w:pPr>
+        <w:pStyle w:val="Normal"/>
         <w:numPr>
           <w:ilvl w:val="0"/>
           <w:numId w:val="1021"/>
         </w:numPr>
-        <w:pStyle w:val="Compact"/>
         <w:spacing w:line="360" w:lineRule="auto"/>
         <w:ind w:firstLine="480"/>
         <w:jc w:val="both"/>
@@ -9003,17 +8914,7 @@
       </w:r>
     </w:p>
     <w:p>
-      <w:pPr>
-        <w:spacing w:line="360" w:lineRule="auto"/>
-        <w:ind w:firstLine="480"/>
-        <w:jc w:val="both"/>
-      </w:pPr>
-      <w:r>
-        <w:rPr>
-          <w:rFonts w:ascii="Times New Roman" w:hAnsi="Times New Roman" w:eastAsia="宋体"/>
-          <w:b w:val="0"/>
-          <w:sz w:val="24"/>
-        </w:rPr>
+      <w:r>
         <w:pict>
           <v:rect style="width:0;height:1.5pt" o:hralign="center" o:hrstd="t" o:hr="t"/>
         </w:pict>
@@ -9055,7 +8956,7 @@
     </w:p>
     <w:p>
       <w:pPr>
-        <w:pStyle w:val="FirstParagraph"/>
+        <w:pStyle w:val="Normal"/>
         <w:spacing w:line="360" w:lineRule="auto"/>
         <w:ind w:firstLine="480"/>
         <w:jc w:val="both"/>
@@ -9071,7 +8972,7 @@
     </w:p>
     <w:p>
       <w:pPr>
-        <w:pStyle w:val="BodyText"/>
+        <w:pStyle w:val="Normal"/>
         <w:spacing w:line="360" w:lineRule="auto" w:before="80" w:after="40"/>
         <w:jc w:val="center"/>
       </w:pPr>
@@ -9478,7 +9379,7 @@
     </w:p>
     <w:p>
       <w:pPr>
-        <w:pStyle w:val="FirstParagraph"/>
+        <w:pStyle w:val="Normal"/>
         <w:spacing w:line="360" w:lineRule="auto"/>
         <w:ind w:firstLine="480"/>
         <w:jc w:val="both"/>
@@ -9494,7 +9395,7 @@
     </w:p>
     <w:p>
       <w:pPr>
-        <w:pStyle w:val="SourceCode"/>
+        <w:pStyle w:val="Normal"/>
         <w:spacing w:line="360" w:lineRule="auto"/>
         <w:ind w:firstLine="480"/>
         <w:jc w:val="both"/>
@@ -9506,15 +9407,13 @@
           <w:b w:val="0"/>
           <w:sz w:val="24"/>
         </w:rPr>
-        <w:t xml:space="preserve">frontend/</w:t>
-      </w:r>
-      <w:r>
-        <w:rPr>
-          <w:rFonts w:ascii="Times New Roman" w:hAnsi="Times New Roman" w:eastAsia="宋体"/>
-          <w:b w:val="0"/>
-          <w:sz w:val="24"/>
-        </w:rPr>
-        <w:br/>
+      </w:r>
+      <w:r>
+        <w:rPr>
+          <w:rFonts w:ascii="Times New Roman" w:hAnsi="Times New Roman" w:eastAsia="宋体"/>
+          <w:b w:val="0"/>
+          <w:sz w:val="24"/>
+        </w:rPr>
       </w:r>
       <w:r>
         <w:rPr>
@@ -9523,15 +9422,13 @@
           <w:b w:val="0"/>
           <w:sz w:val="24"/>
         </w:rPr>
-        <w:t xml:space="preserve">├── src/</w:t>
-      </w:r>
-      <w:r>
-        <w:rPr>
-          <w:rFonts w:ascii="Times New Roman" w:hAnsi="Times New Roman" w:eastAsia="宋体"/>
-          <w:b w:val="0"/>
-          <w:sz w:val="24"/>
-        </w:rPr>
-        <w:br/>
+      </w:r>
+      <w:r>
+        <w:rPr>
+          <w:rFonts w:ascii="Times New Roman" w:hAnsi="Times New Roman" w:eastAsia="宋体"/>
+          <w:b w:val="0"/>
+          <w:sz w:val="24"/>
+        </w:rPr>
       </w:r>
       <w:r>
         <w:rPr>
@@ -9540,15 +9437,13 @@
           <w:b w:val="0"/>
           <w:sz w:val="24"/>
         </w:rPr>
-        <w:t xml:space="preserve">│   ├── views/              # 页面组件</w:t>
-      </w:r>
-      <w:r>
-        <w:rPr>
-          <w:rFonts w:ascii="Times New Roman" w:hAnsi="Times New Roman" w:eastAsia="宋体"/>
-          <w:b w:val="0"/>
-          <w:sz w:val="24"/>
-        </w:rPr>
-        <w:br/>
+      </w:r>
+      <w:r>
+        <w:rPr>
+          <w:rFonts w:ascii="Times New Roman" w:hAnsi="Times New Roman" w:eastAsia="宋体"/>
+          <w:b w:val="0"/>
+          <w:sz w:val="24"/>
+        </w:rPr>
       </w:r>
       <w:r>
         <w:rPr>
@@ -9557,15 +9452,13 @@
           <w:b w:val="0"/>
           <w:sz w:val="24"/>
         </w:rPr>
-        <w:t xml:space="preserve">│   │   ├── teacher/        # 教师端页面</w:t>
-      </w:r>
-      <w:r>
-        <w:rPr>
-          <w:rFonts w:ascii="Times New Roman" w:hAnsi="Times New Roman" w:eastAsia="宋体"/>
-          <w:b w:val="0"/>
-          <w:sz w:val="24"/>
-        </w:rPr>
-        <w:br/>
+      </w:r>
+      <w:r>
+        <w:rPr>
+          <w:rFonts w:ascii="Times New Roman" w:hAnsi="Times New Roman" w:eastAsia="宋体"/>
+          <w:b w:val="0"/>
+          <w:sz w:val="24"/>
+        </w:rPr>
       </w:r>
       <w:r>
         <w:rPr>
@@ -9574,15 +9467,13 @@
           <w:b w:val="0"/>
           <w:sz w:val="24"/>
         </w:rPr>
-        <w:t xml:space="preserve">│   │   ├── student/        # 学生端页面</w:t>
-      </w:r>
-      <w:r>
-        <w:rPr>
-          <w:rFonts w:ascii="Times New Roman" w:hAnsi="Times New Roman" w:eastAsia="宋体"/>
-          <w:b w:val="0"/>
-          <w:sz w:val="24"/>
-        </w:rPr>
-        <w:br/>
+      </w:r>
+      <w:r>
+        <w:rPr>
+          <w:rFonts w:ascii="Times New Roman" w:hAnsi="Times New Roman" w:eastAsia="宋体"/>
+          <w:b w:val="0"/>
+          <w:sz w:val="24"/>
+        </w:rPr>
       </w:r>
       <w:r>
         <w:rPr>
@@ -9591,15 +9482,13 @@
           <w:b w:val="0"/>
           <w:sz w:val="24"/>
         </w:rPr>
-        <w:t xml:space="preserve">│   │   │   ├── LessonPlayer.vue    # 视频播放（含FaceGuard）</w:t>
-      </w:r>
-      <w:r>
-        <w:rPr>
-          <w:rFonts w:ascii="Times New Roman" w:hAnsi="Times New Roman" w:eastAsia="宋体"/>
-          <w:b w:val="0"/>
-          <w:sz w:val="24"/>
-        </w:rPr>
-        <w:br/>
+      </w:r>
+      <w:r>
+        <w:rPr>
+          <w:rFonts w:ascii="Times New Roman" w:hAnsi="Times New Roman" w:eastAsia="宋体"/>
+          <w:b w:val="0"/>
+          <w:sz w:val="24"/>
+        </w:rPr>
       </w:r>
       <w:r>
         <w:rPr>
@@ -9608,15 +9497,13 @@
           <w:b w:val="0"/>
           <w:sz w:val="24"/>
         </w:rPr>
-        <w:t xml:space="preserve">│   │   │   ├── CodeEditor.vue      # AI代码编辑器</w:t>
-      </w:r>
-      <w:r>
-        <w:rPr>
-          <w:rFonts w:ascii="Times New Roman" w:hAnsi="Times New Roman" w:eastAsia="宋体"/>
-          <w:b w:val="0"/>
-          <w:sz w:val="24"/>
-        </w:rPr>
-        <w:br/>
+      </w:r>
+      <w:r>
+        <w:rPr>
+          <w:rFonts w:ascii="Times New Roman" w:hAnsi="Times New Roman" w:eastAsia="宋体"/>
+          <w:b w:val="0"/>
+          <w:sz w:val="24"/>
+        </w:rPr>
       </w:r>
       <w:r>
         <w:rPr>
@@ -9625,15 +9512,13 @@
           <w:b w:val="0"/>
           <w:sz w:val="24"/>
         </w:rPr>
-        <w:t xml:space="preserve">│   │   │   └── Community.vue       # AI教育社区</w:t>
-      </w:r>
-      <w:r>
-        <w:rPr>
-          <w:rFonts w:ascii="Times New Roman" w:hAnsi="Times New Roman" w:eastAsia="宋体"/>
-          <w:b w:val="0"/>
-          <w:sz w:val="24"/>
-        </w:rPr>
-        <w:br/>
+      </w:r>
+      <w:r>
+        <w:rPr>
+          <w:rFonts w:ascii="Times New Roman" w:hAnsi="Times New Roman" w:eastAsia="宋体"/>
+          <w:b w:val="0"/>
+          <w:sz w:val="24"/>
+        </w:rPr>
       </w:r>
       <w:r>
         <w:rPr>
@@ -9642,15 +9527,13 @@
           <w:b w:val="0"/>
           <w:sz w:val="24"/>
         </w:rPr>
-        <w:t xml:space="preserve">│   │   └── parent/         # 家长端页面</w:t>
-      </w:r>
-      <w:r>
-        <w:rPr>
-          <w:rFonts w:ascii="Times New Roman" w:hAnsi="Times New Roman" w:eastAsia="宋体"/>
-          <w:b w:val="0"/>
-          <w:sz w:val="24"/>
-        </w:rPr>
-        <w:br/>
+      </w:r>
+      <w:r>
+        <w:rPr>
+          <w:rFonts w:ascii="Times New Roman" w:hAnsi="Times New Roman" w:eastAsia="宋体"/>
+          <w:b w:val="0"/>
+          <w:sz w:val="24"/>
+        </w:rPr>
       </w:r>
       <w:r>
         <w:rPr>
@@ -9659,15 +9542,13 @@
           <w:b w:val="0"/>
           <w:sz w:val="24"/>
         </w:rPr>
-        <w:t xml:space="preserve">│   ├── components/         # 公共组件</w:t>
-      </w:r>
-      <w:r>
-        <w:rPr>
-          <w:rFonts w:ascii="Times New Roman" w:hAnsi="Times New Roman" w:eastAsia="宋体"/>
-          <w:b w:val="0"/>
-          <w:sz w:val="24"/>
-        </w:rPr>
-        <w:br/>
+      </w:r>
+      <w:r>
+        <w:rPr>
+          <w:rFonts w:ascii="Times New Roman" w:hAnsi="Times New Roman" w:eastAsia="宋体"/>
+          <w:b w:val="0"/>
+          <w:sz w:val="24"/>
+        </w:rPr>
       </w:r>
       <w:r>
         <w:rPr>
@@ -9676,15 +9557,13 @@
           <w:b w:val="0"/>
           <w:sz w:val="24"/>
         </w:rPr>
-        <w:t xml:space="preserve">│   │   └── FaceGuard.vue   # 防刷课核验覆盖层</w:t>
-      </w:r>
-      <w:r>
-        <w:rPr>
-          <w:rFonts w:ascii="Times New Roman" w:hAnsi="Times New Roman" w:eastAsia="宋体"/>
-          <w:b w:val="0"/>
-          <w:sz w:val="24"/>
-        </w:rPr>
-        <w:br/>
+      </w:r>
+      <w:r>
+        <w:rPr>
+          <w:rFonts w:ascii="Times New Roman" w:hAnsi="Times New Roman" w:eastAsia="宋体"/>
+          <w:b w:val="0"/>
+          <w:sz w:val="24"/>
+        </w:rPr>
       </w:r>
       <w:r>
         <w:rPr>
@@ -9693,15 +9572,13 @@
           <w:b w:val="0"/>
           <w:sz w:val="24"/>
         </w:rPr>
-        <w:t xml:space="preserve">│   ├── router/             # 路由配置</w:t>
-      </w:r>
-      <w:r>
-        <w:rPr>
-          <w:rFonts w:ascii="Times New Roman" w:hAnsi="Times New Roman" w:eastAsia="宋体"/>
-          <w:b w:val="0"/>
-          <w:sz w:val="24"/>
-        </w:rPr>
-        <w:br/>
+      </w:r>
+      <w:r>
+        <w:rPr>
+          <w:rFonts w:ascii="Times New Roman" w:hAnsi="Times New Roman" w:eastAsia="宋体"/>
+          <w:b w:val="0"/>
+          <w:sz w:val="24"/>
+        </w:rPr>
       </w:r>
       <w:r>
         <w:rPr>
@@ -9710,15 +9587,13 @@
           <w:b w:val="0"/>
           <w:sz w:val="24"/>
         </w:rPr>
-        <w:t xml:space="preserve">│   ├── stores/             # Pinia状态管理</w:t>
-      </w:r>
-      <w:r>
-        <w:rPr>
-          <w:rFonts w:ascii="Times New Roman" w:hAnsi="Times New Roman" w:eastAsia="宋体"/>
-          <w:b w:val="0"/>
-          <w:sz w:val="24"/>
-        </w:rPr>
-        <w:br/>
+      </w:r>
+      <w:r>
+        <w:rPr>
+          <w:rFonts w:ascii="Times New Roman" w:hAnsi="Times New Roman" w:eastAsia="宋体"/>
+          <w:b w:val="0"/>
+          <w:sz w:val="24"/>
+        </w:rPr>
       </w:r>
       <w:r>
         <w:rPr>
@@ -9727,15 +9602,13 @@
           <w:b w:val="0"/>
           <w:sz w:val="24"/>
         </w:rPr>
-        <w:t xml:space="preserve">│   ├── utils/              # 工具函数</w:t>
-      </w:r>
-      <w:r>
-        <w:rPr>
-          <w:rFonts w:ascii="Times New Roman" w:hAnsi="Times New Roman" w:eastAsia="宋体"/>
-          <w:b w:val="0"/>
-          <w:sz w:val="24"/>
-        </w:rPr>
-        <w:br/>
+      </w:r>
+      <w:r>
+        <w:rPr>
+          <w:rFonts w:ascii="Times New Roman" w:hAnsi="Times New Roman" w:eastAsia="宋体"/>
+          <w:b w:val="0"/>
+          <w:sz w:val="24"/>
+        </w:rPr>
       </w:r>
       <w:r>
         <w:rPr>
@@ -9744,15 +9617,13 @@
           <w:b w:val="0"/>
           <w:sz w:val="24"/>
         </w:rPr>
-        <w:t xml:space="preserve">│   └── styles/             # 样式文件</w:t>
-      </w:r>
-      <w:r>
-        <w:rPr>
-          <w:rFonts w:ascii="Times New Roman" w:hAnsi="Times New Roman" w:eastAsia="宋体"/>
-          <w:b w:val="0"/>
-          <w:sz w:val="24"/>
-        </w:rPr>
-        <w:br/>
+      </w:r>
+      <w:r>
+        <w:rPr>
+          <w:rFonts w:ascii="Times New Roman" w:hAnsi="Times New Roman" w:eastAsia="宋体"/>
+          <w:b w:val="0"/>
+          <w:sz w:val="24"/>
+        </w:rPr>
       </w:r>
       <w:r>
         <w:rPr>
@@ -9761,12 +9632,11 @@
           <w:b w:val="0"/>
           <w:sz w:val="24"/>
         </w:rPr>
-        <w:t xml:space="preserve">└── vite.config.ts          # Vite配置</w:t>
-      </w:r>
-    </w:p>
-    <w:p>
-      <w:pPr>
-        <w:pStyle w:val="FirstParagraph"/>
+      </w:r>
+    </w:p>
+    <w:p>
+      <w:pPr>
+        <w:pStyle w:val="Normal"/>
         <w:spacing w:line="360" w:lineRule="auto"/>
         <w:ind w:firstLine="480"/>
         <w:jc w:val="both"/>
@@ -9782,11 +9652,11 @@
     </w:p>
     <w:p>
       <w:pPr>
+        <w:pStyle w:val="Normal"/>
         <w:numPr>
           <w:ilvl w:val="0"/>
           <w:numId w:val="1022"/>
         </w:numPr>
-        <w:pStyle w:val="Compact"/>
         <w:spacing w:line="360" w:lineRule="auto"/>
         <w:ind w:firstLine="480"/>
         <w:jc w:val="both"/>
@@ -9811,11 +9681,11 @@
     </w:p>
     <w:p>
       <w:pPr>
+        <w:pStyle w:val="Normal"/>
         <w:numPr>
           <w:ilvl w:val="0"/>
           <w:numId w:val="1022"/>
         </w:numPr>
-        <w:pStyle w:val="Compact"/>
         <w:spacing w:line="360" w:lineRule="auto"/>
         <w:ind w:firstLine="480"/>
         <w:jc w:val="both"/>
@@ -9840,11 +9710,11 @@
     </w:p>
     <w:p>
       <w:pPr>
+        <w:pStyle w:val="Normal"/>
         <w:numPr>
           <w:ilvl w:val="0"/>
           <w:numId w:val="1022"/>
         </w:numPr>
-        <w:pStyle w:val="Compact"/>
         <w:spacing w:line="360" w:lineRule="auto"/>
         <w:ind w:firstLine="480"/>
         <w:jc w:val="both"/>
@@ -9869,11 +9739,11 @@
     </w:p>
     <w:p>
       <w:pPr>
+        <w:pStyle w:val="Normal"/>
         <w:numPr>
           <w:ilvl w:val="0"/>
           <w:numId w:val="1022"/>
         </w:numPr>
-        <w:pStyle w:val="Compact"/>
         <w:spacing w:line="360" w:lineRule="auto"/>
         <w:ind w:firstLine="480"/>
         <w:jc w:val="both"/>
@@ -9915,7 +9785,7 @@
     </w:p>
     <w:p>
       <w:pPr>
-        <w:pStyle w:val="FirstParagraph"/>
+        <w:pStyle w:val="Normal"/>
         <w:spacing w:line="360" w:lineRule="auto"/>
         <w:ind w:firstLine="480"/>
         <w:jc w:val="both"/>
@@ -9931,7 +9801,7 @@
     </w:p>
     <w:p>
       <w:pPr>
-        <w:pStyle w:val="SourceCode"/>
+        <w:pStyle w:val="Normal"/>
         <w:spacing w:line="360" w:lineRule="auto"/>
         <w:ind w:firstLine="480"/>
         <w:jc w:val="both"/>
@@ -9943,15 +9813,13 @@
           <w:b w:val="0"/>
           <w:sz w:val="24"/>
         </w:rPr>
-        <w:t xml:space="preserve">backend/src/</w:t>
-      </w:r>
-      <w:r>
-        <w:rPr>
-          <w:rFonts w:ascii="Times New Roman" w:hAnsi="Times New Roman" w:eastAsia="宋体"/>
-          <w:b w:val="0"/>
-          <w:sz w:val="24"/>
-        </w:rPr>
-        <w:br/>
+      </w:r>
+      <w:r>
+        <w:rPr>
+          <w:rFonts w:ascii="Times New Roman" w:hAnsi="Times New Roman" w:eastAsia="宋体"/>
+          <w:b w:val="0"/>
+          <w:sz w:val="24"/>
+        </w:rPr>
       </w:r>
       <w:r>
         <w:rPr>
@@ -9960,15 +9828,13 @@
           <w:b w:val="0"/>
           <w:sz w:val="24"/>
         </w:rPr>
-        <w:t xml:space="preserve">├── config/             # 配置文件</w:t>
-      </w:r>
-      <w:r>
-        <w:rPr>
-          <w:rFonts w:ascii="Times New Roman" w:hAnsi="Times New Roman" w:eastAsia="宋体"/>
-          <w:b w:val="0"/>
-          <w:sz w:val="24"/>
-        </w:rPr>
-        <w:br/>
+      </w:r>
+      <w:r>
+        <w:rPr>
+          <w:rFonts w:ascii="Times New Roman" w:hAnsi="Times New Roman" w:eastAsia="宋体"/>
+          <w:b w:val="0"/>
+          <w:sz w:val="24"/>
+        </w:rPr>
       </w:r>
       <w:r>
         <w:rPr>
@@ -9977,15 +9843,13 @@
           <w:b w:val="0"/>
           <w:sz w:val="24"/>
         </w:rPr>
-        <w:t xml:space="preserve">├── middleware/         # 中间件</w:t>
-      </w:r>
-      <w:r>
-        <w:rPr>
-          <w:rFonts w:ascii="Times New Roman" w:hAnsi="Times New Roman" w:eastAsia="宋体"/>
-          <w:b w:val="0"/>
-          <w:sz w:val="24"/>
-        </w:rPr>
-        <w:br/>
+      </w:r>
+      <w:r>
+        <w:rPr>
+          <w:rFonts w:ascii="Times New Roman" w:hAnsi="Times New Roman" w:eastAsia="宋体"/>
+          <w:b w:val="0"/>
+          <w:sz w:val="24"/>
+        </w:rPr>
       </w:r>
       <w:r>
         <w:rPr>
@@ -9994,15 +9858,13 @@
           <w:b w:val="0"/>
           <w:sz w:val="24"/>
         </w:rPr>
-        <w:t xml:space="preserve">│   ├── rate-limit.ts   # API速率限制</w:t>
-      </w:r>
-      <w:r>
-        <w:rPr>
-          <w:rFonts w:ascii="Times New Roman" w:hAnsi="Times New Roman" w:eastAsia="宋体"/>
-          <w:b w:val="0"/>
-          <w:sz w:val="24"/>
-        </w:rPr>
-        <w:br/>
+      </w:r>
+      <w:r>
+        <w:rPr>
+          <w:rFonts w:ascii="Times New Roman" w:hAnsi="Times New Roman" w:eastAsia="宋体"/>
+          <w:b w:val="0"/>
+          <w:sz w:val="24"/>
+        </w:rPr>
       </w:r>
       <w:r>
         <w:rPr>
@@ -10011,15 +9873,13 @@
           <w:b w:val="0"/>
           <w:sz w:val="24"/>
         </w:rPr>
-        <w:t xml:space="preserve">│   ├── auth.ts         # JWT认证</w:t>
-      </w:r>
-      <w:r>
-        <w:rPr>
-          <w:rFonts w:ascii="Times New Roman" w:hAnsi="Times New Roman" w:eastAsia="宋体"/>
-          <w:b w:val="0"/>
-          <w:sz w:val="24"/>
-        </w:rPr>
-        <w:br/>
+      </w:r>
+      <w:r>
+        <w:rPr>
+          <w:rFonts w:ascii="Times New Roman" w:hAnsi="Times New Roman" w:eastAsia="宋体"/>
+          <w:b w:val="0"/>
+          <w:sz w:val="24"/>
+        </w:rPr>
       </w:r>
       <w:r>
         <w:rPr>
@@ -10028,15 +9888,13 @@
           <w:b w:val="0"/>
           <w:sz w:val="24"/>
         </w:rPr>
-        <w:t xml:space="preserve">│   └── performance.ts  # 性能监控</w:t>
-      </w:r>
-      <w:r>
-        <w:rPr>
-          <w:rFonts w:ascii="Times New Roman" w:hAnsi="Times New Roman" w:eastAsia="宋体"/>
-          <w:b w:val="0"/>
-          <w:sz w:val="24"/>
-        </w:rPr>
-        <w:br/>
+      </w:r>
+      <w:r>
+        <w:rPr>
+          <w:rFonts w:ascii="Times New Roman" w:hAnsi="Times New Roman" w:eastAsia="宋体"/>
+          <w:b w:val="0"/>
+          <w:sz w:val="24"/>
+        </w:rPr>
       </w:r>
       <w:r>
         <w:rPr>
@@ -10045,15 +9903,13 @@
           <w:b w:val="0"/>
           <w:sz w:val="24"/>
         </w:rPr>
-        <w:t xml:space="preserve">├── routes/             # API路由</w:t>
-      </w:r>
-      <w:r>
-        <w:rPr>
-          <w:rFonts w:ascii="Times New Roman" w:hAnsi="Times New Roman" w:eastAsia="宋体"/>
-          <w:b w:val="0"/>
-          <w:sz w:val="24"/>
-        </w:rPr>
-        <w:br/>
+      </w:r>
+      <w:r>
+        <w:rPr>
+          <w:rFonts w:ascii="Times New Roman" w:hAnsi="Times New Roman" w:eastAsia="宋体"/>
+          <w:b w:val="0"/>
+          <w:sz w:val="24"/>
+        </w:rPr>
       </w:r>
       <w:r>
         <w:rPr>
@@ -10062,15 +9918,13 @@
           <w:b w:val="0"/>
           <w:sz w:val="24"/>
         </w:rPr>
-        <w:t xml:space="preserve">│   ├── face-verify.ts       # 人脸核验</w:t>
-      </w:r>
-      <w:r>
-        <w:rPr>
-          <w:rFonts w:ascii="Times New Roman" w:hAnsi="Times New Roman" w:eastAsia="宋体"/>
-          <w:b w:val="0"/>
-          <w:sz w:val="24"/>
-        </w:rPr>
-        <w:br/>
+      </w:r>
+      <w:r>
+        <w:rPr>
+          <w:rFonts w:ascii="Times New Roman" w:hAnsi="Times New Roman" w:eastAsia="宋体"/>
+          <w:b w:val="0"/>
+          <w:sz w:val="24"/>
+        </w:rPr>
       </w:r>
       <w:r>
         <w:rPr>
@@ -10079,15 +9933,13 @@
           <w:b w:val="0"/>
           <w:sz w:val="24"/>
         </w:rPr>
-        <w:t xml:space="preserve">│   ├── code-analysis.ts     # 代码分析</w:t>
-      </w:r>
-      <w:r>
-        <w:rPr>
-          <w:rFonts w:ascii="Times New Roman" w:hAnsi="Times New Roman" w:eastAsia="宋体"/>
-          <w:b w:val="0"/>
-          <w:sz w:val="24"/>
-        </w:rPr>
-        <w:br/>
+      </w:r>
+      <w:r>
+        <w:rPr>
+          <w:rFonts w:ascii="Times New Roman" w:hAnsi="Times New Roman" w:eastAsia="宋体"/>
+          <w:b w:val="0"/>
+          <w:sz w:val="24"/>
+        </w:rPr>
       </w:r>
       <w:r>
         <w:rPr>
@@ -10096,15 +9948,13 @@
           <w:b w:val="0"/>
           <w:sz w:val="24"/>
         </w:rPr>
-        <w:t xml:space="preserve">│   └── ...</w:t>
-      </w:r>
-      <w:r>
-        <w:rPr>
-          <w:rFonts w:ascii="Times New Roman" w:hAnsi="Times New Roman" w:eastAsia="宋体"/>
-          <w:b w:val="0"/>
-          <w:sz w:val="24"/>
-        </w:rPr>
-        <w:br/>
+      </w:r>
+      <w:r>
+        <w:rPr>
+          <w:rFonts w:ascii="Times New Roman" w:hAnsi="Times New Roman" w:eastAsia="宋体"/>
+          <w:b w:val="0"/>
+          <w:sz w:val="24"/>
+        </w:rPr>
       </w:r>
       <w:r>
         <w:rPr>
@@ -10113,15 +9963,13 @@
           <w:b w:val="0"/>
           <w:sz w:val="24"/>
         </w:rPr>
-        <w:t xml:space="preserve">├── services/           # 业务逻辑</w:t>
-      </w:r>
-      <w:r>
-        <w:rPr>
-          <w:rFonts w:ascii="Times New Roman" w:hAnsi="Times New Roman" w:eastAsia="宋体"/>
-          <w:b w:val="0"/>
-          <w:sz w:val="24"/>
-        </w:rPr>
-        <w:br/>
+      </w:r>
+      <w:r>
+        <w:rPr>
+          <w:rFonts w:ascii="Times New Roman" w:hAnsi="Times New Roman" w:eastAsia="宋体"/>
+          <w:b w:val="0"/>
+          <w:sz w:val="24"/>
+        </w:rPr>
       </w:r>
       <w:r>
         <w:rPr>
@@ -10130,15 +9978,13 @@
           <w:b w:val="0"/>
           <w:sz w:val="24"/>
         </w:rPr>
-        <w:t xml:space="preserve">│   ├── anomaly-report.service.ts       # 差分异常上报</w:t>
-      </w:r>
-      <w:r>
-        <w:rPr>
-          <w:rFonts w:ascii="Times New Roman" w:hAnsi="Times New Roman" w:eastAsia="宋体"/>
-          <w:b w:val="0"/>
-          <w:sz w:val="24"/>
-        </w:rPr>
-        <w:br/>
+      </w:r>
+      <w:r>
+        <w:rPr>
+          <w:rFonts w:ascii="Times New Roman" w:hAnsi="Times New Roman" w:eastAsia="宋体"/>
+          <w:b w:val="0"/>
+          <w:sz w:val="24"/>
+        </w:rPr>
       </w:r>
       <w:r>
         <w:rPr>
@@ -10147,15 +9993,13 @@
           <w:b w:val="0"/>
           <w:sz w:val="24"/>
         </w:rPr>
-        <w:t xml:space="preserve">│   ├── video-publish.service.ts         # 智能上下架</w:t>
-      </w:r>
-      <w:r>
-        <w:rPr>
-          <w:rFonts w:ascii="Times New Roman" w:hAnsi="Times New Roman" w:eastAsia="宋体"/>
-          <w:b w:val="0"/>
-          <w:sz w:val="24"/>
-        </w:rPr>
-        <w:br/>
+      </w:r>
+      <w:r>
+        <w:rPr>
+          <w:rFonts w:ascii="Times New Roman" w:hAnsi="Times New Roman" w:eastAsia="宋体"/>
+          <w:b w:val="0"/>
+          <w:sz w:val="24"/>
+        </w:rPr>
       </w:r>
       <w:r>
         <w:rPr>
@@ -10164,15 +10008,13 @@
           <w:b w:val="0"/>
           <w:sz w:val="24"/>
         </w:rPr>
-        <w:t xml:space="preserve">│   ├── wrong-question-push.service.ts  # 错题推送</w:t>
-      </w:r>
-      <w:r>
-        <w:rPr>
-          <w:rFonts w:ascii="Times New Roman" w:hAnsi="Times New Roman" w:eastAsia="宋体"/>
-          <w:b w:val="0"/>
-          <w:sz w:val="24"/>
-        </w:rPr>
-        <w:br/>
+      </w:r>
+      <w:r>
+        <w:rPr>
+          <w:rFonts w:ascii="Times New Roman" w:hAnsi="Times New Roman" w:eastAsia="宋体"/>
+          <w:b w:val="0"/>
+          <w:sz w:val="24"/>
+        </w:rPr>
       </w:r>
       <w:r>
         <w:rPr>
@@ -10181,15 +10023,13 @@
           <w:b w:val="0"/>
           <w:sz w:val="24"/>
         </w:rPr>
-        <w:t xml:space="preserve">│   ├── ai-service-integration.service.ts  # AI服务集成</w:t>
-      </w:r>
-      <w:r>
-        <w:rPr>
-          <w:rFonts w:ascii="Times New Roman" w:hAnsi="Times New Roman" w:eastAsia="宋体"/>
-          <w:b w:val="0"/>
-          <w:sz w:val="24"/>
-        </w:rPr>
-        <w:br/>
+      </w:r>
+      <w:r>
+        <w:rPr>
+          <w:rFonts w:ascii="Times New Roman" w:hAnsi="Times New Roman" w:eastAsia="宋体"/>
+          <w:b w:val="0"/>
+          <w:sz w:val="24"/>
+        </w:rPr>
       </w:r>
       <w:r>
         <w:rPr>
@@ -10198,15 +10038,13 @@
           <w:b w:val="0"/>
           <w:sz w:val="24"/>
         </w:rPr>
-        <w:t xml:space="preserve">│   └── ...</w:t>
-      </w:r>
-      <w:r>
-        <w:rPr>
-          <w:rFonts w:ascii="Times New Roman" w:hAnsi="Times New Roman" w:eastAsia="宋体"/>
-          <w:b w:val="0"/>
-          <w:sz w:val="24"/>
-        </w:rPr>
-        <w:br/>
+      </w:r>
+      <w:r>
+        <w:rPr>
+          <w:rFonts w:ascii="Times New Roman" w:hAnsi="Times New Roman" w:eastAsia="宋体"/>
+          <w:b w:val="0"/>
+          <w:sz w:val="24"/>
+        </w:rPr>
       </w:r>
       <w:r>
         <w:rPr>
@@ -10215,15 +10053,13 @@
           <w:b w:val="0"/>
           <w:sz w:val="24"/>
         </w:rPr>
-        <w:t xml:space="preserve">├── utils/              # 工具函数</w:t>
-      </w:r>
-      <w:r>
-        <w:rPr>
-          <w:rFonts w:ascii="Times New Roman" w:hAnsi="Times New Roman" w:eastAsia="宋体"/>
-          <w:b w:val="0"/>
-          <w:sz w:val="24"/>
-        </w:rPr>
-        <w:br/>
+      </w:r>
+      <w:r>
+        <w:rPr>
+          <w:rFonts w:ascii="Times New Roman" w:hAnsi="Times New Roman" w:eastAsia="宋体"/>
+          <w:b w:val="0"/>
+          <w:sz w:val="24"/>
+        </w:rPr>
       </w:r>
       <w:r>
         <w:rPr>
@@ -10232,15 +10068,13 @@
           <w:b w:val="0"/>
           <w:sz w:val="24"/>
         </w:rPr>
-        <w:t xml:space="preserve">│   └── mongodb-batch-writer.ts  # MongoDB批量写入</w:t>
-      </w:r>
-      <w:r>
-        <w:rPr>
-          <w:rFonts w:ascii="Times New Roman" w:hAnsi="Times New Roman" w:eastAsia="宋体"/>
-          <w:b w:val="0"/>
-          <w:sz w:val="24"/>
-        </w:rPr>
-        <w:br/>
+      </w:r>
+      <w:r>
+        <w:rPr>
+          <w:rFonts w:ascii="Times New Roman" w:hAnsi="Times New Roman" w:eastAsia="宋体"/>
+          <w:b w:val="0"/>
+          <w:sz w:val="24"/>
+        </w:rPr>
       </w:r>
       <w:r>
         <w:rPr>
@@ -10249,12 +10083,11 @@
           <w:b w:val="0"/>
           <w:sz w:val="24"/>
         </w:rPr>
-        <w:t xml:space="preserve">└── index.ts            # 入口</w:t>
-      </w:r>
-    </w:p>
-    <w:p>
-      <w:pPr>
-        <w:pStyle w:val="FirstParagraph"/>
+      </w:r>
+    </w:p>
+    <w:p>
+      <w:pPr>
+        <w:pStyle w:val="Normal"/>
         <w:spacing w:line="360" w:lineRule="auto"/>
         <w:ind w:firstLine="480"/>
         <w:jc w:val="both"/>
@@ -10270,11 +10103,11 @@
     </w:p>
     <w:p>
       <w:pPr>
+        <w:pStyle w:val="Normal"/>
         <w:numPr>
           <w:ilvl w:val="0"/>
           <w:numId w:val="1023"/>
         </w:numPr>
-        <w:pStyle w:val="Compact"/>
         <w:spacing w:line="360" w:lineRule="auto"/>
         <w:ind w:firstLine="480"/>
         <w:jc w:val="both"/>
@@ -10331,11 +10164,11 @@
     </w:p>
     <w:p>
       <w:pPr>
+        <w:pStyle w:val="Normal"/>
         <w:numPr>
           <w:ilvl w:val="0"/>
           <w:numId w:val="1023"/>
         </w:numPr>
-        <w:pStyle w:val="Compact"/>
         <w:spacing w:line="360" w:lineRule="auto"/>
         <w:ind w:firstLine="480"/>
         <w:jc w:val="both"/>
@@ -10360,11 +10193,11 @@
     </w:p>
     <w:p>
       <w:pPr>
+        <w:pStyle w:val="Normal"/>
         <w:numPr>
           <w:ilvl w:val="0"/>
           <w:numId w:val="1023"/>
         </w:numPr>
-        <w:pStyle w:val="Compact"/>
         <w:spacing w:line="360" w:lineRule="auto"/>
         <w:ind w:firstLine="480"/>
         <w:jc w:val="both"/>
@@ -10389,11 +10222,11 @@
     </w:p>
     <w:p>
       <w:pPr>
+        <w:pStyle w:val="Normal"/>
         <w:numPr>
           <w:ilvl w:val="0"/>
           <w:numId w:val="1023"/>
         </w:numPr>
-        <w:pStyle w:val="Compact"/>
         <w:spacing w:line="360" w:lineRule="auto"/>
         <w:ind w:firstLine="480"/>
         <w:jc w:val="both"/>
@@ -10418,11 +10251,11 @@
     </w:p>
     <w:p>
       <w:pPr>
+        <w:pStyle w:val="Normal"/>
         <w:numPr>
           <w:ilvl w:val="0"/>
           <w:numId w:val="1023"/>
         </w:numPr>
-        <w:pStyle w:val="Compact"/>
         <w:spacing w:line="360" w:lineRule="auto"/>
         <w:ind w:firstLine="480"/>
         <w:jc w:val="both"/>
@@ -10464,7 +10297,7 @@
     </w:p>
     <w:p>
       <w:pPr>
-        <w:pStyle w:val="FirstParagraph"/>
+        <w:pStyle w:val="Normal"/>
         <w:spacing w:line="360" w:lineRule="auto"/>
         <w:ind w:firstLine="480"/>
         <w:jc w:val="both"/>
@@ -10480,7 +10313,7 @@
     </w:p>
     <w:p>
       <w:pPr>
-        <w:pStyle w:val="SourceCode"/>
+        <w:pStyle w:val="Normal"/>
         <w:spacing w:line="360" w:lineRule="auto"/>
         <w:ind w:firstLine="480"/>
         <w:jc w:val="both"/>
@@ -10492,15 +10325,13 @@
           <w:b w:val="0"/>
           <w:sz w:val="24"/>
         </w:rPr>
-        <w:t xml:space="preserve">python-ai/</w:t>
-      </w:r>
-      <w:r>
-        <w:rPr>
-          <w:rFonts w:ascii="Times New Roman" w:hAnsi="Times New Roman" w:eastAsia="宋体"/>
-          <w:b w:val="0"/>
-          <w:sz w:val="24"/>
-        </w:rPr>
-        <w:br/>
+      </w:r>
+      <w:r>
+        <w:rPr>
+          <w:rFonts w:ascii="Times New Roman" w:hAnsi="Times New Roman" w:eastAsia="宋体"/>
+          <w:b w:val="0"/>
+          <w:sz w:val="24"/>
+        </w:rPr>
       </w:r>
       <w:r>
         <w:rPr>
@@ -10509,15 +10340,13 @@
           <w:b w:val="0"/>
           <w:sz w:val="24"/>
         </w:rPr>
-        <w:t xml:space="preserve">├── app.py                # Flask入口</w:t>
-      </w:r>
-      <w:r>
-        <w:rPr>
-          <w:rFonts w:ascii="Times New Roman" w:hAnsi="Times New Roman" w:eastAsia="宋体"/>
-          <w:b w:val="0"/>
-          <w:sz w:val="24"/>
-        </w:rPr>
-        <w:br/>
+      </w:r>
+      <w:r>
+        <w:rPr>
+          <w:rFonts w:ascii="Times New Roman" w:hAnsi="Times New Roman" w:eastAsia="宋体"/>
+          <w:b w:val="0"/>
+          <w:sz w:val="24"/>
+        </w:rPr>
       </w:r>
       <w:r>
         <w:rPr>
@@ -10526,15 +10355,13 @@
           <w:b w:val="0"/>
           <w:sz w:val="24"/>
         </w:rPr>
-        <w:t xml:space="preserve">├── grpc_server.py        # gRPC服务</w:t>
-      </w:r>
-      <w:r>
-        <w:rPr>
-          <w:rFonts w:ascii="Times New Roman" w:hAnsi="Times New Roman" w:eastAsia="宋体"/>
-          <w:b w:val="0"/>
-          <w:sz w:val="24"/>
-        </w:rPr>
-        <w:br/>
+      </w:r>
+      <w:r>
+        <w:rPr>
+          <w:rFonts w:ascii="Times New Roman" w:hAnsi="Times New Roman" w:eastAsia="宋体"/>
+          <w:b w:val="0"/>
+          <w:sz w:val="24"/>
+        </w:rPr>
       </w:r>
       <w:r>
         <w:rPr>
@@ -10543,15 +10370,13 @@
           <w:b w:val="0"/>
           <w:sz w:val="24"/>
         </w:rPr>
-        <w:t xml:space="preserve">├── bert_grading.py       # BERT主观题评分</w:t>
-      </w:r>
-      <w:r>
-        <w:rPr>
-          <w:rFonts w:ascii="Times New Roman" w:hAnsi="Times New Roman" w:eastAsia="宋体"/>
-          <w:b w:val="0"/>
-          <w:sz w:val="24"/>
-        </w:rPr>
-        <w:br/>
+      </w:r>
+      <w:r>
+        <w:rPr>
+          <w:rFonts w:ascii="Times New Roman" w:hAnsi="Times New Roman" w:eastAsia="宋体"/>
+          <w:b w:val="0"/>
+          <w:sz w:val="24"/>
+        </w:rPr>
       </w:r>
       <w:r>
         <w:rPr>
@@ -10560,15 +10385,13 @@
           <w:b w:val="0"/>
           <w:sz w:val="24"/>
         </w:rPr>
-        <w:t xml:space="preserve">├── nlp_qa.py             # NLP问答</w:t>
-      </w:r>
-      <w:r>
-        <w:rPr>
-          <w:rFonts w:ascii="Times New Roman" w:hAnsi="Times New Roman" w:eastAsia="宋体"/>
-          <w:b w:val="0"/>
-          <w:sz w:val="24"/>
-        </w:rPr>
-        <w:br/>
+      </w:r>
+      <w:r>
+        <w:rPr>
+          <w:rFonts w:ascii="Times New Roman" w:hAnsi="Times New Roman" w:eastAsia="宋体"/>
+          <w:b w:val="0"/>
+          <w:sz w:val="24"/>
+        </w:rPr>
       </w:r>
       <w:r>
         <w:rPr>
@@ -10577,15 +10400,13 @@
           <w:b w:val="0"/>
           <w:sz w:val="24"/>
         </w:rPr>
-        <w:t xml:space="preserve">├── learning_analytics.py # 学习分析</w:t>
-      </w:r>
-      <w:r>
-        <w:rPr>
-          <w:rFonts w:ascii="Times New Roman" w:hAnsi="Times New Roman" w:eastAsia="宋体"/>
-          <w:b w:val="0"/>
-          <w:sz w:val="24"/>
-        </w:rPr>
-        <w:br/>
+      </w:r>
+      <w:r>
+        <w:rPr>
+          <w:rFonts w:ascii="Times New Roman" w:hAnsi="Times New Roman" w:eastAsia="宋体"/>
+          <w:b w:val="0"/>
+          <w:sz w:val="24"/>
+        </w:rPr>
       </w:r>
       <w:r>
         <w:rPr>
@@ -10594,15 +10415,13 @@
           <w:b w:val="0"/>
           <w:sz w:val="24"/>
         </w:rPr>
-        <w:t xml:space="preserve">├── ocr.py                # OCR识别</w:t>
-      </w:r>
-      <w:r>
-        <w:rPr>
-          <w:rFonts w:ascii="Times New Roman" w:hAnsi="Times New Roman" w:eastAsia="宋体"/>
-          <w:b w:val="0"/>
-          <w:sz w:val="24"/>
-        </w:rPr>
-        <w:br/>
+      </w:r>
+      <w:r>
+        <w:rPr>
+          <w:rFonts w:ascii="Times New Roman" w:hAnsi="Times New Roman" w:eastAsia="宋体"/>
+          <w:b w:val="0"/>
+          <w:sz w:val="24"/>
+        </w:rPr>
       </w:r>
       <w:r>
         <w:rPr>
@@ -10611,15 +10430,13 @@
           <w:b w:val="0"/>
           <w:sz w:val="24"/>
         </w:rPr>
-        <w:t xml:space="preserve">├── improvement_suggestions.py  # 改进建议</w:t>
-      </w:r>
-      <w:r>
-        <w:rPr>
-          <w:rFonts w:ascii="Times New Roman" w:hAnsi="Times New Roman" w:eastAsia="宋体"/>
-          <w:b w:val="0"/>
-          <w:sz w:val="24"/>
-        </w:rPr>
-        <w:br/>
+      </w:r>
+      <w:r>
+        <w:rPr>
+          <w:rFonts w:ascii="Times New Roman" w:hAnsi="Times New Roman" w:eastAsia="宋体"/>
+          <w:b w:val="0"/>
+          <w:sz w:val="24"/>
+        </w:rPr>
       </w:r>
       <w:r>
         <w:rPr>
@@ -10628,15 +10445,13 @@
           <w:b w:val="0"/>
           <w:sz w:val="24"/>
         </w:rPr>
-        <w:t xml:space="preserve">├── data_preprocess.py    # 数据预处理</w:t>
-      </w:r>
-      <w:r>
-        <w:rPr>
-          <w:rFonts w:ascii="Times New Roman" w:hAnsi="Times New Roman" w:eastAsia="宋体"/>
-          <w:b w:val="0"/>
-          <w:sz w:val="24"/>
-        </w:rPr>
-        <w:br/>
+      </w:r>
+      <w:r>
+        <w:rPr>
+          <w:rFonts w:ascii="Times New Roman" w:hAnsi="Times New Roman" w:eastAsia="宋体"/>
+          <w:b w:val="0"/>
+          <w:sz w:val="24"/>
+        </w:rPr>
       </w:r>
       <w:r>
         <w:rPr>
@@ -10645,15 +10460,13 @@
           <w:b w:val="0"/>
           <w:sz w:val="24"/>
         </w:rPr>
-        <w:t xml:space="preserve">├── config.py             # 配置</w:t>
-      </w:r>
-      <w:r>
-        <w:rPr>
-          <w:rFonts w:ascii="Times New Roman" w:hAnsi="Times New Roman" w:eastAsia="宋体"/>
-          <w:b w:val="0"/>
-          <w:sz w:val="24"/>
-        </w:rPr>
-        <w:br/>
+      </w:r>
+      <w:r>
+        <w:rPr>
+          <w:rFonts w:ascii="Times New Roman" w:hAnsi="Times New Roman" w:eastAsia="宋体"/>
+          <w:b w:val="0"/>
+          <w:sz w:val="24"/>
+        </w:rPr>
       </w:r>
       <w:r>
         <w:rPr>
@@ -10662,15 +10475,13 @@
           <w:b w:val="0"/>
           <w:sz w:val="24"/>
         </w:rPr>
-        <w:t xml:space="preserve">└── protos/</w:t>
-      </w:r>
-      <w:r>
-        <w:rPr>
-          <w:rFonts w:ascii="Times New Roman" w:hAnsi="Times New Roman" w:eastAsia="宋体"/>
-          <w:b w:val="0"/>
-          <w:sz w:val="24"/>
-        </w:rPr>
-        <w:br/>
+      </w:r>
+      <w:r>
+        <w:rPr>
+          <w:rFonts w:ascii="Times New Roman" w:hAnsi="Times New Roman" w:eastAsia="宋体"/>
+          <w:b w:val="0"/>
+          <w:sz w:val="24"/>
+        </w:rPr>
       </w:r>
       <w:r>
         <w:rPr>
@@ -10679,12 +10490,11 @@
           <w:b w:val="0"/>
           <w:sz w:val="24"/>
         </w:rPr>
-        <w:t xml:space="preserve">    └── ai_service.proto  # gRPC接口定义</w:t>
-      </w:r>
-    </w:p>
-    <w:p>
-      <w:pPr>
-        <w:pStyle w:val="FirstParagraph"/>
+      </w:r>
+    </w:p>
+    <w:p>
+      <w:pPr>
+        <w:pStyle w:val="Normal"/>
         <w:spacing w:line="360" w:lineRule="auto"/>
         <w:ind w:firstLine="480"/>
         <w:jc w:val="both"/>
@@ -10700,11 +10510,11 @@
     </w:p>
     <w:p>
       <w:pPr>
+        <w:pStyle w:val="Normal"/>
         <w:numPr>
           <w:ilvl w:val="0"/>
           <w:numId w:val="1024"/>
         </w:numPr>
-        <w:pStyle w:val="Compact"/>
         <w:spacing w:line="360" w:lineRule="auto"/>
         <w:ind w:firstLine="480"/>
         <w:jc w:val="both"/>
@@ -10729,11 +10539,11 @@
     </w:p>
     <w:p>
       <w:pPr>
+        <w:pStyle w:val="Normal"/>
         <w:numPr>
           <w:ilvl w:val="0"/>
           <w:numId w:val="1024"/>
         </w:numPr>
-        <w:pStyle w:val="Compact"/>
         <w:spacing w:line="360" w:lineRule="auto"/>
         <w:ind w:firstLine="480"/>
         <w:jc w:val="both"/>
@@ -10758,11 +10568,11 @@
     </w:p>
     <w:p>
       <w:pPr>
+        <w:pStyle w:val="Normal"/>
         <w:numPr>
           <w:ilvl w:val="0"/>
           <w:numId w:val="1024"/>
         </w:numPr>
-        <w:pStyle w:val="Compact"/>
         <w:spacing w:line="360" w:lineRule="auto"/>
         <w:ind w:firstLine="480"/>
         <w:jc w:val="both"/>
@@ -10787,11 +10597,11 @@
     </w:p>
     <w:p>
       <w:pPr>
+        <w:pStyle w:val="Normal"/>
         <w:numPr>
           <w:ilvl w:val="0"/>
           <w:numId w:val="1024"/>
         </w:numPr>
-        <w:pStyle w:val="Compact"/>
         <w:spacing w:line="360" w:lineRule="auto"/>
         <w:ind w:firstLine="480"/>
         <w:jc w:val="both"/>
@@ -10833,7 +10643,7 @@
     </w:p>
     <w:p>
       <w:pPr>
-        <w:pStyle w:val="FirstParagraph"/>
+        <w:pStyle w:val="Normal"/>
         <w:spacing w:line="360" w:lineRule="auto"/>
         <w:ind w:firstLine="480"/>
         <w:jc w:val="both"/>
@@ -10849,7 +10659,7 @@
     </w:p>
     <w:p>
       <w:pPr>
-        <w:pStyle w:val="SourceCode"/>
+        <w:pStyle w:val="Normal"/>
         <w:spacing w:line="360" w:lineRule="auto"/>
         <w:ind w:firstLine="480"/>
         <w:jc w:val="both"/>
@@ -10861,15 +10671,13 @@
           <w:b w:val="0"/>
           <w:sz w:val="24"/>
         </w:rPr>
-        <w:t xml:space="preserve">rust-service/src/</w:t>
-      </w:r>
-      <w:r>
-        <w:rPr>
-          <w:rFonts w:ascii="Times New Roman" w:hAnsi="Times New Roman" w:eastAsia="宋体"/>
-          <w:b w:val="0"/>
-          <w:sz w:val="24"/>
-        </w:rPr>
-        <w:br/>
+      </w:r>
+      <w:r>
+        <w:rPr>
+          <w:rFonts w:ascii="Times New Roman" w:hAnsi="Times New Roman" w:eastAsia="宋体"/>
+          <w:b w:val="0"/>
+          <w:sz w:val="24"/>
+        </w:rPr>
       </w:r>
       <w:r>
         <w:rPr>
@@ -10878,15 +10686,13 @@
           <w:b w:val="0"/>
           <w:sz w:val="24"/>
         </w:rPr>
-        <w:t xml:space="preserve">├── main.rs           # HTTP服务入口</w:t>
-      </w:r>
-      <w:r>
-        <w:rPr>
-          <w:rFonts w:ascii="Times New Roman" w:hAnsi="Times New Roman" w:eastAsia="宋体"/>
-          <w:b w:val="0"/>
-          <w:sz w:val="24"/>
-        </w:rPr>
-        <w:br/>
+      </w:r>
+      <w:r>
+        <w:rPr>
+          <w:rFonts w:ascii="Times New Roman" w:hAnsi="Times New Roman" w:eastAsia="宋体"/>
+          <w:b w:val="0"/>
+          <w:sz w:val="24"/>
+        </w:rPr>
       </w:r>
       <w:r>
         <w:rPr>
@@ -10895,15 +10701,13 @@
           <w:b w:val="0"/>
           <w:sz w:val="24"/>
         </w:rPr>
-        <w:t xml:space="preserve">├── crypto.rs         # AES-256-GCM + FEN-SAFE + bcrypt</w:t>
-      </w:r>
-      <w:r>
-        <w:rPr>
-          <w:rFonts w:ascii="Times New Roman" w:hAnsi="Times New Roman" w:eastAsia="宋体"/>
-          <w:b w:val="0"/>
-          <w:sz w:val="24"/>
-        </w:rPr>
-        <w:br/>
+      </w:r>
+      <w:r>
+        <w:rPr>
+          <w:rFonts w:ascii="Times New Roman" w:hAnsi="Times New Roman" w:eastAsia="宋体"/>
+          <w:b w:val="0"/>
+          <w:sz w:val="24"/>
+        </w:rPr>
       </w:r>
       <w:r>
         <w:rPr>
@@ -10912,15 +10716,13 @@
           <w:b w:val="0"/>
           <w:sz w:val="24"/>
         </w:rPr>
-        <w:t xml:space="preserve">├── similarity.rs     # Levenshtein距离 O(min(n,m))空间</w:t>
-      </w:r>
-      <w:r>
-        <w:rPr>
-          <w:rFonts w:ascii="Times New Roman" w:hAnsi="Times New Roman" w:eastAsia="宋体"/>
-          <w:b w:val="0"/>
-          <w:sz w:val="24"/>
-        </w:rPr>
-        <w:br/>
+      </w:r>
+      <w:r>
+        <w:rPr>
+          <w:rFonts w:ascii="Times New Roman" w:hAnsi="Times New Roman" w:eastAsia="宋体"/>
+          <w:b w:val="0"/>
+          <w:sz w:val="24"/>
+        </w:rPr>
       </w:r>
       <w:r>
         <w:rPr>
@@ -10929,15 +10731,13 @@
           <w:b w:val="0"/>
           <w:sz w:val="24"/>
         </w:rPr>
-        <w:t xml:space="preserve">├── grpc_server.rs    # gRPC服务</w:t>
-      </w:r>
-      <w:r>
-        <w:rPr>
-          <w:rFonts w:ascii="Times New Roman" w:hAnsi="Times New Roman" w:eastAsia="宋体"/>
-          <w:b w:val="0"/>
-          <w:sz w:val="24"/>
-        </w:rPr>
-        <w:br/>
+      </w:r>
+      <w:r>
+        <w:rPr>
+          <w:rFonts w:ascii="Times New Roman" w:hAnsi="Times New Roman" w:eastAsia="宋体"/>
+          <w:b w:val="0"/>
+          <w:sz w:val="24"/>
+        </w:rPr>
       </w:r>
       <w:r>
         <w:rPr>
@@ -10946,12 +10746,11 @@
           <w:b w:val="0"/>
           <w:sz w:val="24"/>
         </w:rPr>
-        <w:t xml:space="preserve">└── push_service.rs   # 推送服务</w:t>
-      </w:r>
-    </w:p>
-    <w:p>
-      <w:pPr>
-        <w:pStyle w:val="FirstParagraph"/>
+      </w:r>
+    </w:p>
+    <w:p>
+      <w:pPr>
+        <w:pStyle w:val="Normal"/>
         <w:spacing w:line="360" w:lineRule="auto"/>
         <w:ind w:firstLine="480"/>
         <w:jc w:val="both"/>
@@ -10967,11 +10766,11 @@
     </w:p>
     <w:p>
       <w:pPr>
+        <w:pStyle w:val="Normal"/>
         <w:numPr>
           <w:ilvl w:val="0"/>
           <w:numId w:val="1025"/>
         </w:numPr>
-        <w:pStyle w:val="Compact"/>
         <w:spacing w:line="360" w:lineRule="auto"/>
         <w:ind w:firstLine="480"/>
         <w:jc w:val="both"/>
@@ -10996,11 +10795,11 @@
     </w:p>
     <w:p>
       <w:pPr>
+        <w:pStyle w:val="Normal"/>
         <w:numPr>
           <w:ilvl w:val="0"/>
           <w:numId w:val="1025"/>
         </w:numPr>
-        <w:pStyle w:val="Compact"/>
         <w:spacing w:line="360" w:lineRule="auto"/>
         <w:ind w:firstLine="480"/>
         <w:jc w:val="both"/>
@@ -11049,11 +10848,11 @@
     </w:p>
     <w:p>
       <w:pPr>
+        <w:pStyle w:val="Normal"/>
         <w:numPr>
           <w:ilvl w:val="0"/>
           <w:numId w:val="1025"/>
         </w:numPr>
-        <w:pStyle w:val="Compact"/>
         <w:spacing w:line="360" w:lineRule="auto"/>
         <w:ind w:firstLine="480"/>
         <w:jc w:val="both"/>
@@ -11078,11 +10877,11 @@
     </w:p>
     <w:p>
       <w:pPr>
+        <w:pStyle w:val="Normal"/>
         <w:numPr>
           <w:ilvl w:val="0"/>
           <w:numId w:val="1025"/>
         </w:numPr>
-        <w:pStyle w:val="Compact"/>
         <w:spacing w:line="360" w:lineRule="auto"/>
         <w:ind w:firstLine="480"/>
         <w:jc w:val="both"/>
@@ -11107,11 +10906,11 @@
     </w:p>
     <w:p>
       <w:pPr>
+        <w:pStyle w:val="Normal"/>
         <w:numPr>
           <w:ilvl w:val="0"/>
           <w:numId w:val="1025"/>
         </w:numPr>
-        <w:pStyle w:val="Compact"/>
         <w:spacing w:line="360" w:lineRule="auto"/>
         <w:ind w:firstLine="480"/>
         <w:jc w:val="both"/>
@@ -11170,11 +10969,11 @@
     </w:p>
     <w:p>
       <w:pPr>
+        <w:pStyle w:val="Normal"/>
         <w:numPr>
           <w:ilvl w:val="0"/>
           <w:numId w:val="1026"/>
         </w:numPr>
-        <w:pStyle w:val="Compact"/>
         <w:spacing w:line="360" w:lineRule="auto"/>
         <w:ind w:firstLine="480"/>
         <w:jc w:val="both"/>
@@ -11190,11 +10989,11 @@
     </w:p>
     <w:p>
       <w:pPr>
+        <w:pStyle w:val="Normal"/>
         <w:numPr>
           <w:ilvl w:val="0"/>
           <w:numId w:val="1026"/>
         </w:numPr>
-        <w:pStyle w:val="Compact"/>
         <w:spacing w:line="360" w:lineRule="auto"/>
         <w:ind w:firstLine="480"/>
         <w:jc w:val="both"/>
@@ -11210,11 +11009,11 @@
     </w:p>
     <w:p>
       <w:pPr>
+        <w:pStyle w:val="Normal"/>
         <w:numPr>
           <w:ilvl w:val="0"/>
           <w:numId w:val="1026"/>
         </w:numPr>
-        <w:pStyle w:val="Compact"/>
         <w:spacing w:line="360" w:lineRule="auto"/>
         <w:ind w:firstLine="480"/>
         <w:jc w:val="both"/>
@@ -11230,11 +11029,11 @@
     </w:p>
     <w:p>
       <w:pPr>
+        <w:pStyle w:val="Normal"/>
         <w:numPr>
           <w:ilvl w:val="0"/>
           <w:numId w:val="1026"/>
         </w:numPr>
-        <w:pStyle w:val="Compact"/>
         <w:spacing w:line="360" w:lineRule="auto"/>
         <w:ind w:firstLine="480"/>
         <w:jc w:val="both"/>
@@ -11250,11 +11049,11 @@
     </w:p>
     <w:p>
       <w:pPr>
+        <w:pStyle w:val="Normal"/>
         <w:numPr>
           <w:ilvl w:val="0"/>
           <w:numId w:val="1026"/>
         </w:numPr>
-        <w:pStyle w:val="Compact"/>
         <w:spacing w:line="360" w:lineRule="auto"/>
         <w:ind w:firstLine="480"/>
         <w:jc w:val="both"/>
@@ -11288,11 +11087,11 @@
     </w:p>
     <w:p>
       <w:pPr>
+        <w:pStyle w:val="Normal"/>
         <w:numPr>
           <w:ilvl w:val="0"/>
           <w:numId w:val="1027"/>
         </w:numPr>
-        <w:pStyle w:val="Compact"/>
         <w:spacing w:line="360" w:lineRule="auto"/>
         <w:ind w:firstLine="480"/>
         <w:jc w:val="both"/>
@@ -11308,11 +11107,11 @@
     </w:p>
     <w:p>
       <w:pPr>
+        <w:pStyle w:val="Normal"/>
         <w:numPr>
           <w:ilvl w:val="0"/>
           <w:numId w:val="1027"/>
         </w:numPr>
-        <w:pStyle w:val="Compact"/>
         <w:spacing w:line="360" w:lineRule="auto"/>
         <w:ind w:firstLine="480"/>
         <w:jc w:val="both"/>
@@ -11328,11 +11127,11 @@
     </w:p>
     <w:p>
       <w:pPr>
+        <w:pStyle w:val="Normal"/>
         <w:numPr>
           <w:ilvl w:val="0"/>
           <w:numId w:val="1027"/>
         </w:numPr>
-        <w:pStyle w:val="Compact"/>
         <w:spacing w:line="360" w:lineRule="auto"/>
         <w:ind w:firstLine="480"/>
         <w:jc w:val="both"/>
@@ -11348,11 +11147,11 @@
     </w:p>
     <w:p>
       <w:pPr>
+        <w:pStyle w:val="Normal"/>
         <w:numPr>
           <w:ilvl w:val="0"/>
           <w:numId w:val="1027"/>
         </w:numPr>
-        <w:pStyle w:val="Compact"/>
         <w:spacing w:line="360" w:lineRule="auto"/>
         <w:ind w:firstLine="480"/>
         <w:jc w:val="both"/>
@@ -11368,11 +11167,11 @@
     </w:p>
     <w:p>
       <w:pPr>
+        <w:pStyle w:val="Normal"/>
         <w:numPr>
           <w:ilvl w:val="0"/>
           <w:numId w:val="1027"/>
         </w:numPr>
-        <w:pStyle w:val="Compact"/>
         <w:spacing w:line="360" w:lineRule="auto"/>
         <w:ind w:firstLine="480"/>
         <w:jc w:val="both"/>
@@ -11406,11 +11205,11 @@
     </w:p>
     <w:p>
       <w:pPr>
+        <w:pStyle w:val="Normal"/>
         <w:numPr>
           <w:ilvl w:val="0"/>
           <w:numId w:val="1028"/>
         </w:numPr>
-        <w:pStyle w:val="Compact"/>
         <w:spacing w:line="360" w:lineRule="auto"/>
         <w:ind w:firstLine="480"/>
         <w:jc w:val="both"/>
@@ -11426,11 +11225,11 @@
     </w:p>
     <w:p>
       <w:pPr>
+        <w:pStyle w:val="Normal"/>
         <w:numPr>
           <w:ilvl w:val="0"/>
           <w:numId w:val="1028"/>
         </w:numPr>
-        <w:pStyle w:val="Compact"/>
         <w:spacing w:line="360" w:lineRule="auto"/>
         <w:ind w:firstLine="480"/>
         <w:jc w:val="both"/>
@@ -11446,11 +11245,11 @@
     </w:p>
     <w:p>
       <w:pPr>
+        <w:pStyle w:val="Normal"/>
         <w:numPr>
           <w:ilvl w:val="0"/>
           <w:numId w:val="1028"/>
         </w:numPr>
-        <w:pStyle w:val="Compact"/>
         <w:spacing w:line="360" w:lineRule="auto"/>
         <w:ind w:firstLine="480"/>
         <w:jc w:val="both"/>
@@ -11466,11 +11265,11 @@
     </w:p>
     <w:p>
       <w:pPr>
+        <w:pStyle w:val="Normal"/>
         <w:numPr>
           <w:ilvl w:val="0"/>
           <w:numId w:val="1028"/>
         </w:numPr>
-        <w:pStyle w:val="Compact"/>
         <w:spacing w:line="360" w:lineRule="auto"/>
         <w:ind w:firstLine="480"/>
         <w:jc w:val="both"/>
@@ -11486,11 +11285,11 @@
     </w:p>
     <w:p>
       <w:pPr>
+        <w:pStyle w:val="Normal"/>
         <w:numPr>
           <w:ilvl w:val="0"/>
           <w:numId w:val="1028"/>
         </w:numPr>
-        <w:pStyle w:val="Compact"/>
         <w:spacing w:line="360" w:lineRule="auto"/>
         <w:ind w:firstLine="480"/>
         <w:jc w:val="both"/>
@@ -11524,11 +11323,11 @@
     </w:p>
     <w:p>
       <w:pPr>
+        <w:pStyle w:val="Normal"/>
         <w:numPr>
           <w:ilvl w:val="0"/>
           <w:numId w:val="1029"/>
         </w:numPr>
-        <w:pStyle w:val="Compact"/>
         <w:spacing w:line="360" w:lineRule="auto"/>
         <w:ind w:firstLine="480"/>
         <w:jc w:val="both"/>
@@ -11544,11 +11343,11 @@
     </w:p>
     <w:p>
       <w:pPr>
+        <w:pStyle w:val="Normal"/>
         <w:numPr>
           <w:ilvl w:val="0"/>
           <w:numId w:val="1029"/>
         </w:numPr>
-        <w:pStyle w:val="Compact"/>
         <w:spacing w:line="360" w:lineRule="auto"/>
         <w:ind w:firstLine="480"/>
         <w:jc w:val="both"/>
@@ -11564,11 +11363,11 @@
     </w:p>
     <w:p>
       <w:pPr>
+        <w:pStyle w:val="Normal"/>
         <w:numPr>
           <w:ilvl w:val="0"/>
           <w:numId w:val="1029"/>
         </w:numPr>
-        <w:pStyle w:val="Compact"/>
         <w:spacing w:line="360" w:lineRule="auto"/>
         <w:ind w:firstLine="480"/>
         <w:jc w:val="both"/>
@@ -11584,11 +11383,11 @@
     </w:p>
     <w:p>
       <w:pPr>
+        <w:pStyle w:val="Normal"/>
         <w:numPr>
           <w:ilvl w:val="0"/>
           <w:numId w:val="1029"/>
         </w:numPr>
-        <w:pStyle w:val="Compact"/>
         <w:spacing w:line="360" w:lineRule="auto"/>
         <w:ind w:firstLine="480"/>
         <w:jc w:val="both"/>
@@ -11622,11 +11421,11 @@
     </w:p>
     <w:p>
       <w:pPr>
+        <w:pStyle w:val="Normal"/>
         <w:numPr>
           <w:ilvl w:val="0"/>
           <w:numId w:val="1030"/>
         </w:numPr>
-        <w:pStyle w:val="Compact"/>
         <w:spacing w:line="360" w:lineRule="auto"/>
         <w:ind w:firstLine="480"/>
         <w:jc w:val="both"/>
@@ -11642,11 +11441,11 @@
     </w:p>
     <w:p>
       <w:pPr>
+        <w:pStyle w:val="Normal"/>
         <w:numPr>
           <w:ilvl w:val="0"/>
           <w:numId w:val="1030"/>
         </w:numPr>
-        <w:pStyle w:val="Compact"/>
         <w:spacing w:line="360" w:lineRule="auto"/>
         <w:ind w:firstLine="480"/>
         <w:jc w:val="both"/>
@@ -11662,11 +11461,11 @@
     </w:p>
     <w:p>
       <w:pPr>
+        <w:pStyle w:val="Normal"/>
         <w:numPr>
           <w:ilvl w:val="0"/>
           <w:numId w:val="1030"/>
         </w:numPr>
-        <w:pStyle w:val="Compact"/>
         <w:spacing w:line="360" w:lineRule="auto"/>
         <w:ind w:firstLine="480"/>
         <w:jc w:val="both"/>
@@ -11682,11 +11481,11 @@
     </w:p>
     <w:p>
       <w:pPr>
+        <w:pStyle w:val="Normal"/>
         <w:numPr>
           <w:ilvl w:val="0"/>
           <w:numId w:val="1030"/>
         </w:numPr>
-        <w:pStyle w:val="Compact"/>
         <w:spacing w:line="360" w:lineRule="auto"/>
         <w:ind w:firstLine="480"/>
         <w:jc w:val="both"/>
@@ -11702,11 +11501,11 @@
     </w:p>
     <w:p>
       <w:pPr>
+        <w:pStyle w:val="Normal"/>
         <w:numPr>
           <w:ilvl w:val="0"/>
           <w:numId w:val="1030"/>
         </w:numPr>
-        <w:pStyle w:val="Compact"/>
         <w:spacing w:line="360" w:lineRule="auto"/>
         <w:ind w:firstLine="480"/>
         <w:jc w:val="both"/>
@@ -11740,7 +11539,7 @@
     </w:p>
     <w:p>
       <w:pPr>
-        <w:pStyle w:val="FirstParagraph"/>
+        <w:pStyle w:val="Normal"/>
         <w:spacing w:line="360" w:lineRule="auto"/>
         <w:ind w:firstLine="480"/>
         <w:jc w:val="both"/>
@@ -11756,7 +11555,7 @@
     </w:p>
     <w:p>
       <w:pPr>
-        <w:pStyle w:val="SourceCode"/>
+        <w:pStyle w:val="Normal"/>
         <w:spacing w:line="360" w:lineRule="auto"/>
         <w:ind w:firstLine="480"/>
         <w:jc w:val="both"/>
@@ -11768,15 +11567,13 @@
           <w:b w:val="0"/>
           <w:sz w:val="24"/>
         </w:rPr>
-        <w:t xml:space="preserve">run-all.js（协调器）</w:t>
-      </w:r>
-      <w:r>
-        <w:rPr>
-          <w:rFonts w:ascii="Times New Roman" w:hAnsi="Times New Roman" w:eastAsia="宋体"/>
-          <w:b w:val="0"/>
-          <w:sz w:val="24"/>
-        </w:rPr>
-        <w:br/>
+      </w:r>
+      <w:r>
+        <w:rPr>
+          <w:rFonts w:ascii="Times New Roman" w:hAnsi="Times New Roman" w:eastAsia="宋体"/>
+          <w:b w:val="0"/>
+          <w:sz w:val="24"/>
+        </w:rPr>
       </w:r>
       <w:r>
         <w:rPr>
@@ -11785,15 +11582,13 @@
           <w:b w:val="0"/>
           <w:sz w:val="24"/>
         </w:rPr>
-        <w:t xml:space="preserve">  ├── Agent3 测试合并 → 所有测试文件快照追加到 health/tests-merged.txt</w:t>
-      </w:r>
-      <w:r>
-        <w:rPr>
-          <w:rFonts w:ascii="Times New Roman" w:hAnsi="Times New Roman" w:eastAsia="宋体"/>
-          <w:b w:val="0"/>
-          <w:sz w:val="24"/>
-        </w:rPr>
-        <w:br/>
+      </w:r>
+      <w:r>
+        <w:rPr>
+          <w:rFonts w:ascii="Times New Roman" w:hAnsi="Times New Roman" w:eastAsia="宋体"/>
+          <w:b w:val="0"/>
+          <w:sz w:val="24"/>
+        </w:rPr>
       </w:r>
       <w:r>
         <w:rPr>
@@ -11802,15 +11597,13 @@
           <w:b w:val="0"/>
           <w:sz w:val="24"/>
         </w:rPr>
-        <w:t xml:space="preserve">  ├── Agent2 健康检查 → TS编译/ESLint/构建，结果追加到 health/health-report.md</w:t>
-      </w:r>
-      <w:r>
-        <w:rPr>
-          <w:rFonts w:ascii="Times New Roman" w:hAnsi="Times New Roman" w:eastAsia="宋体"/>
-          <w:b w:val="0"/>
-          <w:sz w:val="24"/>
-        </w:rPr>
-        <w:br/>
+      </w:r>
+      <w:r>
+        <w:rPr>
+          <w:rFonts w:ascii="Times New Roman" w:hAnsi="Times New Roman" w:eastAsia="宋体"/>
+          <w:b w:val="0"/>
+          <w:sz w:val="24"/>
+        </w:rPr>
       </w:r>
       <w:r>
         <w:rPr>
@@ -11819,15 +11612,13 @@
           <w:b w:val="0"/>
           <w:sz w:val="24"/>
         </w:rPr>
-        <w:t xml:space="preserve">  ├── Agent4 CI/CD    → 后端+前端构建+测试（每步最多重试3次）</w:t>
-      </w:r>
-      <w:r>
-        <w:rPr>
-          <w:rFonts w:ascii="Times New Roman" w:hAnsi="Times New Roman" w:eastAsia="宋体"/>
-          <w:b w:val="0"/>
-          <w:sz w:val="24"/>
-        </w:rPr>
-        <w:br/>
+      </w:r>
+      <w:r>
+        <w:rPr>
+          <w:rFonts w:ascii="Times New Roman" w:hAnsi="Times New Roman" w:eastAsia="宋体"/>
+          <w:b w:val="0"/>
+          <w:sz w:val="24"/>
+        </w:rPr>
       </w:r>
       <w:r>
         <w:rPr>
@@ -11836,15 +11627,13 @@
           <w:b w:val="0"/>
           <w:sz w:val="24"/>
         </w:rPr>
-        <w:t xml:space="preserve">  ├── Agent5 E2E测试  → Playwright Chromium无头浏览器，BFS遍历所有页面</w:t>
-      </w:r>
-      <w:r>
-        <w:rPr>
-          <w:rFonts w:ascii="Times New Roman" w:hAnsi="Times New Roman" w:eastAsia="宋体"/>
-          <w:b w:val="0"/>
-          <w:sz w:val="24"/>
-        </w:rPr>
-        <w:br/>
+      </w:r>
+      <w:r>
+        <w:rPr>
+          <w:rFonts w:ascii="Times New Roman" w:hAnsi="Times New Roman" w:eastAsia="宋体"/>
+          <w:b w:val="0"/>
+          <w:sz w:val="24"/>
+        </w:rPr>
       </w:r>
       <w:r>
         <w:rPr>
@@ -11853,7 +11642,6 @@
           <w:b w:val="0"/>
           <w:sz w:val="24"/>
         </w:rPr>
-        <w:t xml:space="preserve">  └── 微信通知        → 汇总结果发送至配置的微信Token</w:t>
       </w:r>
     </w:p>
     <w:bookmarkEnd w:id="91"/>
@@ -11875,7 +11663,7 @@
     </w:p>
     <w:p>
       <w:pPr>
-        <w:pStyle w:val="FirstParagraph"/>
+        <w:pStyle w:val="Normal"/>
         <w:spacing w:line="360" w:lineRule="auto"/>
         <w:ind w:firstLine="480"/>
         <w:jc w:val="both"/>
@@ -11891,7 +11679,7 @@
     </w:p>
     <w:p>
       <w:pPr>
-        <w:pStyle w:val="BodyText"/>
+        <w:pStyle w:val="Normal"/>
         <w:spacing w:line="360" w:lineRule="auto" w:before="80" w:after="40"/>
         <w:jc w:val="center"/>
       </w:pPr>
@@ -12200,17 +11988,7 @@
       </w:tr>
     </w:tbl>
     <w:p>
-      <w:pPr>
-        <w:spacing w:line="360" w:lineRule="auto"/>
-        <w:ind w:firstLine="480"/>
-        <w:jc w:val="both"/>
-      </w:pPr>
-      <w:r>
-        <w:rPr>
-          <w:rFonts w:ascii="Times New Roman" w:hAnsi="Times New Roman" w:eastAsia="宋体"/>
-          <w:b w:val="0"/>
-          <w:sz w:val="24"/>
-        </w:rPr>
+      <w:r>
         <w:pict>
           <v:rect style="width:0;height:1.5pt" o:hralign="center" o:hrstd="t" o:hr="t"/>
         </w:pict>
@@ -12252,7 +12030,7 @@
     </w:p>
     <w:p>
       <w:pPr>
-        <w:pStyle w:val="FirstParagraph"/>
+        <w:pStyle w:val="Normal"/>
         <w:spacing w:line="360" w:lineRule="auto"/>
         <w:ind w:firstLine="480"/>
         <w:jc w:val="both"/>
@@ -12268,7 +12046,7 @@
     </w:p>
     <w:p>
       <w:pPr>
-        <w:pStyle w:val="BodyText"/>
+        <w:pStyle w:val="Normal"/>
         <w:spacing w:line="360" w:lineRule="auto" w:before="80" w:after="40"/>
         <w:jc w:val="center"/>
       </w:pPr>
@@ -12612,7 +12390,7 @@
     </w:p>
     <w:p>
       <w:pPr>
-        <w:pStyle w:val="FirstParagraph"/>
+        <w:pStyle w:val="Normal"/>
         <w:spacing w:line="360" w:lineRule="auto"/>
         <w:ind w:firstLine="480"/>
         <w:jc w:val="both"/>
@@ -12628,7 +12406,7 @@
     </w:p>
     <w:p>
       <w:pPr>
-        <w:pStyle w:val="BodyText"/>
+        <w:pStyle w:val="Normal"/>
         <w:spacing w:line="360" w:lineRule="auto" w:before="80" w:after="40"/>
         <w:jc w:val="center"/>
       </w:pPr>
@@ -13940,7 +13718,7 @@
     </w:p>
     <w:p>
       <w:pPr>
-        <w:pStyle w:val="FirstParagraph"/>
+        <w:pStyle w:val="Normal"/>
         <w:spacing w:line="360" w:lineRule="auto"/>
         <w:ind w:firstLine="480"/>
         <w:jc w:val="both"/>
@@ -13991,7 +13769,7 @@
     </w:p>
     <w:p>
       <w:pPr>
-        <w:pStyle w:val="FirstParagraph"/>
+        <w:pStyle w:val="Normal"/>
         <w:spacing w:line="360" w:lineRule="auto"/>
         <w:ind w:firstLine="480"/>
         <w:jc w:val="both"/>
@@ -14007,7 +13785,7 @@
     </w:p>
     <w:p>
       <w:pPr>
-        <w:pStyle w:val="BodyText"/>
+        <w:pStyle w:val="Normal"/>
         <w:spacing w:line="360" w:lineRule="auto" w:before="80" w:after="40"/>
         <w:jc w:val="center"/>
       </w:pPr>
@@ -14335,7 +14113,7 @@
     </w:tbl>
     <w:p>
       <w:pPr>
-        <w:pStyle w:val="BodyText"/>
+        <w:pStyle w:val="Normal"/>
         <w:spacing w:line="360" w:lineRule="auto"/>
         <w:ind w:firstLine="480"/>
         <w:jc w:val="both"/>
@@ -14369,7 +14147,7 @@
     </w:p>
     <w:p>
       <w:pPr>
-        <w:pStyle w:val="FirstParagraph"/>
+        <w:pStyle w:val="Normal"/>
         <w:spacing w:line="360" w:lineRule="auto"/>
         <w:ind w:firstLine="480"/>
         <w:jc w:val="both"/>
@@ -14385,7 +14163,7 @@
     </w:p>
     <w:p>
       <w:pPr>
-        <w:pStyle w:val="BodyText"/>
+        <w:pStyle w:val="Normal"/>
         <w:spacing w:line="360" w:lineRule="auto" w:before="80" w:after="40"/>
         <w:jc w:val="center"/>
       </w:pPr>
@@ -14595,7 +14373,7 @@
     </w:p>
     <w:p>
       <w:pPr>
-        <w:pStyle w:val="FirstParagraph"/>
+        <w:pStyle w:val="Normal"/>
         <w:spacing w:line="360" w:lineRule="auto"/>
         <w:ind w:firstLine="480"/>
         <w:jc w:val="both"/>
@@ -14611,7 +14389,7 @@
     </w:p>
     <w:p>
       <w:pPr>
-        <w:pStyle w:val="BodyText"/>
+        <w:pStyle w:val="Normal"/>
         <w:spacing w:line="360" w:lineRule="auto" w:before="80" w:after="40"/>
         <w:jc w:val="center"/>
       </w:pPr>
@@ -14957,7 +14735,7 @@
     </w:p>
     <w:p>
       <w:pPr>
-        <w:pStyle w:val="FirstParagraph"/>
+        <w:pStyle w:val="Normal"/>
         <w:spacing w:line="360" w:lineRule="auto"/>
         <w:ind w:firstLine="480"/>
         <w:jc w:val="both"/>
@@ -14973,7 +14751,7 @@
     </w:p>
     <w:p>
       <w:pPr>
-        <w:pStyle w:val="BodyText"/>
+        <w:pStyle w:val="Normal"/>
         <w:spacing w:line="360" w:lineRule="auto" w:before="80" w:after="40"/>
         <w:jc w:val="center"/>
       </w:pPr>
@@ -15205,7 +14983,7 @@
     </w:tbl>
     <w:p>
       <w:pPr>
-        <w:pStyle w:val="BodyText"/>
+        <w:pStyle w:val="Normal"/>
         <w:spacing w:line="360" w:lineRule="auto"/>
         <w:ind w:firstLine="480"/>
         <w:jc w:val="both"/>
@@ -15239,7 +15017,7 @@
     </w:p>
     <w:p>
       <w:pPr>
-        <w:pStyle w:val="FirstParagraph"/>
+        <w:pStyle w:val="Normal"/>
         <w:spacing w:line="360" w:lineRule="auto"/>
         <w:ind w:firstLine="480"/>
         <w:jc w:val="both"/>
@@ -15255,7 +15033,7 @@
     </w:p>
     <w:p>
       <w:pPr>
-        <w:pStyle w:val="BodyText"/>
+        <w:pStyle w:val="Normal"/>
         <w:spacing w:line="360" w:lineRule="auto" w:before="80" w:after="40"/>
         <w:jc w:val="center"/>
       </w:pPr>
@@ -15503,7 +15281,7 @@
     </w:p>
     <w:p>
       <w:pPr>
-        <w:pStyle w:val="FirstParagraph"/>
+        <w:pStyle w:val="Normal"/>
         <w:spacing w:line="360" w:lineRule="auto"/>
         <w:ind w:firstLine="480"/>
         <w:jc w:val="both"/>
@@ -15519,7 +15297,7 @@
     </w:p>
     <w:p>
       <w:pPr>
-        <w:pStyle w:val="BodyText"/>
+        <w:pStyle w:val="Normal"/>
         <w:spacing w:line="360" w:lineRule="auto" w:before="80" w:after="40"/>
         <w:jc w:val="center"/>
       </w:pPr>
@@ -16039,7 +15817,7 @@
     </w:p>
     <w:p>
       <w:pPr>
-        <w:pStyle w:val="FirstParagraph"/>
+        <w:pStyle w:val="Normal"/>
         <w:spacing w:line="360" w:lineRule="auto"/>
         <w:ind w:firstLine="480"/>
         <w:jc w:val="both"/>
@@ -16054,17 +15832,7 @@
       </w:r>
     </w:p>
     <w:p>
-      <w:pPr>
-        <w:spacing w:line="360" w:lineRule="auto"/>
-        <w:ind w:firstLine="480"/>
-        <w:jc w:val="both"/>
-      </w:pPr>
-      <w:r>
-        <w:rPr>
-          <w:rFonts w:ascii="Times New Roman" w:hAnsi="Times New Roman" w:eastAsia="宋体"/>
-          <w:b w:val="0"/>
-          <w:sz w:val="24"/>
-        </w:rPr>
+      <w:r>
         <w:pict>
           <v:rect style="width:0;height:1.5pt" o:hralign="center" o:hrstd="t" o:hr="t"/>
         </w:pict>
@@ -16075,7 +15843,7 @@
     <w:bookmarkStart w:id="107" w:name="结论"/>
     <w:p>
       <w:pPr>
-        <w:pStyle w:val="Heading2"/>
+        <w:pStyle w:val="Heading1"/>
         <w:spacing w:line="360" w:lineRule="auto" w:before="240" w:after="120"/>
         <w:jc w:val="center"/>
       </w:pPr>
@@ -16090,7 +15858,7 @@
     </w:p>
     <w:p>
       <w:pPr>
-        <w:pStyle w:val="FirstParagraph"/>
+        <w:pStyle w:val="Normal"/>
         <w:spacing w:line="360" w:lineRule="auto"/>
         <w:ind w:firstLine="480"/>
         <w:jc w:val="both"/>
@@ -16106,11 +15874,11 @@
     </w:p>
     <w:p>
       <w:pPr>
+        <w:pStyle w:val="Normal"/>
         <w:numPr>
           <w:ilvl w:val="0"/>
           <w:numId w:val="1031"/>
         </w:numPr>
-        <w:pStyle w:val="Compact"/>
         <w:spacing w:line="360" w:lineRule="auto"/>
         <w:ind w:firstLine="480"/>
         <w:jc w:val="both"/>
@@ -16135,11 +15903,11 @@
     </w:p>
     <w:p>
       <w:pPr>
+        <w:pStyle w:val="Normal"/>
         <w:numPr>
           <w:ilvl w:val="0"/>
           <w:numId w:val="1031"/>
         </w:numPr>
-        <w:pStyle w:val="Compact"/>
         <w:spacing w:line="360" w:lineRule="auto"/>
         <w:ind w:firstLine="480"/>
         <w:jc w:val="both"/>
@@ -16164,11 +15932,11 @@
     </w:p>
     <w:p>
       <w:pPr>
+        <w:pStyle w:val="Normal"/>
         <w:numPr>
           <w:ilvl w:val="0"/>
           <w:numId w:val="1031"/>
         </w:numPr>
-        <w:pStyle w:val="Compact"/>
         <w:spacing w:line="360" w:lineRule="auto"/>
         <w:ind w:firstLine="480"/>
         <w:jc w:val="both"/>
@@ -16193,11 +15961,11 @@
     </w:p>
     <w:p>
       <w:pPr>
+        <w:pStyle w:val="Normal"/>
         <w:numPr>
           <w:ilvl w:val="0"/>
           <w:numId w:val="1031"/>
         </w:numPr>
-        <w:pStyle w:val="Compact"/>
         <w:spacing w:line="360" w:lineRule="auto"/>
         <w:ind w:firstLine="480"/>
         <w:jc w:val="both"/>
@@ -16222,11 +15990,11 @@
     </w:p>
     <w:p>
       <w:pPr>
+        <w:pStyle w:val="Normal"/>
         <w:numPr>
           <w:ilvl w:val="0"/>
           <w:numId w:val="1031"/>
         </w:numPr>
-        <w:pStyle w:val="Compact"/>
         <w:spacing w:line="360" w:lineRule="auto"/>
         <w:ind w:firstLine="480"/>
         <w:jc w:val="both"/>
@@ -16251,11 +16019,11 @@
     </w:p>
     <w:p>
       <w:pPr>
+        <w:pStyle w:val="Normal"/>
         <w:numPr>
           <w:ilvl w:val="0"/>
           <w:numId w:val="1031"/>
         </w:numPr>
-        <w:pStyle w:val="Compact"/>
         <w:spacing w:line="360" w:lineRule="auto"/>
         <w:ind w:firstLine="480"/>
         <w:jc w:val="both"/>
@@ -16280,11 +16048,11 @@
     </w:p>
     <w:p>
       <w:pPr>
+        <w:pStyle w:val="Normal"/>
         <w:numPr>
           <w:ilvl w:val="0"/>
           <w:numId w:val="1031"/>
         </w:numPr>
-        <w:pStyle w:val="Compact"/>
         <w:spacing w:line="360" w:lineRule="auto"/>
         <w:ind w:firstLine="480"/>
         <w:jc w:val="both"/>
@@ -16309,11 +16077,11 @@
     </w:p>
     <w:p>
       <w:pPr>
+        <w:pStyle w:val="Normal"/>
         <w:numPr>
           <w:ilvl w:val="0"/>
           <w:numId w:val="1031"/>
         </w:numPr>
-        <w:pStyle w:val="Compact"/>
         <w:spacing w:line="360" w:lineRule="auto"/>
         <w:ind w:firstLine="480"/>
         <w:jc w:val="both"/>
@@ -16338,11 +16106,11 @@
     </w:p>
     <w:p>
       <w:pPr>
+        <w:pStyle w:val="Normal"/>
         <w:numPr>
           <w:ilvl w:val="0"/>
           <w:numId w:val="1031"/>
         </w:numPr>
-        <w:pStyle w:val="Compact"/>
         <w:spacing w:line="360" w:lineRule="auto"/>
         <w:ind w:firstLine="480"/>
         <w:jc w:val="both"/>
@@ -16367,7 +16135,7 @@
     </w:p>
     <w:p>
       <w:pPr>
-        <w:pStyle w:val="FirstParagraph"/>
+        <w:pStyle w:val="Normal"/>
         <w:spacing w:line="360" w:lineRule="auto"/>
         <w:ind w:firstLine="480"/>
         <w:jc w:val="both"/>
@@ -16383,7 +16151,7 @@
     </w:p>
     <w:p>
       <w:pPr>
-        <w:pStyle w:val="BodyText"/>
+        <w:pStyle w:val="Normal"/>
         <w:spacing w:line="360" w:lineRule="auto"/>
         <w:ind w:firstLine="480"/>
         <w:jc w:val="both"/>
@@ -16408,11 +16176,11 @@
     </w:p>
     <w:p>
       <w:pPr>
+        <w:pStyle w:val="Normal"/>
         <w:numPr>
           <w:ilvl w:val="0"/>
           <w:numId w:val="1032"/>
         </w:numPr>
-        <w:pStyle w:val="Compact"/>
         <w:spacing w:line="360" w:lineRule="auto"/>
         <w:ind w:firstLine="480"/>
         <w:jc w:val="both"/>
@@ -16437,11 +16205,11 @@
     </w:p>
     <w:p>
       <w:pPr>
+        <w:pStyle w:val="Normal"/>
         <w:numPr>
           <w:ilvl w:val="0"/>
           <w:numId w:val="1032"/>
         </w:numPr>
-        <w:pStyle w:val="Compact"/>
         <w:spacing w:line="360" w:lineRule="auto"/>
         <w:ind w:firstLine="480"/>
         <w:jc w:val="both"/>
@@ -16466,11 +16234,11 @@
     </w:p>
     <w:p>
       <w:pPr>
+        <w:pStyle w:val="Normal"/>
         <w:numPr>
           <w:ilvl w:val="0"/>
           <w:numId w:val="1032"/>
         </w:numPr>
-        <w:pStyle w:val="Compact"/>
         <w:spacing w:line="360" w:lineRule="auto"/>
         <w:ind w:firstLine="480"/>
         <w:jc w:val="both"/>
@@ -16495,11 +16263,11 @@
     </w:p>
     <w:p>
       <w:pPr>
+        <w:pStyle w:val="Normal"/>
         <w:numPr>
           <w:ilvl w:val="0"/>
           <w:numId w:val="1032"/>
         </w:numPr>
-        <w:pStyle w:val="Compact"/>
         <w:spacing w:line="360" w:lineRule="auto"/>
         <w:ind w:firstLine="480"/>
         <w:jc w:val="both"/>
@@ -16524,11 +16292,11 @@
     </w:p>
     <w:p>
       <w:pPr>
+        <w:pStyle w:val="Normal"/>
         <w:numPr>
           <w:ilvl w:val="0"/>
           <w:numId w:val="1032"/>
         </w:numPr>
-        <w:pStyle w:val="Compact"/>
         <w:spacing w:line="360" w:lineRule="auto"/>
         <w:ind w:firstLine="480"/>
         <w:jc w:val="both"/>
@@ -16553,7 +16321,7 @@
     </w:p>
     <w:p>
       <w:pPr>
-        <w:pStyle w:val="FirstParagraph"/>
+        <w:pStyle w:val="Normal"/>
         <w:spacing w:line="360" w:lineRule="auto"/>
         <w:ind w:firstLine="480"/>
         <w:jc w:val="both"/>
@@ -16578,11 +16346,11 @@
     </w:p>
     <w:p>
       <w:pPr>
+        <w:pStyle w:val="Normal"/>
         <w:numPr>
           <w:ilvl w:val="0"/>
           <w:numId w:val="1033"/>
         </w:numPr>
-        <w:pStyle w:val="Compact"/>
         <w:spacing w:line="360" w:lineRule="auto"/>
         <w:ind w:firstLine="480"/>
         <w:jc w:val="both"/>
@@ -16607,11 +16375,11 @@
     </w:p>
     <w:p>
       <w:pPr>
+        <w:pStyle w:val="Normal"/>
         <w:numPr>
           <w:ilvl w:val="0"/>
           <w:numId w:val="1033"/>
         </w:numPr>
-        <w:pStyle w:val="Compact"/>
         <w:spacing w:line="360" w:lineRule="auto"/>
         <w:ind w:firstLine="480"/>
         <w:jc w:val="both"/>
@@ -16636,11 +16404,11 @@
     </w:p>
     <w:p>
       <w:pPr>
+        <w:pStyle w:val="Normal"/>
         <w:numPr>
           <w:ilvl w:val="0"/>
           <w:numId w:val="1033"/>
         </w:numPr>
-        <w:pStyle w:val="Compact"/>
         <w:spacing w:line="360" w:lineRule="auto"/>
         <w:ind w:firstLine="480"/>
         <w:jc w:val="both"/>
@@ -16665,11 +16433,11 @@
     </w:p>
     <w:p>
       <w:pPr>
+        <w:pStyle w:val="Normal"/>
         <w:numPr>
           <w:ilvl w:val="0"/>
           <w:numId w:val="1033"/>
         </w:numPr>
-        <w:pStyle w:val="Compact"/>
         <w:spacing w:line="360" w:lineRule="auto"/>
         <w:ind w:firstLine="480"/>
         <w:jc w:val="both"/>
@@ -16694,11 +16462,11 @@
     </w:p>
     <w:p>
       <w:pPr>
+        <w:pStyle w:val="Normal"/>
         <w:numPr>
           <w:ilvl w:val="0"/>
           <w:numId w:val="1033"/>
         </w:numPr>
-        <w:pStyle w:val="Compact"/>
         <w:spacing w:line="360" w:lineRule="auto"/>
         <w:ind w:firstLine="480"/>
         <w:jc w:val="both"/>
@@ -16723,11 +16491,11 @@
     </w:p>
     <w:p>
       <w:pPr>
+        <w:pStyle w:val="Normal"/>
         <w:numPr>
           <w:ilvl w:val="0"/>
           <w:numId w:val="1033"/>
         </w:numPr>
-        <w:pStyle w:val="Compact"/>
         <w:spacing w:line="360" w:lineRule="auto"/>
         <w:ind w:firstLine="480"/>
         <w:jc w:val="both"/>
@@ -16752,11 +16520,11 @@
     </w:p>
     <w:p>
       <w:pPr>
+        <w:pStyle w:val="Normal"/>
         <w:numPr>
           <w:ilvl w:val="0"/>
           <w:numId w:val="1033"/>
         </w:numPr>
-        <w:pStyle w:val="Compact"/>
         <w:spacing w:line="360" w:lineRule="auto"/>
         <w:ind w:firstLine="480"/>
         <w:jc w:val="both"/>
@@ -16780,17 +16548,7 @@
       </w:r>
     </w:p>
     <w:p>
-      <w:pPr>
-        <w:spacing w:line="360" w:lineRule="auto"/>
-        <w:ind w:firstLine="480"/>
-        <w:jc w:val="both"/>
-      </w:pPr>
-      <w:r>
-        <w:rPr>
-          <w:rFonts w:ascii="Times New Roman" w:hAnsi="Times New Roman" w:eastAsia="宋体"/>
-          <w:b w:val="0"/>
-          <w:sz w:val="24"/>
-        </w:rPr>
+      <w:r>
         <w:pict>
           <v:rect style="width:0;height:1.5pt" o:hralign="center" o:hrstd="t" o:hr="t"/>
         </w:pict>
@@ -16800,7 +16558,7 @@
     <w:bookmarkStart w:id="108" w:name="参考文献"/>
     <w:p>
       <w:pPr>
-        <w:pStyle w:val="Heading2"/>
+        <w:pStyle w:val="Heading1"/>
         <w:spacing w:line="360" w:lineRule="auto" w:before="240" w:after="120"/>
         <w:jc w:val="center"/>
       </w:pPr>
@@ -16815,7 +16573,7 @@
     </w:p>
     <w:p>
       <w:pPr>
-        <w:pStyle w:val="FirstParagraph"/>
+        <w:pStyle w:val="Normal"/>
         <w:spacing w:line="360" w:lineRule="auto"/>
         <w:ind w:firstLine="480"/>
         <w:jc w:val="both"/>
@@ -17246,17 +17004,7 @@
       </w:r>
     </w:p>
     <w:p>
-      <w:pPr>
-        <w:spacing w:line="360" w:lineRule="auto"/>
-        <w:ind w:firstLine="480"/>
-        <w:jc w:val="both"/>
-      </w:pPr>
-      <w:r>
-        <w:rPr>
-          <w:rFonts w:ascii="Times New Roman" w:hAnsi="Times New Roman" w:eastAsia="宋体"/>
-          <w:b w:val="0"/>
-          <w:sz w:val="24"/>
-        </w:rPr>
+      <w:r>
         <w:pict>
           <v:rect style="width:0;height:1.5pt" o:hralign="center" o:hrstd="t" o:hr="t"/>
         </w:pict>
@@ -17266,7 +17014,7 @@
     <w:bookmarkStart w:id="109" w:name="致谢"/>
     <w:p>
       <w:pPr>
-        <w:pStyle w:val="Heading2"/>
+        <w:pStyle w:val="Heading1"/>
         <w:spacing w:line="360" w:lineRule="auto" w:before="240" w:after="120"/>
         <w:jc w:val="center"/>
       </w:pPr>
@@ -17281,7 +17029,7 @@
     </w:p>
     <w:p>
       <w:pPr>
-        <w:pStyle w:val="FirstParagraph"/>
+        <w:pStyle w:val="Normal"/>
         <w:spacing w:line="360" w:lineRule="auto"/>
         <w:ind w:firstLine="480"/>
         <w:jc w:val="both"/>
@@ -17297,7 +17045,7 @@
     </w:p>
     <w:p>
       <w:pPr>
-        <w:pStyle w:val="BodyText"/>
+        <w:pStyle w:val="Normal"/>
         <w:spacing w:line="360" w:lineRule="auto"/>
         <w:ind w:firstLine="480"/>
         <w:jc w:val="both"/>
@@ -17313,7 +17061,7 @@
     </w:p>
     <w:p>
       <w:pPr>
-        <w:pStyle w:val="BodyText"/>
+        <w:pStyle w:val="Normal"/>
         <w:spacing w:line="360" w:lineRule="auto"/>
         <w:ind w:firstLine="480"/>
         <w:jc w:val="both"/>
@@ -17329,7 +17077,7 @@
     </w:p>
     <w:p>
       <w:pPr>
-        <w:pStyle w:val="BodyText"/>
+        <w:pStyle w:val="Normal"/>
         <w:spacing w:line="360" w:lineRule="auto"/>
         <w:ind w:firstLine="480"/>
         <w:jc w:val="both"/>
@@ -17345,7 +17093,7 @@
     </w:p>
     <w:p>
       <w:pPr>
-        <w:pStyle w:val="BodyText"/>
+        <w:pStyle w:val="Normal"/>
         <w:spacing w:line="360" w:lineRule="auto"/>
         <w:ind w:firstLine="480"/>
         <w:jc w:val="both"/>
@@ -17361,7 +17109,7 @@
     </w:p>
     <w:p>
       <w:pPr>
-        <w:pStyle w:val="BodyText"/>
+        <w:pStyle w:val="Normal"/>
         <w:spacing w:line="360" w:lineRule="auto"/>
         <w:ind w:firstLine="480"/>
         <w:jc w:val="both"/>
@@ -17377,7 +17125,7 @@
     </w:p>
     <w:p>
       <w:pPr>
-        <w:pStyle w:val="BodyText"/>
+        <w:pStyle w:val="Normal"/>
         <w:spacing w:line="360" w:lineRule="auto"/>
         <w:ind w:firstLine="480"/>
         <w:jc w:val="both"/>
@@ -17393,7 +17141,7 @@
     </w:p>
     <w:p>
       <w:pPr>
-        <w:pStyle w:val="BodyText"/>
+        <w:pStyle w:val="Normal"/>
         <w:spacing w:line="360" w:lineRule="auto"/>
         <w:ind w:firstLine="480"/>
         <w:jc w:val="both"/>
@@ -17408,17 +17156,7 @@
       </w:r>
     </w:p>
     <w:p>
-      <w:pPr>
-        <w:spacing w:line="360" w:lineRule="auto"/>
-        <w:ind w:firstLine="480"/>
-        <w:jc w:val="both"/>
-      </w:pPr>
-      <w:r>
-        <w:rPr>
-          <w:rFonts w:ascii="Times New Roman" w:hAnsi="Times New Roman" w:eastAsia="宋体"/>
-          <w:b w:val="0"/>
-          <w:sz w:val="24"/>
-        </w:rPr>
+      <w:r>
         <w:pict>
           <v:rect style="width:0;height:1.5pt" o:hralign="center" o:hrstd="t" o:hr="t"/>
         </w:pict>
@@ -17428,7 +17166,7 @@
     <w:bookmarkStart w:id="111" w:name="附录"/>
     <w:p>
       <w:pPr>
-        <w:pStyle w:val="Heading2"/>
+        <w:pStyle w:val="Heading1"/>
         <w:spacing w:line="360" w:lineRule="auto" w:before="240" w:after="120"/>
         <w:jc w:val="center"/>
       </w:pPr>
@@ -17444,23 +17182,22 @@
     <w:bookmarkStart w:id="110" w:name="附录a-fen-safe-v1.1-加密算法权威测试报告"/>
     <w:p>
       <w:pPr>
-        <w:pStyle w:val="Heading3"/>
-        <w:spacing w:line="360" w:lineRule="auto" w:before="120" w:after="60"/>
-        <w:ind w:firstLine="560"/>
+        <w:pStyle w:val="Heading2"/>
+        <w:spacing w:line="360" w:lineRule="auto" w:before="160" w:after="80"/>
         <w:jc w:val="left"/>
       </w:pPr>
       <w:r>
         <w:rPr>
           <w:rFonts w:ascii="Times New Roman" w:hAnsi="Times New Roman" w:eastAsia="宋体"/>
           <w:b/>
-          <w:sz w:val="28"/>
+          <w:sz w:val="30"/>
         </w:rPr>
         <w:t xml:space="preserve">附录A FEN-SAFE v1.1 加密算法权威测试报告</w:t>
       </w:r>
     </w:p>
     <w:p>
       <w:pPr>
-        <w:pStyle w:val="FirstParagraph"/>
+        <w:pStyle w:val="Normal"/>
         <w:spacing w:line="360" w:lineRule="auto"/>
         <w:ind w:firstLine="480"/>
         <w:jc w:val="both"/>
@@ -17534,7 +17271,7 @@
     </w:p>
     <w:p>
       <w:pPr>
-        <w:pStyle w:val="BodyText"/>
+        <w:pStyle w:val="Normal"/>
         <w:spacing w:line="360" w:lineRule="auto"/>
         <w:ind w:firstLine="480"/>
         <w:jc w:val="both"/>
@@ -17574,7 +17311,7 @@
     </w:p>
     <w:p>
       <w:pPr>
-        <w:pStyle w:val="BodyText"/>
+        <w:pStyle w:val="Normal"/>
         <w:spacing w:line="360" w:lineRule="auto" w:before="80" w:after="40"/>
         <w:jc w:val="center"/>
       </w:pPr>
@@ -18137,7 +17874,7 @@
     </w:tbl>
     <w:p>
       <w:pPr>
-        <w:pStyle w:val="BodyText"/>
+        <w:pStyle w:val="Normal"/>
         <w:spacing w:line="360" w:lineRule="auto"/>
         <w:ind w:firstLine="480"/>
         <w:jc w:val="both"/>
@@ -18161,17 +17898,7 @@
       </w:r>
     </w:p>
     <w:p>
-      <w:pPr>
-        <w:spacing w:line="360" w:lineRule="auto"/>
-        <w:ind w:firstLine="480"/>
-        <w:jc w:val="both"/>
-      </w:pPr>
-      <w:r>
-        <w:rPr>
-          <w:rFonts w:ascii="Times New Roman" w:hAnsi="Times New Roman" w:eastAsia="宋体"/>
-          <w:b w:val="0"/>
-          <w:sz w:val="24"/>
-        </w:rPr>
+      <w:r>
         <w:pict>
           <v:rect style="width:0;height:1.5pt" o:hralign="center" o:hrstd="t" o:hr="t"/>
         </w:pict>
@@ -18179,7 +17906,7 @@
     </w:p>
     <w:p>
       <w:pPr>
-        <w:pStyle w:val="FirstParagraph"/>
+        <w:pStyle w:val="Normal"/>
         <w:spacing w:line="360" w:lineRule="auto"/>
         <w:ind w:firstLine="480"/>
         <w:jc w:val="both"/>
@@ -18196,7 +17923,7 @@
     </w:p>
     <w:p>
       <w:pPr>
-        <w:pStyle w:val="BodyText"/>
+        <w:pStyle w:val="Normal"/>
         <w:spacing w:line="360" w:lineRule="auto"/>
         <w:ind w:firstLine="480"/>
         <w:jc w:val="both"/>
@@ -18213,7 +17940,7 @@
     </w:p>
     <w:p>
       <w:pPr>
-        <w:pStyle w:val="BodyText"/>
+        <w:pStyle w:val="Normal"/>
         <w:spacing w:line="360" w:lineRule="auto"/>
         <w:ind w:firstLine="480"/>
         <w:jc w:val="both"/>
@@ -18230,7 +17957,7 @@
     </w:p>
     <w:p>
       <w:pPr>
-        <w:pStyle w:val="BodyText"/>
+        <w:pStyle w:val="Normal"/>
         <w:spacing w:line="360" w:lineRule="auto"/>
         <w:ind w:firstLine="480"/>
         <w:jc w:val="both"/>
@@ -18247,7 +17974,7 @@
     </w:p>
     <w:p>
       <w:pPr>
-        <w:pStyle w:val="BodyText"/>
+        <w:pStyle w:val="Normal"/>
         <w:spacing w:line="360" w:lineRule="auto"/>
         <w:ind w:firstLine="480"/>
         <w:jc w:val="both"/>
@@ -18264,7 +17991,7 @@
     </w:p>
     <w:p>
       <w:pPr>
-        <w:pStyle w:val="BodyText"/>
+        <w:pStyle w:val="Normal"/>
         <w:spacing w:line="360" w:lineRule="auto"/>
         <w:ind w:firstLine="480"/>
         <w:jc w:val="both"/>
